--- a/docs/questy/Dzwon między nami.docx
+++ b/docs/questy/Dzwon między nami.docx
@@ -3,466 +3,4541 @@
 <w:document xmlns:wpc="http://schemas.microsoft.com/office/word/2010/wordprocessingCanvas" xmlns:cx="http://schemas.microsoft.com/office/drawing/2014/chartex" xmlns:cx1="http://schemas.microsoft.com/office/drawing/2015/9/8/chartex" xmlns:cx2="http://schemas.microsoft.com/office/drawing/2015/10/21/chartex" xmlns:cx3="http://schemas.microsoft.com/office/drawing/2016/5/9/chartex" xmlns:cx4="http://schemas.microsoft.com/office/drawing/2016/5/10/chartex" xmlns:cx5="http://schemas.microsoft.com/office/drawing/2016/5/11/chartex" xmlns:cx6="http://schemas.microsoft.com/office/drawing/2016/5/12/chartex" xmlns:cx7="http://schemas.microsoft.com/office/drawing/2016/5/13/chartex" xmlns:cx8="http://schemas.microsoft.com/office/drawing/2016/5/14/chartex" xmlns:mc="http://schemas.openxmlformats.org/markup-compatibility/2006" xmlns:aink="http://schemas.microsoft.com/office/drawing/2016/ink" xmlns:am3d="http://schemas.microsoft.com/office/drawing/2017/model3d" xmlns:o="urn:schemas-microsoft-com:office:office" xmlns:oel="http://schemas.microsoft.com/office/2019/extlst" xmlns:r="http://schemas.openxmlformats.org/officeDocument/2006/relationships" xmlns:m="http://schemas.openxmlformats.org/officeDocument/2006/math" xmlns:v="urn:schemas-microsoft-com:vml" xmlns:wp14="http://schemas.microsoft.com/office/word/2010/wordprocessingDrawing" xmlns:wp="http://schemas.openxmlformats.org/drawingml/2006/wordprocessingDrawing" xmlns:w10="urn:schemas-microsoft-com:office:word" xmlns:w="http://schemas.openxmlformats.org/wordprocessingml/2006/main" xmlns:w14="http://schemas.microsoft.com/office/word/2010/wordml" xmlns:w15="http://schemas.microsoft.com/office/word/2012/wordml" xmlns:w16cex="http://schemas.microsoft.com/office/word/2018/wordml/cex" xmlns:w16cid="http://schemas.microsoft.com/office/word/2016/wordml/cid" xmlns:w16="http://schemas.microsoft.com/office/word/2018/wordml" xmlns:w16du="http://schemas.microsoft.com/office/word/2023/wordml/word16du" xmlns:w16sdtdh="http://schemas.microsoft.com/office/word/2020/wordml/sdtdatahash" xmlns:w16sdtfl="http://schemas.microsoft.com/office/word/2024/wordml/sdtformatlock" xmlns:w16se="http://schemas.microsoft.com/office/word/2015/wordml/symex" xmlns:wpg="http://schemas.microsoft.com/office/word/2010/wordprocessingGroup" xmlns:wpi="http://schemas.microsoft.com/office/word/2010/wordprocessingInk" xmlns:wne="http://schemas.microsoft.com/office/word/2006/wordml" xmlns:wps="http://schemas.microsoft.com/office/word/2010/wordprocessingShape" mc:Ignorable="w14 w15 w16se w16cid w16 w16cex w16sdtdh w16sdtfl w16du wp14">
   <w:body>
     <w:p>
-      <w:r>
-        <w:t>NAZWA:</w:t>
-      </w:r>
-    </w:p>
-    <w:p>
-      <w:r>
-        <w:t>Dzwon między nami</w:t>
-      </w:r>
-    </w:p>
+      <w:pPr>
+        <w:rPr>
+          <w:b/>
+          <w:bCs/>
+        </w:rPr>
+      </w:pPr>
+      <w:r>
+        <w:rPr>
+          <w:b/>
+          <w:bCs/>
+        </w:rPr>
+        <w:t>QUEST: Dzwon między nami</w:t>
+      </w:r>
+    </w:p>
+    <w:p>
+      <w:r>
+        <w:rPr>
+          <w:b/>
+          <w:bCs/>
+        </w:rPr>
+        <w:t>Miejsce rozpoczęcia:</w:t>
+      </w:r>
+      <w:r>
+        <w:t xml:space="preserve"> Wieś </w:t>
+      </w:r>
+      <w:proofErr w:type="spellStart"/>
+      <w:r>
+        <w:rPr>
+          <w:b/>
+          <w:bCs/>
+        </w:rPr>
+        <w:t>Elarin</w:t>
+      </w:r>
+      <w:proofErr w:type="spellEnd"/>
+    </w:p>
+    <w:p>
+      <w:r>
+        <w:rPr>
+          <w:b/>
+          <w:bCs/>
+        </w:rPr>
+        <w:t>Typ:</w:t>
+      </w:r>
+      <w:r>
+        <w:t xml:space="preserve"> Quest wieloetapowy</w:t>
+      </w:r>
+      <w:r>
+        <w:br/>
+      </w:r>
+      <w:r>
+        <w:rPr>
+          <w:b/>
+          <w:bCs/>
+        </w:rPr>
+        <w:t>Lokacje:</w:t>
+      </w:r>
+      <w:r>
+        <w:t xml:space="preserve"> </w:t>
+      </w:r>
+      <w:proofErr w:type="spellStart"/>
+      <w:r>
+        <w:t>Elarin</w:t>
+      </w:r>
+      <w:proofErr w:type="spellEnd"/>
+      <w:r>
+        <w:t xml:space="preserve"> → opcjonalnie </w:t>
+      </w:r>
+      <w:proofErr w:type="spellStart"/>
+      <w:r>
+        <w:t>Valdren</w:t>
+      </w:r>
+      <w:proofErr w:type="spellEnd"/>
+      <w:r>
+        <w:br/>
+      </w:r>
+      <w:r>
+        <w:rPr>
+          <w:b/>
+          <w:bCs/>
+        </w:rPr>
+        <w:t>Możliwe statystyki:</w:t>
+      </w:r>
+      <w:r>
+        <w:t xml:space="preserve"> Dyplomacja, Nauka, Intryga</w:t>
+      </w:r>
+      <w:r>
+        <w:br/>
+      </w:r>
+      <w:r>
+        <w:rPr>
+          <w:b/>
+          <w:bCs/>
+        </w:rPr>
+        <w:t>Liczba głównych zakończeń:</w:t>
+      </w:r>
+      <w:r>
+        <w:t xml:space="preserve"> 4</w:t>
+      </w:r>
+    </w:p>
+    <w:p>
+      <w:r>
+        <w:pict w14:anchorId="0B9B471A">
+          <v:rect id="_x0000_i1163" style="width:0;height:1.5pt" o:hralign="center" o:hrstd="t" o:hr="t" fillcolor="#a0a0a0" stroked="f"/>
+        </w:pict>
+      </w:r>
+    </w:p>
+    <w:p>
+      <w:pPr>
+        <w:rPr>
+          <w:b/>
+          <w:bCs/>
+        </w:rPr>
+      </w:pPr>
+      <w:r>
+        <w:rPr>
+          <w:b/>
+          <w:bCs/>
+        </w:rPr>
+        <w:t>OPIS QUESTA</w:t>
+      </w:r>
+    </w:p>
+    <w:p>
+      <w:r>
+        <w:t>Nocami spod starego cmentarza słychać dzwonienie.</w:t>
+      </w:r>
+    </w:p>
+    <w:p>
+      <w:r>
+        <w:t>Wieś opłaci trud śmiałka, który sprawi, że dzwony zamilkną na wieki.</w:t>
+      </w:r>
+    </w:p>
+    <w:p>
+      <w:proofErr w:type="spellStart"/>
+      <w:r>
+        <w:t>Elarin</w:t>
+      </w:r>
+      <w:proofErr w:type="spellEnd"/>
+      <w:r>
+        <w:t xml:space="preserve"> jest zwykle spokojnym, melancholijnym miejscem. Mimo to od pewnego czasu nocami mieszkańców budzi dźwięk starego dzwonu dochodzący z cmentarza.</w:t>
+      </w:r>
+    </w:p>
+    <w:p>
+      <w:r>
+        <w:t>Większość ludzi zlewa temat albo udaje, że problem nie istnieje.</w:t>
+      </w:r>
+    </w:p>
+    <w:p>
+      <w:r>
+        <w:t>Kilka rodzin, które dawniej korzystały z pomocy opiekuna cmentarza, wspomina jednak, że być może ktoś chce kontynuować jego dziedzictwo.</w:t>
+      </w:r>
+    </w:p>
+    <w:p>
+      <w:r>
+        <w:pict w14:anchorId="5F03759A">
+          <v:rect id="_x0000_i1164" style="width:0;height:1.5pt" o:hralign="center" o:hrstd="t" o:hr="t" fillcolor="#a0a0a0" stroked="f"/>
+        </w:pict>
+      </w:r>
+    </w:p>
+    <w:p>
+      <w:pPr>
+        <w:rPr>
+          <w:b/>
+          <w:bCs/>
+        </w:rPr>
+      </w:pPr>
+      <w:r>
+        <w:rPr>
+          <w:b/>
+          <w:bCs/>
+        </w:rPr>
+        <w:t>ETAP 1 — Co dzieje się na cmentarzu?</w:t>
+      </w:r>
+    </w:p>
+    <w:p>
+      <w:r>
+        <w:t xml:space="preserve">Gracz rozpoczyna śledztwo w </w:t>
+      </w:r>
+      <w:proofErr w:type="spellStart"/>
+      <w:r>
+        <w:t>Elarin</w:t>
+      </w:r>
+      <w:proofErr w:type="spellEnd"/>
+      <w:r>
+        <w:t>.</w:t>
+      </w:r>
+    </w:p>
+    <w:p>
+      <w:r>
+        <w:t>Ma dwie główne możliwości.</w:t>
+      </w:r>
+    </w:p>
+    <w:p>
+      <w:r>
+        <w:pict w14:anchorId="22C387E3">
+          <v:rect id="_x0000_i1165" style="width:0;height:1.5pt" o:hralign="center" o:hrstd="t" o:hr="t" fillcolor="#a0a0a0" stroked="f"/>
+        </w:pict>
+      </w:r>
+    </w:p>
+    <w:p>
+      <w:pPr>
+        <w:rPr>
+          <w:b/>
+          <w:bCs/>
+        </w:rPr>
+      </w:pPr>
+      <w:r>
+        <w:rPr>
+          <w:b/>
+          <w:bCs/>
+        </w:rPr>
+        <w:t>OPCJA 1 — Wypytaj ludzi</w:t>
+      </w:r>
+    </w:p>
+    <w:p>
+      <w:r>
+        <w:rPr>
+          <w:b/>
+          <w:bCs/>
+        </w:rPr>
+        <w:t>Test:</w:t>
+      </w:r>
+      <w:r>
+        <w:t xml:space="preserve"> Dyplomacja 12</w:t>
+      </w:r>
+    </w:p>
+    <w:p>
+      <w:pPr>
+        <w:rPr>
+          <w:b/>
+          <w:bCs/>
+        </w:rPr>
+      </w:pPr>
+      <w:r>
+        <w:rPr>
+          <w:b/>
+          <w:bCs/>
+        </w:rPr>
+        <w:t>Sukces</w:t>
+      </w:r>
+    </w:p>
+    <w:p>
+      <w:r>
+        <w:t>Dowiadujesz się o starej kaplicy.</w:t>
+      </w:r>
+    </w:p>
+    <w:p>
+      <w:r>
+        <w:t>Niegdyś opiekował się nią stary kapłan. Dbał o mieszkańców nawet wtedy, gdy sam niewiele posiadał.</w:t>
+      </w:r>
+    </w:p>
+    <w:p>
+      <w:r>
+        <w:t>Wieśniacy za jego pomoc dostarczali mu jedzenie i pomagali mu przetrwać zimy.</w:t>
+      </w:r>
+    </w:p>
+    <w:p>
+      <w:r>
+        <w:t>Podczas rozmów mieszkańcy zaczynają przypominać sobie coraz więcej.</w:t>
+      </w:r>
+    </w:p>
+    <w:p>
+      <w:r>
+        <w:t>Stary opiekun szczególnie lubił przebywać na wieży dzwonniczej.</w:t>
+      </w:r>
+    </w:p>
+    <w:p>
+      <w:r>
+        <w:t xml:space="preserve">→ </w:t>
+      </w:r>
+      <w:r>
+        <w:rPr>
+          <w:b/>
+          <w:bCs/>
+        </w:rPr>
+        <w:t>ETAP 2A — Dzwonnica</w:t>
+      </w:r>
+    </w:p>
+    <w:p>
+      <w:pPr>
+        <w:rPr>
+          <w:b/>
+          <w:bCs/>
+        </w:rPr>
+      </w:pPr>
+      <w:r>
+        <w:rPr>
+          <w:b/>
+          <w:bCs/>
+        </w:rPr>
+        <w:lastRenderedPageBreak/>
+        <w:t>Porażka</w:t>
+      </w:r>
+    </w:p>
+    <w:p>
+      <w:r>
+        <w:t>Nikt nie chce z tobą rozmawiać.</w:t>
+      </w:r>
+    </w:p>
+    <w:p>
+      <w:r>
+        <w:t>Ludzie udają, że cię nie słyszą. Niektórzy zaczynają patrzeć na ciebie tak, jakbyś był opętany.</w:t>
+      </w:r>
+    </w:p>
+    <w:p>
+      <w:r>
+        <w:t>Uznają cię za jednego z tych ludzi, którzy próbują rozwiązać problem, którego lepiej nie ruszać.</w:t>
+      </w:r>
+    </w:p>
+    <w:p>
+      <w:r>
+        <w:rPr>
+          <w:b/>
+          <w:bCs/>
+        </w:rPr>
+        <w:t>Quest pozostaje aktywny.</w:t>
+      </w:r>
+    </w:p>
+    <w:p>
+      <w:r>
+        <w:t>Gracz może spróbować ponownie lub wybrać inną drogę.</w:t>
+      </w:r>
+    </w:p>
+    <w:p>
+      <w:r>
+        <w:pict w14:anchorId="4240DB5E">
+          <v:rect id="_x0000_i1166" style="width:0;height:1.5pt" o:hralign="center" o:hrstd="t" o:hr="t" fillcolor="#a0a0a0" stroked="f"/>
+        </w:pict>
+      </w:r>
+    </w:p>
+    <w:p>
+      <w:pPr>
+        <w:rPr>
+          <w:b/>
+          <w:bCs/>
+        </w:rPr>
+      </w:pPr>
+      <w:r>
+        <w:rPr>
+          <w:b/>
+          <w:bCs/>
+        </w:rPr>
+        <w:t>OPCJA 2 — Zbadaj ślady na cmentarzu</w:t>
+      </w:r>
+    </w:p>
+    <w:p>
+      <w:r>
+        <w:rPr>
+          <w:b/>
+          <w:bCs/>
+        </w:rPr>
+        <w:t>Test:</w:t>
+      </w:r>
+      <w:r>
+        <w:t xml:space="preserve"> Nauka 10</w:t>
+      </w:r>
+    </w:p>
+    <w:p>
+      <w:pPr>
+        <w:rPr>
+          <w:b/>
+          <w:bCs/>
+        </w:rPr>
+      </w:pPr>
+      <w:r>
+        <w:rPr>
+          <w:b/>
+          <w:bCs/>
+        </w:rPr>
+        <w:t>Sukces</w:t>
+      </w:r>
+    </w:p>
+    <w:p>
+      <w:r>
+        <w:t>Przeszukując cmentarz, zwracasz uwagę na jeden szczególny grób.</w:t>
+      </w:r>
+    </w:p>
+    <w:p>
+      <w:r>
+        <w:t>W przeciwieństwie do pozostałych zawsze leżą na nim świeże kwiaty.</w:t>
+      </w:r>
+    </w:p>
+    <w:p>
+      <w:r>
+        <w:t>Palą się przy nim ozdobne naczynia z woskiem, a czasem ktoś pozostawia nawet jedzenie.</w:t>
+      </w:r>
+    </w:p>
+    <w:p>
+      <w:r>
+        <w:t>Wygląda na to, że ktoś regularnie tutaj przychodzi.</w:t>
+      </w:r>
+    </w:p>
+    <w:p>
+      <w:r>
+        <w:t xml:space="preserve">→ </w:t>
+      </w:r>
+      <w:r>
+        <w:rPr>
+          <w:b/>
+          <w:bCs/>
+        </w:rPr>
+        <w:t>ETAP 2B — Grób opiekuna</w:t>
+      </w:r>
+    </w:p>
+    <w:p>
+      <w:pPr>
+        <w:rPr>
+          <w:b/>
+          <w:bCs/>
+        </w:rPr>
+      </w:pPr>
+      <w:r>
+        <w:rPr>
+          <w:b/>
+          <w:bCs/>
+        </w:rPr>
+        <w:t>Porażka</w:t>
+      </w:r>
+    </w:p>
+    <w:p>
+      <w:r>
+        <w:t>Długie poszukiwania i niełączące się ze sobą fakty zbijają cię z tropu.</w:t>
+      </w:r>
+    </w:p>
+    <w:p>
+      <w:r>
+        <w:t>Marnujesz godziny.</w:t>
+      </w:r>
+    </w:p>
+    <w:p>
+      <w:r>
+        <w:t>Zaczynasz powątpiewać, że pod tymi nagrobkami znajdziesz jakąkolwiek „żywą wskazówkę”.</w:t>
+      </w:r>
+    </w:p>
+    <w:p>
+      <w:r>
+        <w:rPr>
+          <w:b/>
+          <w:bCs/>
+        </w:rPr>
+        <w:t>Quest pozostaje aktywny.</w:t>
+      </w:r>
+    </w:p>
+    <w:p>
+      <w:r>
+        <w:pict w14:anchorId="4D2C7F10">
+          <v:rect id="_x0000_i1167" style="width:0;height:1.5pt" o:hralign="center" o:hrstd="t" o:hr="t" fillcolor="#a0a0a0" stroked="f"/>
+        </w:pict>
+      </w:r>
+    </w:p>
+    <w:p>
+      <w:pPr>
+        <w:rPr>
+          <w:b/>
+          <w:bCs/>
+        </w:rPr>
+      </w:pPr>
+      <w:r>
+        <w:rPr>
+          <w:b/>
+          <w:bCs/>
+        </w:rPr>
+        <w:t>ETAP 2A — Dzwonnica</w:t>
+      </w:r>
+    </w:p>
+    <w:p>
+      <w:r>
+        <w:t>Dzięki rozmowom z mieszkańcami odnajdujesz drogę do starej kaplicy.</w:t>
+      </w:r>
+    </w:p>
+    <w:p>
+      <w:r>
+        <w:t>Ludzie wspominają, że opiekun bardzo lubił przebywać na wieży dzwonniczej.</w:t>
+      </w:r>
+    </w:p>
+    <w:p>
+      <w:r>
+        <w:t>Jeden ze starszych mieszkańców mówi:</w:t>
+      </w:r>
+    </w:p>
+    <w:p>
+      <w:r>
+        <w:lastRenderedPageBreak/>
+        <w:t>„Ten stary człowiek, cudowny opiekun i bojaźliwy starzec... nawet gdy miał przemoknięte lniane koszule, lubił zwisać nogami z okna, nawet podczas najstraszliwszych burz.”</w:t>
+      </w:r>
+    </w:p>
+    <w:p>
+      <w:r>
+        <w:t>Docierasz do komnaty z dzwonem.</w:t>
+      </w:r>
+    </w:p>
+    <w:p>
+      <w:r>
+        <w:t>Obok znajduje się wielkie okno, przy którym starzec spędzał większość czasu.</w:t>
+      </w:r>
+    </w:p>
+    <w:p>
+      <w:r>
+        <w:t>Gracz ma tutaj kilka możliwości.</w:t>
+      </w:r>
+    </w:p>
+    <w:p>
+      <w:r>
+        <w:pict w14:anchorId="3F136174">
+          <v:rect id="_x0000_i1168" style="width:0;height:1.5pt" o:hralign="center" o:hrstd="t" o:hr="t" fillcolor="#a0a0a0" stroked="f"/>
+        </w:pict>
+      </w:r>
+    </w:p>
+    <w:p>
+      <w:pPr>
+        <w:rPr>
+          <w:b/>
+          <w:bCs/>
+        </w:rPr>
+      </w:pPr>
+      <w:r>
+        <w:rPr>
+          <w:b/>
+          <w:bCs/>
+        </w:rPr>
+        <w:t>OPCJA 2A-1 — Przeszukaj okno</w:t>
+      </w:r>
+    </w:p>
+    <w:p>
+      <w:r>
+        <w:t>W zakamarku przy oknie odnajdujesz stare lniane koszule oraz trochę złota uciułanego przez starca.</w:t>
+      </w:r>
+    </w:p>
+    <w:p>
+      <w:r>
+        <w:t>Kiedy wyciągasz rękę po znalezisko, nagle czujesz gwałtowne uderzenie.</w:t>
+      </w:r>
+    </w:p>
+    <w:p>
+      <w:r>
+        <w:t>Jakaś niewidzialna siła wypycha cię z dwupiętrowej wieży.</w:t>
+      </w:r>
+    </w:p>
+    <w:p>
+      <w:pPr>
+        <w:rPr>
+          <w:b/>
+          <w:bCs/>
+        </w:rPr>
+      </w:pPr>
+      <w:r>
+        <w:rPr>
+          <w:b/>
+          <w:bCs/>
+        </w:rPr>
+        <w:t>Efekt</w:t>
+      </w:r>
+    </w:p>
+    <w:p>
+      <w:pPr>
+        <w:numPr>
+          <w:ilvl w:val="0"/>
+          <w:numId w:val="1"/>
+        </w:numPr>
+      </w:pPr>
+      <w:r>
+        <w:t xml:space="preserve">otrzymujesz </w:t>
+      </w:r>
+      <w:r>
+        <w:rPr>
+          <w:b/>
+          <w:bCs/>
+        </w:rPr>
+        <w:t>1 Ranę</w:t>
+      </w:r>
+      <w:r>
+        <w:t xml:space="preserve"> </w:t>
+      </w:r>
+    </w:p>
+    <w:p>
+      <w:pPr>
+        <w:numPr>
+          <w:ilvl w:val="0"/>
+          <w:numId w:val="1"/>
+        </w:numPr>
+      </w:pPr>
+      <w:r>
+        <w:t xml:space="preserve">otrzymujesz </w:t>
+      </w:r>
+      <w:r>
+        <w:rPr>
+          <w:b/>
+          <w:bCs/>
+        </w:rPr>
+        <w:t>4 Złota</w:t>
+      </w:r>
+      <w:r>
+        <w:t xml:space="preserve"> </w:t>
+      </w:r>
+    </w:p>
+    <w:p>
+      <w:pPr>
+        <w:numPr>
+          <w:ilvl w:val="0"/>
+          <w:numId w:val="1"/>
+        </w:numPr>
+      </w:pPr>
+      <w:r>
+        <w:t xml:space="preserve">otrzymujesz </w:t>
+      </w:r>
+      <w:r>
+        <w:rPr>
+          <w:b/>
+          <w:bCs/>
+        </w:rPr>
+        <w:t>losową zbroję</w:t>
+      </w:r>
+      <w:r>
+        <w:t xml:space="preserve"> </w:t>
+      </w:r>
+    </w:p>
+    <w:p>
+      <w:r>
+        <w:t>Po zdarzeniu Quest trwa dalej.</w:t>
+      </w:r>
+    </w:p>
+    <w:p>
+      <w:r>
+        <w:t xml:space="preserve">→ </w:t>
+      </w:r>
+      <w:r>
+        <w:rPr>
+          <w:b/>
+          <w:bCs/>
+        </w:rPr>
+        <w:t>Pozostajesz w ETAPIE 2A</w:t>
+      </w:r>
+    </w:p>
+    <w:p>
+      <w:pPr>
+        <w:rPr>
+          <w:b/>
+          <w:bCs/>
+        </w:rPr>
+      </w:pPr>
+      <w:r>
+        <w:rPr>
+          <w:b/>
+          <w:bCs/>
+        </w:rPr>
+        <w:t>Zasada techniczna</w:t>
+      </w:r>
+    </w:p>
+    <w:p>
+      <w:r>
+        <w:t xml:space="preserve">Opcję można wykonać </w:t>
+      </w:r>
+      <w:r>
+        <w:rPr>
+          <w:b/>
+          <w:bCs/>
+        </w:rPr>
+        <w:t>tylko raz</w:t>
+      </w:r>
+      <w:r>
+        <w:t>.</w:t>
+      </w:r>
+    </w:p>
+    <w:p>
+      <w:r>
+        <w:pict w14:anchorId="658E7468">
+          <v:rect id="_x0000_i1169" style="width:0;height:1.5pt" o:hralign="center" o:hrstd="t" o:hr="t" fillcolor="#a0a0a0" stroked="f"/>
+        </w:pict>
+      </w:r>
+    </w:p>
+    <w:p>
+      <w:pPr>
+        <w:rPr>
+          <w:b/>
+          <w:bCs/>
+        </w:rPr>
+      </w:pPr>
+      <w:r>
+        <w:rPr>
+          <w:b/>
+          <w:bCs/>
+        </w:rPr>
+        <w:t>OPCJA 2A-2 — Sprawdź stan dzwonu</w:t>
+      </w:r>
+    </w:p>
+    <w:p>
+      <w:r>
+        <w:t>Dokładnie oglądasz mechanizm.</w:t>
+      </w:r>
+    </w:p>
+    <w:p>
+      <w:r>
+        <w:t>Okazuje się, że konstrukcja odpowiedzialna za uruchamianie dzwonu nadal działa.</w:t>
+      </w:r>
+    </w:p>
+    <w:p>
+      <w:r>
+        <w:t>Nikt z mieszkańców nie potrafił jej skutecznie unieruchomić.</w:t>
+      </w:r>
+    </w:p>
+    <w:p>
+      <w:pPr>
+        <w:rPr>
+          <w:b/>
+          <w:bCs/>
+        </w:rPr>
+      </w:pPr>
+      <w:r>
+        <w:rPr>
+          <w:b/>
+          <w:bCs/>
+        </w:rPr>
+        <w:t>Wymaganie</w:t>
+      </w:r>
+    </w:p>
+    <w:p>
+      <w:pPr>
+        <w:numPr>
+          <w:ilvl w:val="0"/>
+          <w:numId w:val="2"/>
+        </w:numPr>
+      </w:pPr>
+      <w:r>
+        <w:t xml:space="preserve">zużyj </w:t>
+      </w:r>
+      <w:r>
+        <w:rPr>
+          <w:b/>
+          <w:bCs/>
+        </w:rPr>
+        <w:t>4 Drewna</w:t>
+      </w:r>
+      <w:r>
+        <w:t xml:space="preserve"> </w:t>
+      </w:r>
+    </w:p>
+    <w:p>
+      <w:pPr>
+        <w:numPr>
+          <w:ilvl w:val="0"/>
+          <w:numId w:val="2"/>
+        </w:numPr>
+      </w:pPr>
+      <w:r>
+        <w:t xml:space="preserve">zużyj </w:t>
+      </w:r>
+      <w:r>
+        <w:rPr>
+          <w:b/>
+          <w:bCs/>
+        </w:rPr>
+        <w:t>1 Wytrych</w:t>
+      </w:r>
+      <w:r>
+        <w:t xml:space="preserve"> </w:t>
+      </w:r>
+    </w:p>
+    <w:p>
+      <w:r>
+        <w:t>Jeżeli gracz posiada wymagane zasoby, może zablokować mechanizm.</w:t>
+      </w:r>
+    </w:p>
+    <w:p>
+      <w:r>
+        <w:t>Dzwon po raz ostatni porusza się w starej wieży.</w:t>
+      </w:r>
+    </w:p>
+    <w:p>
+      <w:r>
+        <w:lastRenderedPageBreak/>
+        <w:t>Potem zapada cisza.</w:t>
+      </w:r>
+    </w:p>
+    <w:p>
+      <w:r>
+        <w:t xml:space="preserve">→ </w:t>
+      </w:r>
+      <w:r>
+        <w:rPr>
+          <w:b/>
+          <w:bCs/>
+        </w:rPr>
+        <w:t>FINAŁ 1 — Uciszony dzwon</w:t>
+      </w:r>
+    </w:p>
+    <w:p>
+      <w:r>
+        <w:pict w14:anchorId="2514AEBF">
+          <v:rect id="_x0000_i1170" style="width:0;height:1.5pt" o:hralign="center" o:hrstd="t" o:hr="t" fillcolor="#a0a0a0" stroked="f"/>
+        </w:pict>
+      </w:r>
+    </w:p>
+    <w:p>
+      <w:pPr>
+        <w:rPr>
+          <w:b/>
+          <w:bCs/>
+        </w:rPr>
+      </w:pPr>
+      <w:r>
+        <w:rPr>
+          <w:b/>
+          <w:bCs/>
+        </w:rPr>
+        <w:t>OPCJA 2A-3 — Rozejrzyj się za zapasami starca</w:t>
+      </w:r>
+    </w:p>
+    <w:p>
+      <w:r>
+        <w:t>Przeszukujesz pomieszczenia opiekuna.</w:t>
+      </w:r>
+    </w:p>
+    <w:p>
+      <w:r>
+        <w:t xml:space="preserve">Odnajdujesz materiały oraz zioła, którymi przez lata leczył ludzi i zwierzęta z </w:t>
+      </w:r>
+      <w:proofErr w:type="spellStart"/>
+      <w:r>
+        <w:t>Elarin</w:t>
+      </w:r>
+      <w:proofErr w:type="spellEnd"/>
+      <w:r>
+        <w:t>.</w:t>
+      </w:r>
+    </w:p>
+    <w:p>
+      <w:pPr>
+        <w:rPr>
+          <w:b/>
+          <w:bCs/>
+        </w:rPr>
+      </w:pPr>
+      <w:r>
+        <w:rPr>
+          <w:b/>
+          <w:bCs/>
+        </w:rPr>
+        <w:t>Znaleziska</w:t>
+      </w:r>
+    </w:p>
+    <w:p>
+      <w:pPr>
+        <w:numPr>
+          <w:ilvl w:val="0"/>
+          <w:numId w:val="3"/>
+        </w:numPr>
+      </w:pPr>
+      <w:r>
+        <w:rPr>
+          <w:b/>
+          <w:bCs/>
+        </w:rPr>
+        <w:t>2 Drewna</w:t>
+      </w:r>
+      <w:r>
+        <w:t xml:space="preserve"> </w:t>
+      </w:r>
+    </w:p>
+    <w:p>
+      <w:pPr>
+        <w:numPr>
+          <w:ilvl w:val="0"/>
+          <w:numId w:val="3"/>
+        </w:numPr>
+      </w:pPr>
+      <w:r>
+        <w:rPr>
+          <w:b/>
+          <w:bCs/>
+        </w:rPr>
+        <w:t>1 Żelazo</w:t>
+      </w:r>
+      <w:r>
+        <w:t xml:space="preserve"> </w:t>
+      </w:r>
+    </w:p>
+    <w:p>
+      <w:pPr>
+        <w:numPr>
+          <w:ilvl w:val="0"/>
+          <w:numId w:val="3"/>
+        </w:numPr>
+      </w:pPr>
+      <w:r>
+        <w:rPr>
+          <w:b/>
+          <w:bCs/>
+        </w:rPr>
+        <w:t>3 zestawy leczniczych ziół</w:t>
+      </w:r>
+      <w:r>
+        <w:t xml:space="preserve"> </w:t>
+      </w:r>
+    </w:p>
+    <w:p>
+      <w:r>
+        <w:t>Wśród zapisków odnajdujesz również informacje dotyczące samego dzwonu.</w:t>
+      </w:r>
+    </w:p>
+    <w:p>
+      <w:r>
+        <w:t>Starzec nie skonstruował mechanizmu osobiście.</w:t>
+      </w:r>
+    </w:p>
+    <w:p>
+      <w:r>
+        <w:t xml:space="preserve">Jego twórcą był członek gildii mieszkający w </w:t>
+      </w:r>
+      <w:proofErr w:type="spellStart"/>
+      <w:r>
+        <w:rPr>
+          <w:b/>
+          <w:bCs/>
+        </w:rPr>
+        <w:t>Valdren</w:t>
+      </w:r>
+      <w:proofErr w:type="spellEnd"/>
+      <w:r>
+        <w:t>.</w:t>
+      </w:r>
+    </w:p>
+    <w:p>
+      <w:r>
+        <w:t xml:space="preserve">→ </w:t>
+      </w:r>
+      <w:r>
+        <w:rPr>
+          <w:b/>
+          <w:bCs/>
+        </w:rPr>
+        <w:t xml:space="preserve">ETAP 3A — </w:t>
+      </w:r>
+      <w:proofErr w:type="spellStart"/>
+      <w:r>
+        <w:rPr>
+          <w:b/>
+          <w:bCs/>
+        </w:rPr>
+        <w:t>Valdren</w:t>
+      </w:r>
+      <w:proofErr w:type="spellEnd"/>
+    </w:p>
+    <w:p>
+      <w:pPr>
+        <w:rPr>
+          <w:b/>
+          <w:bCs/>
+        </w:rPr>
+      </w:pPr>
+      <w:r>
+        <w:rPr>
+          <w:b/>
+          <w:bCs/>
+        </w:rPr>
+        <w:t>Zasada techniczna</w:t>
+      </w:r>
+    </w:p>
+    <w:p>
+      <w:r>
+        <w:t xml:space="preserve">Zapasy można zebrać </w:t>
+      </w:r>
+      <w:r>
+        <w:rPr>
+          <w:b/>
+          <w:bCs/>
+        </w:rPr>
+        <w:t>tylko raz</w:t>
+      </w:r>
+      <w:r>
+        <w:t>.</w:t>
+      </w:r>
+    </w:p>
+    <w:p>
+      <w:r>
+        <w:pict w14:anchorId="25809D9F">
+          <v:rect id="_x0000_i1171" style="width:0;height:1.5pt" o:hralign="center" o:hrstd="t" o:hr="t" fillcolor="#a0a0a0" stroked="f"/>
+        </w:pict>
+      </w:r>
+    </w:p>
+    <w:p>
+      <w:pPr>
+        <w:rPr>
+          <w:b/>
+          <w:bCs/>
+        </w:rPr>
+      </w:pPr>
+      <w:r>
+        <w:rPr>
+          <w:b/>
+          <w:bCs/>
+        </w:rPr>
+        <w:t xml:space="preserve">ETAP 3A — Trop prowadzi do </w:t>
+      </w:r>
+      <w:proofErr w:type="spellStart"/>
+      <w:r>
+        <w:rPr>
+          <w:b/>
+          <w:bCs/>
+        </w:rPr>
+        <w:t>Valdren</w:t>
+      </w:r>
+      <w:proofErr w:type="spellEnd"/>
+    </w:p>
+    <w:p>
+      <w:r>
+        <w:t xml:space="preserve">Gracz musi fizycznie udać się do </w:t>
+      </w:r>
+      <w:proofErr w:type="spellStart"/>
+      <w:r>
+        <w:rPr>
+          <w:b/>
+          <w:bCs/>
+        </w:rPr>
+        <w:t>Valdren</w:t>
+      </w:r>
+      <w:proofErr w:type="spellEnd"/>
+      <w:r>
+        <w:t>.</w:t>
+      </w:r>
+    </w:p>
+    <w:p>
+      <w:r>
+        <w:t>Quest nie teleportuje bohatera.</w:t>
+      </w:r>
+    </w:p>
+    <w:p>
+      <w:r>
+        <w:t>Po przybyciu do miasta gracz próbuje odnaleźć człowieka odpowiedzialnego za wykonanie mechanizmu dzwonu.</w:t>
+      </w:r>
+    </w:p>
+    <w:p>
+      <w:r>
+        <w:t>Ma dwie możliwości.</w:t>
+      </w:r>
+    </w:p>
+    <w:p>
+      <w:r>
+        <w:pict w14:anchorId="522B9422">
+          <v:rect id="_x0000_i1172" style="width:0;height:1.5pt" o:hralign="center" o:hrstd="t" o:hr="t" fillcolor="#a0a0a0" stroked="f"/>
+        </w:pict>
+      </w:r>
+    </w:p>
+    <w:p>
+      <w:pPr>
+        <w:rPr>
+          <w:b/>
+          <w:bCs/>
+        </w:rPr>
+      </w:pPr>
+      <w:r>
+        <w:rPr>
+          <w:b/>
+          <w:bCs/>
+        </w:rPr>
+        <w:t>OPCJA 3A-1 — Rozpytaj o słynny dzwon</w:t>
+      </w:r>
+    </w:p>
+    <w:p>
+      <w:r>
+        <w:rPr>
+          <w:b/>
+          <w:bCs/>
+        </w:rPr>
+        <w:t>Test:</w:t>
+      </w:r>
+      <w:r>
+        <w:t xml:space="preserve"> Dyplomacja 11</w:t>
+      </w:r>
+    </w:p>
+    <w:p>
+      <w:r>
+        <w:t xml:space="preserve">Pytasz mieszkańców, rzemieślników oraz członków gildii o dzwon zamontowany przed laty w kaplicy w </w:t>
+      </w:r>
+      <w:proofErr w:type="spellStart"/>
+      <w:r>
+        <w:t>Elarin</w:t>
+      </w:r>
+      <w:proofErr w:type="spellEnd"/>
+      <w:r>
+        <w:t>.</w:t>
+      </w:r>
+    </w:p>
+    <w:p>
+      <w:pPr>
+        <w:rPr>
+          <w:b/>
+          <w:bCs/>
+        </w:rPr>
+      </w:pPr>
+      <w:r>
+        <w:rPr>
+          <w:b/>
+          <w:bCs/>
+        </w:rPr>
+        <w:t>Sukces</w:t>
+      </w:r>
+    </w:p>
+    <w:p>
+      <w:r>
+        <w:lastRenderedPageBreak/>
+        <w:t>Kilku starszych rzemieślników pamięta tę pracę.</w:t>
+      </w:r>
+    </w:p>
+    <w:p>
+      <w:r>
+        <w:t xml:space="preserve">Dowiadujesz się, że przy montażu uczestniczył </w:t>
+      </w:r>
+      <w:proofErr w:type="spellStart"/>
+      <w:r>
+        <w:rPr>
+          <w:b/>
+          <w:bCs/>
+        </w:rPr>
+        <w:t>Trolf</w:t>
+      </w:r>
+      <w:proofErr w:type="spellEnd"/>
+      <w:r>
+        <w:t>, brodaty mężczyzna należący do miejscowej gildii.</w:t>
+      </w:r>
+    </w:p>
+    <w:p>
+      <w:r>
+        <w:t>Mieszkańcy wskazują ci jego dom.</w:t>
+      </w:r>
+    </w:p>
+    <w:p>
+      <w:r>
+        <w:t xml:space="preserve">→ </w:t>
+      </w:r>
+      <w:r>
+        <w:rPr>
+          <w:b/>
+          <w:bCs/>
+        </w:rPr>
+        <w:t xml:space="preserve">ETAP 3B — Dom </w:t>
+      </w:r>
+      <w:proofErr w:type="spellStart"/>
+      <w:r>
+        <w:rPr>
+          <w:b/>
+          <w:bCs/>
+        </w:rPr>
+        <w:t>Trolfa</w:t>
+      </w:r>
+      <w:proofErr w:type="spellEnd"/>
+    </w:p>
+    <w:p>
+      <w:pPr>
+        <w:rPr>
+          <w:b/>
+          <w:bCs/>
+        </w:rPr>
+      </w:pPr>
+      <w:r>
+        <w:rPr>
+          <w:b/>
+          <w:bCs/>
+        </w:rPr>
+        <w:t>Porażka</w:t>
+      </w:r>
+    </w:p>
+    <w:p>
+      <w:r>
+        <w:t>Ludzie nie kojarzą sprawy albo nie mają ochoty odpowiadać na pytania.</w:t>
+      </w:r>
+    </w:p>
+    <w:p>
+      <w:r>
+        <w:t>Krążysz po mieście przez długi czas bez rezultatu.</w:t>
+      </w:r>
+    </w:p>
+    <w:p>
+      <w:r>
+        <w:rPr>
+          <w:b/>
+          <w:bCs/>
+        </w:rPr>
+        <w:t>Quest pozostaje aktywny.</w:t>
+      </w:r>
+    </w:p>
+    <w:p>
+      <w:r>
+        <w:pict w14:anchorId="6CDEBF1B">
+          <v:rect id="_x0000_i1173" style="width:0;height:1.5pt" o:hralign="center" o:hrstd="t" o:hr="t" fillcolor="#a0a0a0" stroked="f"/>
+        </w:pict>
+      </w:r>
+    </w:p>
+    <w:p>
+      <w:pPr>
+        <w:rPr>
+          <w:b/>
+          <w:bCs/>
+        </w:rPr>
+      </w:pPr>
+      <w:r>
+        <w:rPr>
+          <w:b/>
+          <w:bCs/>
+        </w:rPr>
+        <w:t>OPCJA 3A-2 — Szukaj znaków gildii</w:t>
+      </w:r>
+    </w:p>
+    <w:p>
+      <w:r>
+        <w:rPr>
+          <w:b/>
+          <w:bCs/>
+        </w:rPr>
+        <w:t>Test:</w:t>
+      </w:r>
+      <w:r>
+        <w:t xml:space="preserve"> Intryga 13</w:t>
+      </w:r>
+    </w:p>
+    <w:p>
+      <w:r>
+        <w:t xml:space="preserve">Zamiast pytać ludzi wprost, przemierzasz </w:t>
+      </w:r>
+      <w:proofErr w:type="spellStart"/>
+      <w:r>
+        <w:t>Valdren</w:t>
+      </w:r>
+      <w:proofErr w:type="spellEnd"/>
+      <w:r>
+        <w:t xml:space="preserve"> i obserwujesz charakterystyczne znaki, symbole oraz oznaczenia używane przez miejscowych rzemieślników.</w:t>
+      </w:r>
+    </w:p>
+    <w:p>
+      <w:pPr>
+        <w:rPr>
+          <w:b/>
+          <w:bCs/>
+        </w:rPr>
+      </w:pPr>
+      <w:r>
+        <w:rPr>
+          <w:b/>
+          <w:bCs/>
+        </w:rPr>
+        <w:t>Sukces</w:t>
+      </w:r>
+    </w:p>
+    <w:p>
+      <w:r>
+        <w:t xml:space="preserve">Ślady prowadzą cię do domu </w:t>
+      </w:r>
+      <w:proofErr w:type="spellStart"/>
+      <w:r>
+        <w:rPr>
+          <w:b/>
+          <w:bCs/>
+        </w:rPr>
+        <w:t>Trolfa</w:t>
+      </w:r>
+      <w:proofErr w:type="spellEnd"/>
+      <w:r>
+        <w:t>.</w:t>
+      </w:r>
+    </w:p>
+    <w:p>
+      <w:r>
+        <w:t>Przy okazji zauważasz coś jeszcze.</w:t>
+      </w:r>
+    </w:p>
+    <w:p>
+      <w:proofErr w:type="spellStart"/>
+      <w:r>
+        <w:t>Trolf</w:t>
+      </w:r>
+      <w:proofErr w:type="spellEnd"/>
+      <w:r>
+        <w:t xml:space="preserve"> handluje metalem, starymi mechanizmami i odzyskuje wartościowe materiały z porzuconych konstrukcji.</w:t>
+      </w:r>
+    </w:p>
+    <w:p>
+      <w:r>
+        <w:t>Jeszcze zanim z nim porozmawiasz, rozumiesz, że stary dzwon może mieć dla niego sporą wartość.</w:t>
+      </w:r>
+    </w:p>
+    <w:p>
+      <w:r>
+        <w:t xml:space="preserve">→ </w:t>
+      </w:r>
+      <w:r>
+        <w:rPr>
+          <w:b/>
+          <w:bCs/>
+        </w:rPr>
+        <w:t xml:space="preserve">ETAP 3B — Dom </w:t>
+      </w:r>
+      <w:proofErr w:type="spellStart"/>
+      <w:r>
+        <w:rPr>
+          <w:b/>
+          <w:bCs/>
+        </w:rPr>
+        <w:t>Trolfa</w:t>
+      </w:r>
+      <w:proofErr w:type="spellEnd"/>
+    </w:p>
+    <w:p>
+      <w:pPr>
+        <w:rPr>
+          <w:b/>
+          <w:bCs/>
+        </w:rPr>
+      </w:pPr>
+      <w:r>
+        <w:rPr>
+          <w:b/>
+          <w:bCs/>
+        </w:rPr>
+        <w:t>Dodatkowa wiedza</w:t>
+      </w:r>
+    </w:p>
+    <w:p>
+      <w:r>
+        <w:t>Gracz otrzymuje informację:</w:t>
+      </w:r>
+    </w:p>
+    <w:p>
+      <w:r>
+        <w:rPr>
+          <w:b/>
+          <w:bCs/>
+        </w:rPr>
+        <w:t>„</w:t>
+      </w:r>
+      <w:proofErr w:type="spellStart"/>
+      <w:r>
+        <w:rPr>
+          <w:b/>
+          <w:bCs/>
+        </w:rPr>
+        <w:t>Trolf</w:t>
+      </w:r>
+      <w:proofErr w:type="spellEnd"/>
+      <w:r>
+        <w:rPr>
+          <w:b/>
+          <w:bCs/>
+        </w:rPr>
+        <w:t xml:space="preserve"> interesuje się metalem i starymi konstrukcjami.”</w:t>
+      </w:r>
+    </w:p>
+    <w:p>
+      <w:r>
+        <w:t>Może ona pojawić się w dialogu.</w:t>
+      </w:r>
+    </w:p>
+    <w:p>
+      <w:pPr>
+        <w:rPr>
+          <w:b/>
+          <w:bCs/>
+        </w:rPr>
+      </w:pPr>
+      <w:r>
+        <w:rPr>
+          <w:b/>
+          <w:bCs/>
+        </w:rPr>
+        <w:t>Porażka</w:t>
+      </w:r>
+    </w:p>
+    <w:p>
+      <w:r>
+        <w:t>Źle odczytujesz znaki gildii.</w:t>
+      </w:r>
+    </w:p>
+    <w:p>
+      <w:r>
+        <w:t>Trafiasz do niewłaściwej części miasta i tracisz czas.</w:t>
+      </w:r>
+    </w:p>
+    <w:p>
+      <w:r>
+        <w:rPr>
+          <w:b/>
+          <w:bCs/>
+        </w:rPr>
+        <w:lastRenderedPageBreak/>
+        <w:t>Quest pozostaje aktywny.</w:t>
+      </w:r>
+    </w:p>
+    <w:p>
+      <w:r>
+        <w:pict w14:anchorId="38565815">
+          <v:rect id="_x0000_i1174" style="width:0;height:1.5pt" o:hralign="center" o:hrstd="t" o:hr="t" fillcolor="#a0a0a0" stroked="f"/>
+        </w:pict>
+      </w:r>
+    </w:p>
+    <w:p>
+      <w:pPr>
+        <w:rPr>
+          <w:b/>
+          <w:bCs/>
+        </w:rPr>
+      </w:pPr>
+      <w:r>
+        <w:rPr>
+          <w:b/>
+          <w:bCs/>
+        </w:rPr>
+        <w:t xml:space="preserve">ETAP 3B — Dom </w:t>
+      </w:r>
+      <w:proofErr w:type="spellStart"/>
+      <w:r>
+        <w:rPr>
+          <w:b/>
+          <w:bCs/>
+        </w:rPr>
+        <w:t>Trolfa</w:t>
+      </w:r>
+      <w:proofErr w:type="spellEnd"/>
+    </w:p>
+    <w:p>
+      <w:r>
+        <w:t xml:space="preserve">Odnajdujesz </w:t>
+      </w:r>
+      <w:proofErr w:type="spellStart"/>
+      <w:r>
+        <w:t>Trolfa</w:t>
+      </w:r>
+      <w:proofErr w:type="spellEnd"/>
+      <w:r>
+        <w:t>.</w:t>
+      </w:r>
+    </w:p>
+    <w:p>
+      <w:r>
+        <w:t xml:space="preserve">Brodaty mężczyzna pamięta kaplicę w </w:t>
+      </w:r>
+      <w:proofErr w:type="spellStart"/>
+      <w:r>
+        <w:t>Elarin</w:t>
+      </w:r>
+      <w:proofErr w:type="spellEnd"/>
+      <w:r>
+        <w:t xml:space="preserve"> bardzo dobrze.</w:t>
+      </w:r>
+    </w:p>
+    <w:p>
+      <w:r>
+        <w:t>Wraz ze swoją ekipą wiele lat temu montował tam dzwon.</w:t>
+      </w:r>
+    </w:p>
+    <w:p>
+      <w:r>
+        <w:t>Kiedy dowiaduje się, że konstrukcja nadal stoi na miejscu, wyraźnie się ożywia.</w:t>
+      </w:r>
+    </w:p>
+    <w:p>
+      <w:proofErr w:type="spellStart"/>
+      <w:r>
+        <w:t>Trolf</w:t>
+      </w:r>
+      <w:proofErr w:type="spellEnd"/>
+      <w:r>
+        <w:t xml:space="preserve"> mówi, że taki dzwon jest trochę wart i szkoda, żeby marnował się w starej kaplicy.</w:t>
+      </w:r>
+    </w:p>
+    <w:p>
+      <w:r>
+        <w:t>Proponuje układ.</w:t>
+      </w:r>
+    </w:p>
+    <w:p>
+      <w:r>
+        <w:t xml:space="preserve">Jeżeli wskażesz mu drogę do </w:t>
+      </w:r>
+      <w:proofErr w:type="spellStart"/>
+      <w:r>
+        <w:t>Elarin</w:t>
+      </w:r>
+      <w:proofErr w:type="spellEnd"/>
+      <w:r>
+        <w:t>, przyjedzie tam ze swoją ekipą, zdemontuje dzwon, przetopi go na materiały i przygotuje z niego sporą liczbę monet.</w:t>
+      </w:r>
+    </w:p>
+    <w:p>
+      <w:r>
+        <w:t>Gracz musi podjąć decyzję.</w:t>
+      </w:r>
+    </w:p>
+    <w:p>
+      <w:r>
+        <w:pict w14:anchorId="637DFF69">
+          <v:rect id="_x0000_i1175" style="width:0;height:1.5pt" o:hralign="center" o:hrstd="t" o:hr="t" fillcolor="#a0a0a0" stroked="f"/>
+        </w:pict>
+      </w:r>
+    </w:p>
+    <w:p>
+      <w:pPr>
+        <w:rPr>
+          <w:b/>
+          <w:bCs/>
+        </w:rPr>
+      </w:pPr>
+      <w:r>
+        <w:rPr>
+          <w:b/>
+          <w:bCs/>
+        </w:rPr>
+        <w:t xml:space="preserve">OPCJA 3B-1 — Wskaż </w:t>
+      </w:r>
+      <w:proofErr w:type="spellStart"/>
+      <w:r>
+        <w:rPr>
+          <w:b/>
+          <w:bCs/>
+        </w:rPr>
+        <w:t>Trolfowi</w:t>
+      </w:r>
+      <w:proofErr w:type="spellEnd"/>
+      <w:r>
+        <w:rPr>
+          <w:b/>
+          <w:bCs/>
+        </w:rPr>
+        <w:t xml:space="preserve"> drogę</w:t>
+      </w:r>
+    </w:p>
+    <w:p>
+      <w:r>
+        <w:t>Zgadzasz się.</w:t>
+      </w:r>
+    </w:p>
+    <w:p>
+      <w:proofErr w:type="spellStart"/>
+      <w:r>
+        <w:t>Trolf</w:t>
+      </w:r>
+      <w:proofErr w:type="spellEnd"/>
+      <w:r>
+        <w:t xml:space="preserve"> zbiera ekipę i wyrusza do </w:t>
+      </w:r>
+      <w:proofErr w:type="spellStart"/>
+      <w:r>
+        <w:t>Elarin</w:t>
+      </w:r>
+      <w:proofErr w:type="spellEnd"/>
+      <w:r>
+        <w:t>.</w:t>
+      </w:r>
+    </w:p>
+    <w:p>
+      <w:r>
+        <w:t>Dzwon zostaje zdemontowany.</w:t>
+      </w:r>
+    </w:p>
+    <w:p>
+      <w:r>
+        <w:t>Po latach wiszenia nad cmentarzem opuszcza kaplicę na zawsze.</w:t>
+      </w:r>
+    </w:p>
+    <w:p>
+      <w:proofErr w:type="spellStart"/>
+      <w:r>
+        <w:t>Trolf</w:t>
+      </w:r>
+      <w:proofErr w:type="spellEnd"/>
+      <w:r>
+        <w:t xml:space="preserve"> przetapia go na materiały i monety.</w:t>
+      </w:r>
+    </w:p>
+    <w:p>
+      <w:pPr>
+        <w:rPr>
+          <w:b/>
+          <w:bCs/>
+        </w:rPr>
+      </w:pPr>
+      <w:r>
+        <w:rPr>
+          <w:b/>
+          <w:bCs/>
+        </w:rPr>
+        <w:t>Nagroda</w:t>
+      </w:r>
+    </w:p>
+    <w:p>
+      <w:pPr>
+        <w:numPr>
+          <w:ilvl w:val="0"/>
+          <w:numId w:val="4"/>
+        </w:numPr>
+      </w:pPr>
+      <w:r>
+        <w:rPr>
+          <w:b/>
+          <w:bCs/>
+        </w:rPr>
+        <w:t>9 Złota</w:t>
+      </w:r>
+      <w:r>
+        <w:t xml:space="preserve"> </w:t>
+      </w:r>
+    </w:p>
+    <w:p>
+      <w:pPr>
+        <w:numPr>
+          <w:ilvl w:val="0"/>
+          <w:numId w:val="4"/>
+        </w:numPr>
+      </w:pPr>
+      <w:r>
+        <w:rPr>
+          <w:b/>
+          <w:bCs/>
+        </w:rPr>
+        <w:t>4 Wytrychy</w:t>
+      </w:r>
+      <w:r>
+        <w:t xml:space="preserve"> </w:t>
+      </w:r>
+    </w:p>
+    <w:p>
+      <w:pPr>
+        <w:numPr>
+          <w:ilvl w:val="0"/>
+          <w:numId w:val="4"/>
+        </w:numPr>
+      </w:pPr>
+      <w:r>
+        <w:rPr>
+          <w:b/>
+          <w:bCs/>
+        </w:rPr>
+        <w:t>1 Krótki Miecz</w:t>
+      </w:r>
+      <w:r>
+        <w:t xml:space="preserve"> </w:t>
+      </w:r>
+    </w:p>
+    <w:p>
+      <w:pPr>
+        <w:numPr>
+          <w:ilvl w:val="0"/>
+          <w:numId w:val="4"/>
+        </w:numPr>
+      </w:pPr>
+      <w:r>
+        <w:rPr>
+          <w:b/>
+          <w:bCs/>
+        </w:rPr>
+        <w:t>+1 Punkt Legendy</w:t>
+      </w:r>
+      <w:r>
+        <w:t xml:space="preserve"> </w:t>
+      </w:r>
+    </w:p>
+    <w:p>
+      <w:r>
+        <w:t xml:space="preserve">→ </w:t>
+      </w:r>
+      <w:r>
+        <w:rPr>
+          <w:b/>
+          <w:bCs/>
+        </w:rPr>
+        <w:t xml:space="preserve">FINAŁ 2 — Dzwon </w:t>
+      </w:r>
+      <w:proofErr w:type="spellStart"/>
+      <w:r>
+        <w:rPr>
+          <w:b/>
+          <w:bCs/>
+        </w:rPr>
+        <w:t>Trolfa</w:t>
+      </w:r>
+      <w:proofErr w:type="spellEnd"/>
+    </w:p>
+    <w:p>
+      <w:r>
+        <w:pict w14:anchorId="73BC3A8E">
+          <v:rect id="_x0000_i1176" style="width:0;height:1.5pt" o:hralign="center" o:hrstd="t" o:hr="t" fillcolor="#a0a0a0" stroked="f"/>
+        </w:pict>
+      </w:r>
+    </w:p>
+    <w:p>
+      <w:pPr>
+        <w:rPr>
+          <w:b/>
+          <w:bCs/>
+        </w:rPr>
+      </w:pPr>
+      <w:r>
+        <w:rPr>
+          <w:b/>
+          <w:bCs/>
+        </w:rPr>
+        <w:t>OPCJA 3B-2 — Nie zgadzaj się</w:t>
+      </w:r>
+    </w:p>
+    <w:p>
+      <w:r>
+        <w:t>Odmawiasz oddania dzwonu.</w:t>
+      </w:r>
+    </w:p>
+    <w:p>
+      <w:proofErr w:type="spellStart"/>
+      <w:r>
+        <w:lastRenderedPageBreak/>
+        <w:t>Trolf</w:t>
+      </w:r>
+      <w:proofErr w:type="spellEnd"/>
+      <w:r>
+        <w:t xml:space="preserve"> nie naciska.</w:t>
+      </w:r>
+    </w:p>
+    <w:p>
+      <w:r>
+        <w:t>Mówi jednak, że zna mechanizm wystarczająco dobrze, aby powiedzieć ci, jak go zatrzymać.</w:t>
+      </w:r>
+    </w:p>
+    <w:p>
+      <w:r>
+        <w:t>Za tę wiedzę żąda zapłaty.</w:t>
+      </w:r>
+    </w:p>
+    <w:p>
+      <w:pPr>
+        <w:rPr>
+          <w:b/>
+          <w:bCs/>
+        </w:rPr>
+      </w:pPr>
+      <w:r>
+        <w:rPr>
+          <w:b/>
+          <w:bCs/>
+        </w:rPr>
+        <w:t>Koszt</w:t>
+      </w:r>
+    </w:p>
+    <w:p>
+      <w:r>
+        <w:rPr>
+          <w:b/>
+          <w:bCs/>
+        </w:rPr>
+        <w:t>3 Złota</w:t>
+      </w:r>
+    </w:p>
+    <w:p>
+      <w:r>
+        <w:t xml:space="preserve">Jeżeli gracz zapłaci, </w:t>
+      </w:r>
+      <w:proofErr w:type="spellStart"/>
+      <w:r>
+        <w:t>Trolf</w:t>
+      </w:r>
+      <w:proofErr w:type="spellEnd"/>
+      <w:r>
+        <w:t xml:space="preserve"> tłumaczy dokładnie, jak unieruchomić mechanizm.</w:t>
+      </w:r>
+    </w:p>
+    <w:p>
+      <w:r>
+        <w:t xml:space="preserve">Gracz musi następnie wrócić normalnie do </w:t>
+      </w:r>
+      <w:proofErr w:type="spellStart"/>
+      <w:r>
+        <w:rPr>
+          <w:b/>
+          <w:bCs/>
+        </w:rPr>
+        <w:t>Elarin</w:t>
+      </w:r>
+      <w:proofErr w:type="spellEnd"/>
+      <w:r>
+        <w:t>.</w:t>
+      </w:r>
+    </w:p>
+    <w:p>
+      <w:r>
+        <w:t>Po powrocie może zatrzymać dzwon bez zużywania:</w:t>
+      </w:r>
+    </w:p>
+    <w:p>
+      <w:pPr>
+        <w:numPr>
+          <w:ilvl w:val="0"/>
+          <w:numId w:val="5"/>
+        </w:numPr>
+      </w:pPr>
+      <w:r>
+        <w:t xml:space="preserve">4 Drewna </w:t>
+      </w:r>
+    </w:p>
+    <w:p>
+      <w:pPr>
+        <w:numPr>
+          <w:ilvl w:val="0"/>
+          <w:numId w:val="5"/>
+        </w:numPr>
+      </w:pPr>
+      <w:r>
+        <w:t xml:space="preserve">Wytrycha </w:t>
+      </w:r>
+    </w:p>
+    <w:p>
+      <w:r>
+        <w:t xml:space="preserve">→ </w:t>
+      </w:r>
+      <w:r>
+        <w:rPr>
+          <w:b/>
+          <w:bCs/>
+        </w:rPr>
+        <w:t>FINAŁ 1 — Uciszony dzwon</w:t>
+      </w:r>
+    </w:p>
+    <w:p>
+      <w:r>
+        <w:pict w14:anchorId="171F4A81">
+          <v:rect id="_x0000_i1177" style="width:0;height:1.5pt" o:hralign="center" o:hrstd="t" o:hr="t" fillcolor="#a0a0a0" stroked="f"/>
+        </w:pict>
+      </w:r>
+    </w:p>
+    <w:p>
+      <w:pPr>
+        <w:rPr>
+          <w:b/>
+          <w:bCs/>
+        </w:rPr>
+      </w:pPr>
+      <w:r>
+        <w:rPr>
+          <w:b/>
+          <w:bCs/>
+        </w:rPr>
+        <w:t>ETAP 2B — Grób opiekuna</w:t>
+      </w:r>
+    </w:p>
+    <w:p>
+      <w:r>
+        <w:t>Przyglądasz się nietypowemu grobowi.</w:t>
+      </w:r>
+    </w:p>
+    <w:p>
+      <w:r>
+        <w:t>Zawsze leżą na nim świeże kwiaty.</w:t>
+      </w:r>
+    </w:p>
+    <w:p>
+      <w:r>
+        <w:t>Palą się ozdobne naczynia z woskiem.</w:t>
+      </w:r>
+    </w:p>
+    <w:p>
+      <w:r>
+        <w:t>Czasami ktoś pozostawia tutaj nawet jedzenie.</w:t>
+      </w:r>
+    </w:p>
+    <w:p>
+      <w:r>
+        <w:t>Rozpoznajesz charakterystyczne naczynia.</w:t>
+      </w:r>
+    </w:p>
+    <w:p>
+      <w:r>
+        <w:t xml:space="preserve">Widziałeś podobne w jednym z domów w </w:t>
+      </w:r>
+      <w:proofErr w:type="spellStart"/>
+      <w:r>
+        <w:t>Elarin</w:t>
+      </w:r>
+      <w:proofErr w:type="spellEnd"/>
+      <w:r>
+        <w:t>.</w:t>
+      </w:r>
+    </w:p>
+    <w:p>
+      <w:r>
+        <w:t>Trop prowadzi cię do jednej z rodzin.</w:t>
+      </w:r>
+    </w:p>
+    <w:p>
+      <w:r>
+        <w:pict w14:anchorId="267A0684">
+          <v:rect id="_x0000_i1178" style="width:0;height:1.5pt" o:hralign="center" o:hrstd="t" o:hr="t" fillcolor="#a0a0a0" stroked="f"/>
+        </w:pict>
+      </w:r>
+    </w:p>
+    <w:p>
+      <w:pPr>
+        <w:rPr>
+          <w:b/>
+          <w:bCs/>
+        </w:rPr>
+      </w:pPr>
+      <w:r>
+        <w:rPr>
+          <w:b/>
+          <w:bCs/>
+        </w:rPr>
+        <w:t>ODKRYCIE ELDANA</w:t>
+      </w:r>
+    </w:p>
+    <w:p>
+      <w:r>
+        <w:t xml:space="preserve">Okazuje się, że za nocnym biciem dzwonu stoi </w:t>
+      </w:r>
+      <w:proofErr w:type="spellStart"/>
+      <w:r>
+        <w:rPr>
+          <w:b/>
+          <w:bCs/>
+        </w:rPr>
+        <w:t>Eldan</w:t>
+      </w:r>
+      <w:proofErr w:type="spellEnd"/>
+      <w:r>
+        <w:t>.</w:t>
+      </w:r>
+    </w:p>
+    <w:p>
+      <w:proofErr w:type="spellStart"/>
+      <w:r>
+        <w:t>Eldan</w:t>
+      </w:r>
+      <w:proofErr w:type="spellEnd"/>
+      <w:r>
+        <w:t xml:space="preserve"> jest synem starego opiekuna cmentarza.</w:t>
+      </w:r>
+    </w:p>
+    <w:p>
+      <w:r>
+        <w:t>Regularnie odwiedza grób ojca.</w:t>
+      </w:r>
+    </w:p>
+    <w:p>
+      <w:r>
+        <w:t>To on nocami przychodzi do kaplicy i uruchamia dzwon.</w:t>
+      </w:r>
+    </w:p>
+    <w:p>
+      <w:r>
+        <w:t>Nie robi tego ze złych zamiarów.</w:t>
+      </w:r>
+    </w:p>
+    <w:p>
+      <w:r>
+        <w:lastRenderedPageBreak/>
+        <w:t>Rozpamiętuje ojca, którego mieszkańcy przez lata uważali za dobrego człowieka.</w:t>
+      </w:r>
+    </w:p>
+    <w:p>
+      <w:r>
+        <w:t>Dzwon stał się dla niego sposobem zachowania pamięci.</w:t>
+      </w:r>
+    </w:p>
+    <w:p>
+      <w:proofErr w:type="spellStart"/>
+      <w:r>
+        <w:t>Eldan</w:t>
+      </w:r>
+      <w:proofErr w:type="spellEnd"/>
+      <w:r>
+        <w:t xml:space="preserve"> nie chce jednak, aby mieszkańcy dowiedzieli się, że to jego rodzina odpowiada za nocne bicie.</w:t>
+      </w:r>
+    </w:p>
+    <w:p>
+      <w:r>
+        <w:t>Prosi cię o dyskrecję.</w:t>
+      </w:r>
+    </w:p>
+    <w:p>
+      <w:r>
+        <w:t>Gracz musi zdecydować.</w:t>
+      </w:r>
+    </w:p>
+    <w:p>
+      <w:r>
+        <w:pict w14:anchorId="3258ACA7">
+          <v:rect id="_x0000_i1179" style="width:0;height:1.5pt" o:hralign="center" o:hrstd="t" o:hr="t" fillcolor="#a0a0a0" stroked="f"/>
+        </w:pict>
+      </w:r>
+    </w:p>
+    <w:p>
+      <w:pPr>
+        <w:rPr>
+          <w:b/>
+          <w:bCs/>
+        </w:rPr>
+      </w:pPr>
+      <w:r>
+        <w:rPr>
+          <w:b/>
+          <w:bCs/>
+        </w:rPr>
+        <w:t xml:space="preserve">OPCJA 2B-1 — Zachowaj tajemnicę </w:t>
+      </w:r>
+      <w:proofErr w:type="spellStart"/>
+      <w:r>
+        <w:rPr>
+          <w:b/>
+          <w:bCs/>
+        </w:rPr>
+        <w:t>Eldana</w:t>
+      </w:r>
+      <w:proofErr w:type="spellEnd"/>
+    </w:p>
+    <w:p>
+      <w:r>
+        <w:t xml:space="preserve">Nie przekazujesz wójtowi informacji o </w:t>
+      </w:r>
+      <w:proofErr w:type="spellStart"/>
+      <w:r>
+        <w:t>Eldanie</w:t>
+      </w:r>
+      <w:proofErr w:type="spellEnd"/>
+      <w:r>
+        <w:t>.</w:t>
+      </w:r>
+    </w:p>
+    <w:p>
+      <w:proofErr w:type="spellStart"/>
+      <w:r>
+        <w:t>Eldan</w:t>
+      </w:r>
+      <w:proofErr w:type="spellEnd"/>
+      <w:r>
+        <w:t xml:space="preserve"> obiecuje, że przestanie przychodzić do kaplicy i uruchamiać dzwon.</w:t>
+      </w:r>
+    </w:p>
+    <w:p>
+      <w:r>
+        <w:t xml:space="preserve">Problem </w:t>
+      </w:r>
+      <w:proofErr w:type="spellStart"/>
+      <w:r>
+        <w:t>Elarin</w:t>
+      </w:r>
+      <w:proofErr w:type="spellEnd"/>
+      <w:r>
+        <w:t xml:space="preserve"> zostaje rozwiązany bez ujawniania prawdy mieszkańcom.</w:t>
+      </w:r>
+    </w:p>
+    <w:p>
+      <w:proofErr w:type="spellStart"/>
+      <w:r>
+        <w:t>Eldan</w:t>
+      </w:r>
+      <w:proofErr w:type="spellEnd"/>
+      <w:r>
+        <w:t xml:space="preserve"> jest wdzięczny za dyskrecję.</w:t>
+      </w:r>
+    </w:p>
+    <w:p>
+      <w:r>
+        <w:t>Nie chce również, aby jego własny syn kontynuował życie skupione na przeszłości.</w:t>
+      </w:r>
+    </w:p>
+    <w:p>
+      <w:r>
+        <w:t xml:space="preserve">Powierza ci swojego syna </w:t>
+      </w:r>
+      <w:r>
+        <w:rPr>
+          <w:b/>
+          <w:bCs/>
+        </w:rPr>
+        <w:t>Brana</w:t>
+      </w:r>
+      <w:r>
+        <w:t>.</w:t>
+      </w:r>
+    </w:p>
+    <w:p>
+      <w:pPr>
+        <w:rPr>
+          <w:b/>
+          <w:bCs/>
+        </w:rPr>
+      </w:pPr>
+      <w:r>
+        <w:rPr>
+          <w:b/>
+          <w:bCs/>
+        </w:rPr>
+        <w:t>Nagroda</w:t>
+      </w:r>
+    </w:p>
+    <w:p>
+      <w:pPr>
+        <w:numPr>
+          <w:ilvl w:val="0"/>
+          <w:numId w:val="6"/>
+        </w:numPr>
+      </w:pPr>
+      <w:r>
+        <w:rPr>
+          <w:b/>
+          <w:bCs/>
+        </w:rPr>
+        <w:t>11 Złota</w:t>
+      </w:r>
+      <w:r>
+        <w:t xml:space="preserve"> </w:t>
+      </w:r>
+    </w:p>
+    <w:p>
+      <w:pPr>
+        <w:numPr>
+          <w:ilvl w:val="0"/>
+          <w:numId w:val="6"/>
+        </w:numPr>
+      </w:pPr>
+      <w:r>
+        <w:rPr>
+          <w:b/>
+          <w:bCs/>
+        </w:rPr>
+        <w:t xml:space="preserve">Towarzysz </w:t>
+      </w:r>
+      <w:proofErr w:type="spellStart"/>
+      <w:r>
+        <w:rPr>
+          <w:b/>
+          <w:bCs/>
+        </w:rPr>
+        <w:t>Bran</w:t>
+      </w:r>
+      <w:proofErr w:type="spellEnd"/>
+      <w:r>
+        <w:t xml:space="preserve"> </w:t>
+      </w:r>
+    </w:p>
+    <w:p>
+      <w:pPr>
+        <w:numPr>
+          <w:ilvl w:val="0"/>
+          <w:numId w:val="6"/>
+        </w:numPr>
+      </w:pPr>
+      <w:r>
+        <w:rPr>
+          <w:b/>
+          <w:bCs/>
+        </w:rPr>
+        <w:t>+1 Punkt Legendy</w:t>
+      </w:r>
+      <w:r>
+        <w:t xml:space="preserve"> </w:t>
+      </w:r>
+    </w:p>
+    <w:p>
+      <w:pPr>
+        <w:rPr>
+          <w:b/>
+          <w:bCs/>
+        </w:rPr>
+      </w:pPr>
+      <w:proofErr w:type="spellStart"/>
+      <w:r>
+        <w:rPr>
+          <w:b/>
+          <w:bCs/>
+        </w:rPr>
+        <w:t>Bran</w:t>
+      </w:r>
+      <w:proofErr w:type="spellEnd"/>
+    </w:p>
+    <w:p>
+      <w:r>
+        <w:rPr>
+          <w:b/>
+          <w:bCs/>
+        </w:rPr>
+        <w:t>Duchowość Brana</w:t>
+      </w:r>
+    </w:p>
+    <w:p>
+      <w:proofErr w:type="spellStart"/>
+      <w:r>
+        <w:t>Bran</w:t>
+      </w:r>
+      <w:proofErr w:type="spellEnd"/>
+      <w:r>
+        <w:t xml:space="preserve"> daje:</w:t>
+      </w:r>
+    </w:p>
+    <w:p>
+      <w:r>
+        <w:rPr>
+          <w:b/>
+          <w:bCs/>
+        </w:rPr>
+        <w:t>+1 do dowolnego rzutu, maksymalnie 2 razy na rundę Gracza.</w:t>
+      </w:r>
+    </w:p>
+    <w:p>
+      <w:r>
+        <w:t xml:space="preserve">→ </w:t>
+      </w:r>
+      <w:r>
+        <w:rPr>
+          <w:b/>
+          <w:bCs/>
+        </w:rPr>
+        <w:t xml:space="preserve">FINAŁ 3 — Tajemnica </w:t>
+      </w:r>
+      <w:proofErr w:type="spellStart"/>
+      <w:r>
+        <w:rPr>
+          <w:b/>
+          <w:bCs/>
+        </w:rPr>
+        <w:t>Eldana</w:t>
+      </w:r>
+      <w:proofErr w:type="spellEnd"/>
+    </w:p>
+    <w:p>
+      <w:r>
+        <w:pict w14:anchorId="0EE44D13">
+          <v:rect id="_x0000_i1180" style="width:0;height:1.5pt" o:hralign="center" o:hrstd="t" o:hr="t" fillcolor="#a0a0a0" stroked="f"/>
+        </w:pict>
+      </w:r>
+    </w:p>
+    <w:p>
+      <w:pPr>
+        <w:rPr>
+          <w:b/>
+          <w:bCs/>
+        </w:rPr>
+      </w:pPr>
+      <w:r>
+        <w:rPr>
+          <w:b/>
+          <w:bCs/>
+        </w:rPr>
+        <w:t xml:space="preserve">OPCJA 2B-2 — Wydaj </w:t>
+      </w:r>
+      <w:proofErr w:type="spellStart"/>
+      <w:r>
+        <w:rPr>
+          <w:b/>
+          <w:bCs/>
+        </w:rPr>
+        <w:t>Eldana</w:t>
+      </w:r>
+      <w:proofErr w:type="spellEnd"/>
+    </w:p>
+    <w:p>
+      <w:r>
+        <w:t>Przekazujesz wójtowi prawdę.</w:t>
+      </w:r>
+    </w:p>
+    <w:p>
+      <w:r>
+        <w:t xml:space="preserve">Informacja szybko rozchodzi się po </w:t>
+      </w:r>
+      <w:proofErr w:type="spellStart"/>
+      <w:r>
+        <w:t>Elarin</w:t>
+      </w:r>
+      <w:proofErr w:type="spellEnd"/>
+      <w:r>
+        <w:t>.</w:t>
+      </w:r>
+    </w:p>
+    <w:p>
+      <w:r>
+        <w:t>Mieszkańcy są wściekli.</w:t>
+      </w:r>
+    </w:p>
+    <w:p>
+      <w:r>
+        <w:lastRenderedPageBreak/>
+        <w:t>Przez wiele nocy bali się cmentarza, duchów i klątwy.</w:t>
+      </w:r>
+    </w:p>
+    <w:p>
+      <w:r>
+        <w:t>Teraz dowiadują się, że przez cały czas za dzwon odpowiadał człowiek mieszkający wśród nich.</w:t>
+      </w:r>
+    </w:p>
+    <w:p>
+      <w:r>
+        <w:t>Wieś dokonuje samosądu.</w:t>
+      </w:r>
+    </w:p>
+    <w:p>
+      <w:proofErr w:type="spellStart"/>
+      <w:r>
+        <w:t>Eldan</w:t>
+      </w:r>
+      <w:proofErr w:type="spellEnd"/>
+      <w:r>
+        <w:t xml:space="preserve"> zostaje wygnany z </w:t>
+      </w:r>
+      <w:proofErr w:type="spellStart"/>
+      <w:r>
+        <w:t>Elarin</w:t>
+      </w:r>
+      <w:proofErr w:type="spellEnd"/>
+      <w:r>
+        <w:t>.</w:t>
+      </w:r>
+    </w:p>
+    <w:p>
+      <w:r>
+        <w:t>Wójt dziękuje ci dwukrotnie:</w:t>
+      </w:r>
+    </w:p>
+    <w:p>
+      <w:r>
+        <w:t>za rozwiązanie problemu dzwonu oraz za wskazanie człowieka odpowiedzialnego za całe zamieszanie.</w:t>
+      </w:r>
+    </w:p>
+    <w:p>
+      <w:pPr>
+        <w:rPr>
+          <w:b/>
+          <w:bCs/>
+        </w:rPr>
+      </w:pPr>
+      <w:r>
+        <w:rPr>
+          <w:b/>
+          <w:bCs/>
+        </w:rPr>
+        <w:t>Nagroda</w:t>
+      </w:r>
+    </w:p>
+    <w:p>
+      <w:pPr>
+        <w:numPr>
+          <w:ilvl w:val="0"/>
+          <w:numId w:val="7"/>
+        </w:numPr>
+      </w:pPr>
+      <w:r>
+        <w:rPr>
+          <w:b/>
+          <w:bCs/>
+        </w:rPr>
+        <w:t>14 Złota</w:t>
+      </w:r>
+      <w:r>
+        <w:t xml:space="preserve"> </w:t>
+      </w:r>
+    </w:p>
+    <w:p>
+      <w:pPr>
+        <w:numPr>
+          <w:ilvl w:val="0"/>
+          <w:numId w:val="7"/>
+        </w:numPr>
+      </w:pPr>
+      <w:r>
+        <w:rPr>
+          <w:b/>
+          <w:bCs/>
+        </w:rPr>
+        <w:t>losowy hełm</w:t>
+      </w:r>
+      <w:r>
+        <w:t xml:space="preserve"> </w:t>
+      </w:r>
+    </w:p>
+    <w:p>
+      <w:pPr>
+        <w:numPr>
+          <w:ilvl w:val="0"/>
+          <w:numId w:val="7"/>
+        </w:numPr>
+      </w:pPr>
+      <w:r>
+        <w:rPr>
+          <w:b/>
+          <w:bCs/>
+        </w:rPr>
+        <w:t>losowy pierścień</w:t>
+      </w:r>
+      <w:r>
+        <w:t xml:space="preserve"> </w:t>
+      </w:r>
+    </w:p>
+    <w:p>
+      <w:pPr>
+        <w:numPr>
+          <w:ilvl w:val="0"/>
+          <w:numId w:val="7"/>
+        </w:numPr>
+      </w:pPr>
+      <w:r>
+        <w:rPr>
+          <w:b/>
+          <w:bCs/>
+        </w:rPr>
+        <w:t>+2 Punkty Legendy</w:t>
+      </w:r>
+      <w:r>
+        <w:t xml:space="preserve"> </w:t>
+      </w:r>
+    </w:p>
+    <w:p>
+      <w:pPr>
+        <w:rPr>
+          <w:b/>
+          <w:bCs/>
+        </w:rPr>
+      </w:pPr>
+      <w:r>
+        <w:rPr>
+          <w:b/>
+          <w:bCs/>
+        </w:rPr>
+        <w:t>Konsekwencja</w:t>
+      </w:r>
+    </w:p>
+    <w:p>
+      <w:proofErr w:type="spellStart"/>
+      <w:r>
+        <w:t>Eldan</w:t>
+      </w:r>
+      <w:proofErr w:type="spellEnd"/>
+      <w:r>
+        <w:t xml:space="preserve"> zapamiętuje, kto doprowadził do jego wygnania.</w:t>
+      </w:r>
+    </w:p>
+    <w:p>
+      <w:r>
+        <w:t>Powstaje trwała konsekwencja fabularna:</w:t>
+      </w:r>
+    </w:p>
+    <w:p>
+      <w:proofErr w:type="spellStart"/>
+      <w:r>
+        <w:rPr>
+          <w:b/>
+          <w:bCs/>
+        </w:rPr>
+        <w:t>Eldan</w:t>
+      </w:r>
+      <w:proofErr w:type="spellEnd"/>
+      <w:r>
+        <w:rPr>
+          <w:b/>
+          <w:bCs/>
+        </w:rPr>
+        <w:t xml:space="preserve"> jest wygnany z </w:t>
+      </w:r>
+      <w:proofErr w:type="spellStart"/>
+      <w:r>
+        <w:rPr>
+          <w:b/>
+          <w:bCs/>
+        </w:rPr>
+        <w:t>Elarin</w:t>
+      </w:r>
+      <w:proofErr w:type="spellEnd"/>
+      <w:r>
+        <w:rPr>
+          <w:b/>
+          <w:bCs/>
+        </w:rPr>
+        <w:t xml:space="preserve"> i pamięta działania gracza.</w:t>
+      </w:r>
+    </w:p>
+    <w:p>
+      <w:r>
+        <w:t xml:space="preserve">Może zostać wykorzystany w późniejszych </w:t>
+      </w:r>
+      <w:proofErr w:type="spellStart"/>
+      <w:r>
+        <w:t>Questach</w:t>
+      </w:r>
+      <w:proofErr w:type="spellEnd"/>
+      <w:r>
+        <w:t xml:space="preserve"> lub wydarzeniach.</w:t>
+      </w:r>
+    </w:p>
+    <w:p>
+      <w:r>
+        <w:t xml:space="preserve">→ </w:t>
+      </w:r>
+      <w:r>
+        <w:rPr>
+          <w:b/>
+          <w:bCs/>
+        </w:rPr>
+        <w:t xml:space="preserve">FINAŁ 4 — Wygnanie </w:t>
+      </w:r>
+      <w:proofErr w:type="spellStart"/>
+      <w:r>
+        <w:rPr>
+          <w:b/>
+          <w:bCs/>
+        </w:rPr>
+        <w:t>Eldana</w:t>
+      </w:r>
+      <w:proofErr w:type="spellEnd"/>
+    </w:p>
+    <w:p>
+      <w:r>
+        <w:pict w14:anchorId="676D938A">
+          <v:rect id="_x0000_i1181" style="width:0;height:1.5pt" o:hralign="center" o:hrstd="t" o:hr="t" fillcolor="#a0a0a0" stroked="f"/>
+        </w:pict>
+      </w:r>
+    </w:p>
+    <w:p>
+      <w:pPr>
+        <w:rPr>
+          <w:b/>
+          <w:bCs/>
+        </w:rPr>
+      </w:pPr>
+      <w:r>
+        <w:rPr>
+          <w:b/>
+          <w:bCs/>
+        </w:rPr>
+        <w:t>FINAŁ 1 — Uciszony dzwon</w:t>
+      </w:r>
+    </w:p>
+    <w:p>
+      <w:r>
+        <w:t>Dzwon zostaje unieruchomiony.</w:t>
+      </w:r>
+    </w:p>
+    <w:p>
+      <w:r>
+        <w:t xml:space="preserve">Po raz pierwszy od wielu nocy </w:t>
+      </w:r>
+      <w:proofErr w:type="spellStart"/>
+      <w:r>
+        <w:t>Elarin</w:t>
+      </w:r>
+      <w:proofErr w:type="spellEnd"/>
+      <w:r>
+        <w:t xml:space="preserve"> pogrąża się w prawdziwej ciszy.</w:t>
+      </w:r>
+    </w:p>
+    <w:p>
+      <w:r>
+        <w:t>Mieszkańcy mogą spokojnie zasnąć.</w:t>
+      </w:r>
+    </w:p>
+    <w:p>
+      <w:r>
+        <w:t>Wójt dotrzymuje obietnicy i wypłaca nagrodę.</w:t>
+      </w:r>
+    </w:p>
+    <w:p>
+      <w:pPr>
+        <w:rPr>
+          <w:b/>
+          <w:bCs/>
+        </w:rPr>
+      </w:pPr>
+      <w:r>
+        <w:rPr>
+          <w:b/>
+          <w:bCs/>
+        </w:rPr>
+        <w:t>Nagroda</w:t>
+      </w:r>
+    </w:p>
+    <w:p>
+      <w:pPr>
+        <w:numPr>
+          <w:ilvl w:val="0"/>
+          <w:numId w:val="8"/>
+        </w:numPr>
+      </w:pPr>
+      <w:r>
+        <w:rPr>
+          <w:b/>
+          <w:bCs/>
+        </w:rPr>
+        <w:t>7 Złota</w:t>
+      </w:r>
+      <w:r>
+        <w:t xml:space="preserve"> </w:t>
+      </w:r>
+    </w:p>
+    <w:p>
+      <w:pPr>
+        <w:numPr>
+          <w:ilvl w:val="0"/>
+          <w:numId w:val="8"/>
+        </w:numPr>
+      </w:pPr>
+      <w:r>
+        <w:rPr>
+          <w:b/>
+          <w:bCs/>
+        </w:rPr>
+        <w:t>losowy hełm</w:t>
+      </w:r>
+      <w:r>
+        <w:t xml:space="preserve"> </w:t>
+      </w:r>
+    </w:p>
+    <w:p>
+      <w:pPr>
+        <w:numPr>
+          <w:ilvl w:val="0"/>
+          <w:numId w:val="8"/>
+        </w:numPr>
+      </w:pPr>
+      <w:r>
+        <w:rPr>
+          <w:b/>
+          <w:bCs/>
+        </w:rPr>
+        <w:t>+2 Punkty Legendy</w:t>
+      </w:r>
+      <w:r>
+        <w:t xml:space="preserve"> </w:t>
+      </w:r>
+    </w:p>
+    <w:p>
+      <w:r>
+        <w:lastRenderedPageBreak/>
+        <w:t>Quest zakończony.</w:t>
+      </w:r>
+    </w:p>
+    <w:p>
+      <w:r>
+        <w:pict w14:anchorId="71C1F377">
+          <v:rect id="_x0000_i1182" style="width:0;height:1.5pt" o:hralign="center" o:hrstd="t" o:hr="t" fillcolor="#a0a0a0" stroked="f"/>
+        </w:pict>
+      </w:r>
+    </w:p>
+    <w:p>
+      <w:pPr>
+        <w:rPr>
+          <w:b/>
+          <w:bCs/>
+        </w:rPr>
+      </w:pPr>
+      <w:r>
+        <w:rPr>
+          <w:b/>
+          <w:bCs/>
+        </w:rPr>
+        <w:t xml:space="preserve">FINAŁ 2 — Dzwon </w:t>
+      </w:r>
+      <w:proofErr w:type="spellStart"/>
+      <w:r>
+        <w:rPr>
+          <w:b/>
+          <w:bCs/>
+        </w:rPr>
+        <w:t>Trolfa</w:t>
+      </w:r>
+      <w:proofErr w:type="spellEnd"/>
+    </w:p>
+    <w:p>
+      <w:proofErr w:type="spellStart"/>
+      <w:r>
+        <w:t>Trolf</w:t>
+      </w:r>
+      <w:proofErr w:type="spellEnd"/>
+      <w:r>
+        <w:t xml:space="preserve"> i jego ekipa przybywają do </w:t>
+      </w:r>
+      <w:proofErr w:type="spellStart"/>
+      <w:r>
+        <w:t>Elarin</w:t>
+      </w:r>
+      <w:proofErr w:type="spellEnd"/>
+      <w:r>
+        <w:t>.</w:t>
+      </w:r>
+    </w:p>
+    <w:p>
+      <w:r>
+        <w:t xml:space="preserve">Stary dzwon zostaje zdjęty z wieży i wywieziony do </w:t>
+      </w:r>
+      <w:proofErr w:type="spellStart"/>
+      <w:r>
+        <w:t>Valdren</w:t>
+      </w:r>
+      <w:proofErr w:type="spellEnd"/>
+      <w:r>
+        <w:t>.</w:t>
+      </w:r>
+    </w:p>
+    <w:p>
+      <w:r>
+        <w:t>Kaplica traci jeden ze swoich najbardziej charakterystycznych elementów.</w:t>
+      </w:r>
+    </w:p>
+    <w:p>
+      <w:r>
+        <w:t>Dzwon zostaje rozebrany i przetopiony.</w:t>
+      </w:r>
+    </w:p>
+    <w:p>
+      <w:r>
+        <w:t>Problem nocnego dzwonienia znika na zawsze.</w:t>
+      </w:r>
+    </w:p>
+    <w:p>
+      <w:pPr>
+        <w:rPr>
+          <w:b/>
+          <w:bCs/>
+        </w:rPr>
+      </w:pPr>
+      <w:r>
+        <w:rPr>
+          <w:b/>
+          <w:bCs/>
+        </w:rPr>
+        <w:t>Nagroda</w:t>
+      </w:r>
+    </w:p>
+    <w:p>
+      <w:pPr>
+        <w:numPr>
+          <w:ilvl w:val="0"/>
+          <w:numId w:val="9"/>
+        </w:numPr>
+      </w:pPr>
+      <w:r>
+        <w:rPr>
+          <w:b/>
+          <w:bCs/>
+        </w:rPr>
+        <w:t>9 Złota</w:t>
+      </w:r>
+      <w:r>
+        <w:t xml:space="preserve"> </w:t>
+      </w:r>
+    </w:p>
+    <w:p>
+      <w:pPr>
+        <w:numPr>
+          <w:ilvl w:val="0"/>
+          <w:numId w:val="9"/>
+        </w:numPr>
+      </w:pPr>
+      <w:r>
+        <w:rPr>
+          <w:b/>
+          <w:bCs/>
+        </w:rPr>
+        <w:t>4 Wytrychy</w:t>
+      </w:r>
+      <w:r>
+        <w:t xml:space="preserve"> </w:t>
+      </w:r>
+    </w:p>
+    <w:p>
+      <w:pPr>
+        <w:numPr>
+          <w:ilvl w:val="0"/>
+          <w:numId w:val="9"/>
+        </w:numPr>
+      </w:pPr>
+      <w:r>
+        <w:rPr>
+          <w:b/>
+          <w:bCs/>
+        </w:rPr>
+        <w:t>Krótki Miecz</w:t>
+      </w:r>
+      <w:r>
+        <w:t xml:space="preserve"> </w:t>
+      </w:r>
+    </w:p>
+    <w:p>
+      <w:pPr>
+        <w:numPr>
+          <w:ilvl w:val="0"/>
+          <w:numId w:val="9"/>
+        </w:numPr>
+      </w:pPr>
+      <w:r>
+        <w:rPr>
+          <w:b/>
+          <w:bCs/>
+        </w:rPr>
+        <w:t>+1 Punkt Legendy</w:t>
+      </w:r>
+      <w:r>
+        <w:t xml:space="preserve"> </w:t>
+      </w:r>
+    </w:p>
+    <w:p>
+      <w:r>
+        <w:t>Quest zakończony.</w:t>
+      </w:r>
+    </w:p>
+    <w:p>
+      <w:r>
+        <w:pict w14:anchorId="38A6105F">
+          <v:rect id="_x0000_i1183" style="width:0;height:1.5pt" o:hralign="center" o:hrstd="t" o:hr="t" fillcolor="#a0a0a0" stroked="f"/>
+        </w:pict>
+      </w:r>
+    </w:p>
+    <w:p>
+      <w:pPr>
+        <w:rPr>
+          <w:b/>
+          <w:bCs/>
+        </w:rPr>
+      </w:pPr>
+      <w:r>
+        <w:rPr>
+          <w:b/>
+          <w:bCs/>
+        </w:rPr>
+        <w:t xml:space="preserve">FINAŁ 3 — Tajemnica </w:t>
+      </w:r>
+      <w:proofErr w:type="spellStart"/>
+      <w:r>
+        <w:rPr>
+          <w:b/>
+          <w:bCs/>
+        </w:rPr>
+        <w:t>Eldana</w:t>
+      </w:r>
+      <w:proofErr w:type="spellEnd"/>
+    </w:p>
+    <w:p>
+      <w:r>
+        <w:t>Nie zdradzasz mieszkańcom prawdy.</w:t>
+      </w:r>
+    </w:p>
+    <w:p>
+      <w:proofErr w:type="spellStart"/>
+      <w:r>
+        <w:t>Eldan</w:t>
+      </w:r>
+      <w:proofErr w:type="spellEnd"/>
+      <w:r>
+        <w:t xml:space="preserve"> obiecuje zakończyć nocne wizyty w kaplicy.</w:t>
+      </w:r>
+    </w:p>
+    <w:p>
+      <w:r>
+        <w:t>Dzwon przestaje bić.</w:t>
+      </w:r>
+    </w:p>
+    <w:p>
+      <w:r>
+        <w:t>Wieś nigdy nie dowiaduje się, kto naprawdę odpowiadał za całe zamieszanie.</w:t>
+      </w:r>
+    </w:p>
+    <w:p>
+      <w:pPr>
+        <w:rPr>
+          <w:b/>
+          <w:bCs/>
+        </w:rPr>
+      </w:pPr>
+      <w:r>
+        <w:rPr>
+          <w:b/>
+          <w:bCs/>
+        </w:rPr>
+        <w:t>Nagroda</w:t>
+      </w:r>
+    </w:p>
+    <w:p>
+      <w:pPr>
+        <w:numPr>
+          <w:ilvl w:val="0"/>
+          <w:numId w:val="10"/>
+        </w:numPr>
+      </w:pPr>
+      <w:r>
+        <w:rPr>
+          <w:b/>
+          <w:bCs/>
+        </w:rPr>
+        <w:t>11 Złota</w:t>
+      </w:r>
+      <w:r>
+        <w:t xml:space="preserve"> </w:t>
+      </w:r>
+    </w:p>
+    <w:p>
+      <w:pPr>
+        <w:numPr>
+          <w:ilvl w:val="0"/>
+          <w:numId w:val="10"/>
+        </w:numPr>
+      </w:pPr>
+      <w:r>
+        <w:rPr>
+          <w:b/>
+          <w:bCs/>
+        </w:rPr>
+        <w:t xml:space="preserve">Towarzysz </w:t>
+      </w:r>
+      <w:proofErr w:type="spellStart"/>
+      <w:r>
+        <w:rPr>
+          <w:b/>
+          <w:bCs/>
+        </w:rPr>
+        <w:t>Bran</w:t>
+      </w:r>
+      <w:proofErr w:type="spellEnd"/>
+      <w:r>
+        <w:t xml:space="preserve"> </w:t>
+      </w:r>
+    </w:p>
+    <w:p>
+      <w:pPr>
+        <w:numPr>
+          <w:ilvl w:val="0"/>
+          <w:numId w:val="10"/>
+        </w:numPr>
+      </w:pPr>
+      <w:r>
+        <w:rPr>
+          <w:b/>
+          <w:bCs/>
+        </w:rPr>
+        <w:t>+1 Punkt Legendy</w:t>
+      </w:r>
+      <w:r>
+        <w:t xml:space="preserve"> </w:t>
+      </w:r>
+    </w:p>
+    <w:p>
+      <w:r>
+        <w:t>Quest zakończony.</w:t>
+      </w:r>
+    </w:p>
+    <w:p>
+      <w:r>
+        <w:pict w14:anchorId="55CED4F7">
+          <v:rect id="_x0000_i1184" style="width:0;height:1.5pt" o:hralign="center" o:hrstd="t" o:hr="t" fillcolor="#a0a0a0" stroked="f"/>
+        </w:pict>
+      </w:r>
+    </w:p>
+    <w:p>
+      <w:pPr>
+        <w:rPr>
+          <w:b/>
+          <w:bCs/>
+        </w:rPr>
+      </w:pPr>
+      <w:r>
+        <w:rPr>
+          <w:b/>
+          <w:bCs/>
+        </w:rPr>
+        <w:t xml:space="preserve">FINAŁ 4 — Wygnanie </w:t>
+      </w:r>
+      <w:proofErr w:type="spellStart"/>
+      <w:r>
+        <w:rPr>
+          <w:b/>
+          <w:bCs/>
+        </w:rPr>
+        <w:t>Eldana</w:t>
+      </w:r>
+      <w:proofErr w:type="spellEnd"/>
+    </w:p>
+    <w:p>
+      <w:r>
+        <w:t>Prawda zostaje ujawniona.</w:t>
+      </w:r>
+    </w:p>
+    <w:p>
+      <w:r>
+        <w:lastRenderedPageBreak/>
+        <w:t xml:space="preserve">Wieś wypędza </w:t>
+      </w:r>
+      <w:proofErr w:type="spellStart"/>
+      <w:r>
+        <w:t>Eldana</w:t>
+      </w:r>
+      <w:proofErr w:type="spellEnd"/>
+      <w:r>
+        <w:t>.</w:t>
+      </w:r>
+    </w:p>
+    <w:p>
+      <w:r>
+        <w:t>Dzwon przestaje bić, ale rozwiązanie pozostawia po sobie człowieka, który stracił dom, rodzinne miejsce i dobre imię.</w:t>
+      </w:r>
+    </w:p>
+    <w:p>
+      <w:proofErr w:type="spellStart"/>
+      <w:r>
+        <w:t>Eldan</w:t>
+      </w:r>
+      <w:proofErr w:type="spellEnd"/>
+      <w:r>
+        <w:t xml:space="preserve"> zapamiętuje bohatera.</w:t>
+      </w:r>
+    </w:p>
+    <w:p>
+      <w:pPr>
+        <w:rPr>
+          <w:b/>
+          <w:bCs/>
+        </w:rPr>
+      </w:pPr>
+      <w:r>
+        <w:rPr>
+          <w:b/>
+          <w:bCs/>
+        </w:rPr>
+        <w:t>Nagroda</w:t>
+      </w:r>
+    </w:p>
+    <w:p>
+      <w:pPr>
+        <w:numPr>
+          <w:ilvl w:val="0"/>
+          <w:numId w:val="11"/>
+        </w:numPr>
+      </w:pPr>
+      <w:r>
+        <w:rPr>
+          <w:b/>
+          <w:bCs/>
+        </w:rPr>
+        <w:t>14 Złota</w:t>
+      </w:r>
+      <w:r>
+        <w:t xml:space="preserve"> </w:t>
+      </w:r>
+    </w:p>
+    <w:p>
+      <w:pPr>
+        <w:numPr>
+          <w:ilvl w:val="0"/>
+          <w:numId w:val="11"/>
+        </w:numPr>
+      </w:pPr>
+      <w:r>
+        <w:rPr>
+          <w:b/>
+          <w:bCs/>
+        </w:rPr>
+        <w:t>losowy hełm</w:t>
+      </w:r>
+      <w:r>
+        <w:t xml:space="preserve"> </w:t>
+      </w:r>
+    </w:p>
+    <w:p>
+      <w:pPr>
+        <w:numPr>
+          <w:ilvl w:val="0"/>
+          <w:numId w:val="11"/>
+        </w:numPr>
+      </w:pPr>
+      <w:r>
+        <w:rPr>
+          <w:b/>
+          <w:bCs/>
+        </w:rPr>
+        <w:t>losowy pierścień</w:t>
+      </w:r>
+      <w:r>
+        <w:t xml:space="preserve"> </w:t>
+      </w:r>
+    </w:p>
+    <w:p>
+      <w:pPr>
+        <w:numPr>
+          <w:ilvl w:val="0"/>
+          <w:numId w:val="11"/>
+        </w:numPr>
+      </w:pPr>
+      <w:r>
+        <w:rPr>
+          <w:b/>
+          <w:bCs/>
+        </w:rPr>
+        <w:t>+2 Punkty Legendy</w:t>
+      </w:r>
+      <w:r>
+        <w:t xml:space="preserve"> </w:t>
+      </w:r>
+    </w:p>
+    <w:p>
+      <w:pPr>
+        <w:rPr>
+          <w:b/>
+          <w:bCs/>
+        </w:rPr>
+      </w:pPr>
+      <w:r>
+        <w:rPr>
+          <w:b/>
+          <w:bCs/>
+        </w:rPr>
+        <w:t>Trwała konsekwencja</w:t>
+      </w:r>
+    </w:p>
+    <w:p>
+      <w:proofErr w:type="spellStart"/>
+      <w:r>
+        <w:rPr>
+          <w:b/>
+          <w:bCs/>
+        </w:rPr>
+        <w:t>Eldan</w:t>
+      </w:r>
+      <w:proofErr w:type="spellEnd"/>
+      <w:r>
+        <w:rPr>
+          <w:b/>
+          <w:bCs/>
+        </w:rPr>
+        <w:t xml:space="preserve"> wygnany.</w:t>
+      </w:r>
+    </w:p>
+    <w:p>
+      <w:r>
+        <w:t>Quest zakończony.</w:t>
+      </w:r>
+    </w:p>
+    <w:p>
+      <w:r>
+        <w:pict w14:anchorId="7ACCFA5E">
+          <v:rect id="_x0000_i1185" style="width:0;height:1.5pt" o:hralign="center" o:hrstd="t" o:hr="t" fillcolor="#a0a0a0" stroked="f"/>
+        </w:pict>
+      </w:r>
+    </w:p>
+    <w:p>
+      <w:pPr>
+        <w:rPr>
+          <w:b/>
+          <w:bCs/>
+        </w:rPr>
+      </w:pPr>
+      <w:r>
+        <w:rPr>
+          <w:b/>
+          <w:bCs/>
+        </w:rPr>
+        <w:t>TECHNICZNE DRZEWKO QUESTA</w:t>
+      </w:r>
+    </w:p>
+    <w:p>
+      <w:r>
+        <w:t>DZWON MIĘDZY NAMI</w:t>
+      </w:r>
+    </w:p>
+    <w:p>
+      <w:r>
+        <w:t>│</w:t>
+      </w:r>
+    </w:p>
+    <w:p>
+      <w:proofErr w:type="gramStart"/>
+      <w:r>
+        <w:t>│  START</w:t>
+      </w:r>
+      <w:proofErr w:type="gramEnd"/>
+      <w:r>
+        <w:t>: ELARIN</w:t>
+      </w:r>
+    </w:p>
+    <w:p>
+      <w:r>
+        <w:t>│</w:t>
+      </w:r>
+    </w:p>
+    <w:p>
+      <w:r>
+        <w:rPr>
+          <w:rFonts w:ascii="MS Gothic" w:eastAsia="MS Gothic" w:hAnsi="MS Gothic" w:cs="MS Gothic" w:hint="eastAsia"/>
+        </w:rPr>
+        <w:t>├</w:t>
+      </w:r>
+      <w:r>
+        <w:rPr>
+          <w:rFonts w:ascii="Aptos" w:hAnsi="Aptos" w:cs="Aptos"/>
+        </w:rPr>
+        <w:t>──</w:t>
+      </w:r>
+      <w:r>
+        <w:t xml:space="preserve"> DYPLOMACJA 12 </w:t>
+      </w:r>
+      <w:r>
+        <w:rPr>
+          <w:rFonts w:ascii="Aptos" w:hAnsi="Aptos" w:cs="Aptos"/>
+        </w:rPr>
+        <w:t>—</w:t>
+      </w:r>
+      <w:r>
+        <w:t xml:space="preserve"> Wypytaj ludzi</w:t>
+      </w:r>
+    </w:p>
+    <w:p>
+      <w:r>
+        <w:t>│   │</w:t>
+      </w:r>
+    </w:p>
+    <w:p>
+      <w:r>
+        <w:t xml:space="preserve">│   </w:t>
+      </w:r>
+      <w:r>
+        <w:rPr>
+          <w:rFonts w:ascii="MS Gothic" w:eastAsia="MS Gothic" w:hAnsi="MS Gothic" w:cs="MS Gothic" w:hint="eastAsia"/>
+        </w:rPr>
+        <w:t>├</w:t>
+      </w:r>
+      <w:r>
+        <w:rPr>
+          <w:rFonts w:ascii="Aptos" w:hAnsi="Aptos" w:cs="Aptos"/>
+        </w:rPr>
+        <w:t>──</w:t>
+      </w:r>
+      <w:r>
+        <w:t xml:space="preserve"> PORA</w:t>
+      </w:r>
+      <w:r>
+        <w:rPr>
+          <w:rFonts w:ascii="Aptos" w:hAnsi="Aptos" w:cs="Aptos"/>
+        </w:rPr>
+        <w:t>Ż</w:t>
+      </w:r>
+      <w:r>
+        <w:t>KA</w:t>
+      </w:r>
+    </w:p>
+    <w:p>
+      <w:r>
+        <w:t>│   │   └── Quest pozostaje aktywny</w:t>
+      </w:r>
+    </w:p>
+    <w:p>
+      <w:r>
+        <w:t>│   │</w:t>
+      </w:r>
+    </w:p>
+    <w:p>
+      <w:r>
+        <w:t>│   └── SUKCES</w:t>
+      </w:r>
+    </w:p>
+    <w:p>
+      <w:r>
+        <w:t>│       └── ETAP 2A — DZWONNICA</w:t>
+      </w:r>
+    </w:p>
+    <w:p>
+      <w:r>
+        <w:t>│           │</w:t>
+      </w:r>
+    </w:p>
+    <w:p>
+      <w:r>
+        <w:t xml:space="preserve">│           </w:t>
+      </w:r>
+      <w:r>
+        <w:rPr>
+          <w:rFonts w:ascii="MS Gothic" w:eastAsia="MS Gothic" w:hAnsi="MS Gothic" w:cs="MS Gothic" w:hint="eastAsia"/>
+        </w:rPr>
+        <w:t>├</w:t>
+      </w:r>
+      <w:r>
+        <w:rPr>
+          <w:rFonts w:ascii="Aptos" w:hAnsi="Aptos" w:cs="Aptos"/>
+        </w:rPr>
+        <w:t>──</w:t>
+      </w:r>
+      <w:r>
+        <w:t xml:space="preserve"> Przeszukaj okno [1x]</w:t>
+      </w:r>
+    </w:p>
+    <w:p>
+      <w:r>
+        <w:t xml:space="preserve">│           │   </w:t>
+      </w:r>
+      <w:r>
+        <w:rPr>
+          <w:rFonts w:ascii="MS Gothic" w:eastAsia="MS Gothic" w:hAnsi="MS Gothic" w:cs="MS Gothic" w:hint="eastAsia"/>
+        </w:rPr>
+        <w:t>├</w:t>
+      </w:r>
+      <w:r>
+        <w:rPr>
+          <w:rFonts w:ascii="Aptos" w:hAnsi="Aptos" w:cs="Aptos"/>
+        </w:rPr>
+        <w:t>──</w:t>
+      </w:r>
+      <w:r>
+        <w:t xml:space="preserve"> +4 z</w:t>
+      </w:r>
+      <w:r>
+        <w:rPr>
+          <w:rFonts w:ascii="Aptos" w:hAnsi="Aptos" w:cs="Aptos"/>
+        </w:rPr>
+        <w:t>ł</w:t>
+      </w:r>
+      <w:r>
+        <w:t>ota</w:t>
+      </w:r>
+    </w:p>
+    <w:p>
+      <w:r>
+        <w:lastRenderedPageBreak/>
+        <w:t xml:space="preserve">│           │   </w:t>
+      </w:r>
+      <w:r>
+        <w:rPr>
+          <w:rFonts w:ascii="MS Gothic" w:eastAsia="MS Gothic" w:hAnsi="MS Gothic" w:cs="MS Gothic" w:hint="eastAsia"/>
+        </w:rPr>
+        <w:t>├</w:t>
+      </w:r>
+      <w:r>
+        <w:rPr>
+          <w:rFonts w:ascii="Aptos" w:hAnsi="Aptos" w:cs="Aptos"/>
+        </w:rPr>
+        <w:t>──</w:t>
+      </w:r>
+      <w:r>
+        <w:t xml:space="preserve"> +losowa zbroja</w:t>
+      </w:r>
+    </w:p>
+    <w:p>
+      <w:r>
+        <w:t xml:space="preserve">│           │   </w:t>
+      </w:r>
+      <w:r>
+        <w:rPr>
+          <w:rFonts w:ascii="MS Gothic" w:eastAsia="MS Gothic" w:hAnsi="MS Gothic" w:cs="MS Gothic" w:hint="eastAsia"/>
+        </w:rPr>
+        <w:t>├</w:t>
+      </w:r>
+      <w:r>
+        <w:rPr>
+          <w:rFonts w:ascii="Aptos" w:hAnsi="Aptos" w:cs="Aptos"/>
+        </w:rPr>
+        <w:t>──</w:t>
+      </w:r>
+      <w:r>
+        <w:t xml:space="preserve"> +1 Rana</w:t>
+      </w:r>
+    </w:p>
+    <w:p>
+      <w:r>
+        <w:t>│           │   └── pozostajesz w 2A</w:t>
+      </w:r>
+    </w:p>
+    <w:p>
+      <w:r>
+        <w:t>│           │</w:t>
+      </w:r>
+    </w:p>
+    <w:p>
+      <w:r>
+        <w:t xml:space="preserve">│           </w:t>
+      </w:r>
+      <w:r>
+        <w:rPr>
+          <w:rFonts w:ascii="MS Gothic" w:eastAsia="MS Gothic" w:hAnsi="MS Gothic" w:cs="MS Gothic" w:hint="eastAsia"/>
+        </w:rPr>
+        <w:t>├</w:t>
+      </w:r>
+      <w:r>
+        <w:rPr>
+          <w:rFonts w:ascii="Aptos" w:hAnsi="Aptos" w:cs="Aptos"/>
+        </w:rPr>
+        <w:t>──</w:t>
+      </w:r>
+      <w:r>
+        <w:t xml:space="preserve"> Sprawd</w:t>
+      </w:r>
+      <w:r>
+        <w:rPr>
+          <w:rFonts w:ascii="Aptos" w:hAnsi="Aptos" w:cs="Aptos"/>
+        </w:rPr>
+        <w:t>ź</w:t>
+      </w:r>
+      <w:r>
+        <w:t xml:space="preserve"> mechanizm</w:t>
+      </w:r>
+    </w:p>
+    <w:p>
+      <w:r>
+        <w:t>│           │   └── 4 Drewna + 1 Wytrych</w:t>
+      </w:r>
+    </w:p>
+    <w:p>
+      <w:r>
+        <w:t>│           │       └── FINAŁ 1 — UCISZONY DZWON</w:t>
+      </w:r>
+    </w:p>
+    <w:p>
+      <w:r>
+        <w:t>│           │</w:t>
+      </w:r>
+    </w:p>
+    <w:p>
+      <w:r>
+        <w:t>│           └── Przeszukaj zapasy [1x]</w:t>
+      </w:r>
+    </w:p>
+    <w:p>
+      <w:r>
+        <w:t xml:space="preserve">│               </w:t>
+      </w:r>
+      <w:r>
+        <w:rPr>
+          <w:rFonts w:ascii="MS Gothic" w:eastAsia="MS Gothic" w:hAnsi="MS Gothic" w:cs="MS Gothic" w:hint="eastAsia"/>
+        </w:rPr>
+        <w:t>├</w:t>
+      </w:r>
+      <w:r>
+        <w:rPr>
+          <w:rFonts w:ascii="Aptos" w:hAnsi="Aptos" w:cs="Aptos"/>
+        </w:rPr>
+        <w:t>──</w:t>
+      </w:r>
+      <w:r>
+        <w:t xml:space="preserve"> +2 Drewna</w:t>
+      </w:r>
+    </w:p>
+    <w:p>
+      <w:r>
+        <w:t xml:space="preserve">│               </w:t>
+      </w:r>
+      <w:r>
+        <w:rPr>
+          <w:rFonts w:ascii="MS Gothic" w:eastAsia="MS Gothic" w:hAnsi="MS Gothic" w:cs="MS Gothic" w:hint="eastAsia"/>
+        </w:rPr>
+        <w:t>├</w:t>
+      </w:r>
+      <w:r>
+        <w:rPr>
+          <w:rFonts w:ascii="Aptos" w:hAnsi="Aptos" w:cs="Aptos"/>
+        </w:rPr>
+        <w:t>──</w:t>
+      </w:r>
+      <w:r>
+        <w:t xml:space="preserve"> +1 </w:t>
+      </w:r>
+      <w:r>
+        <w:rPr>
+          <w:rFonts w:ascii="Aptos" w:hAnsi="Aptos" w:cs="Aptos"/>
+        </w:rPr>
+        <w:t>Ż</w:t>
+      </w:r>
+      <w:r>
+        <w:t>elazo</w:t>
+      </w:r>
+    </w:p>
+    <w:p>
+      <w:r>
+        <w:t xml:space="preserve">│               </w:t>
+      </w:r>
+      <w:r>
+        <w:rPr>
+          <w:rFonts w:ascii="MS Gothic" w:eastAsia="MS Gothic" w:hAnsi="MS Gothic" w:cs="MS Gothic" w:hint="eastAsia"/>
+        </w:rPr>
+        <w:t>├</w:t>
+      </w:r>
+      <w:r>
+        <w:rPr>
+          <w:rFonts w:ascii="Aptos" w:hAnsi="Aptos" w:cs="Aptos"/>
+        </w:rPr>
+        <w:t>──</w:t>
+      </w:r>
+      <w:r>
+        <w:t xml:space="preserve"> +3 Zio</w:t>
+      </w:r>
+      <w:r>
+        <w:rPr>
+          <w:rFonts w:ascii="Aptos" w:hAnsi="Aptos" w:cs="Aptos"/>
+        </w:rPr>
+        <w:t>ł</w:t>
+      </w:r>
+      <w:r>
+        <w:t>a</w:t>
+      </w:r>
+    </w:p>
+    <w:p>
+      <w:r>
+        <w:t>│               └── trop do VALDREN</w:t>
+      </w:r>
+    </w:p>
+    <w:p>
+      <w:r>
+        <w:t>│                   │</w:t>
+      </w:r>
+    </w:p>
+    <w:p>
+      <w:r>
+        <w:t>│                   └── ETAP 3A</w:t>
+      </w:r>
+    </w:p>
+    <w:p>
+      <w:r>
+        <w:t>│                       │</w:t>
+      </w:r>
+    </w:p>
+    <w:p>
+      <w:r>
+        <w:t xml:space="preserve">│                       </w:t>
+      </w:r>
+      <w:r>
+        <w:rPr>
+          <w:rFonts w:ascii="MS Gothic" w:eastAsia="MS Gothic" w:hAnsi="MS Gothic" w:cs="MS Gothic" w:hint="eastAsia"/>
+        </w:rPr>
+        <w:t>├</w:t>
+      </w:r>
+      <w:r>
+        <w:rPr>
+          <w:rFonts w:ascii="Aptos" w:hAnsi="Aptos" w:cs="Aptos"/>
+        </w:rPr>
+        <w:t>──</w:t>
+      </w:r>
+      <w:r>
+        <w:t xml:space="preserve"> DYPLOMACJA 11</w:t>
+      </w:r>
+    </w:p>
+    <w:p>
+      <w:r>
+        <w:t xml:space="preserve">│                       │   </w:t>
+      </w:r>
+      <w:r>
+        <w:rPr>
+          <w:rFonts w:ascii="MS Gothic" w:eastAsia="MS Gothic" w:hAnsi="MS Gothic" w:cs="MS Gothic" w:hint="eastAsia"/>
+        </w:rPr>
+        <w:t>├</w:t>
+      </w:r>
+      <w:r>
+        <w:rPr>
+          <w:rFonts w:ascii="Aptos" w:hAnsi="Aptos" w:cs="Aptos"/>
+        </w:rPr>
+        <w:t>──</w:t>
+      </w:r>
+      <w:r>
+        <w:t xml:space="preserve"> pora</w:t>
+      </w:r>
+      <w:r>
+        <w:rPr>
+          <w:rFonts w:ascii="Aptos" w:hAnsi="Aptos" w:cs="Aptos"/>
+        </w:rPr>
+        <w:t>ż</w:t>
+      </w:r>
+      <w:r>
+        <w:t xml:space="preserve">ka </w:t>
+      </w:r>
+      <w:r>
+        <w:rPr>
+          <w:rFonts w:ascii="Aptos" w:hAnsi="Aptos" w:cs="Aptos"/>
+        </w:rPr>
+        <w:t>→</w:t>
+      </w:r>
+      <w:r>
+        <w:t xml:space="preserve"> Quest aktywny</w:t>
+      </w:r>
+    </w:p>
+    <w:p>
+      <w:r>
+        <w:t xml:space="preserve">│                       │   └── sukces → </w:t>
+      </w:r>
+      <w:proofErr w:type="spellStart"/>
+      <w:r>
+        <w:t>Trolf</w:t>
+      </w:r>
+      <w:proofErr w:type="spellEnd"/>
+    </w:p>
+    <w:p>
+      <w:r>
+        <w:t>│                       │</w:t>
+      </w:r>
+    </w:p>
+    <w:p>
+      <w:r>
+        <w:t>│                       └── INTRYGA 13</w:t>
+      </w:r>
+    </w:p>
+    <w:p>
+      <w:r>
+        <w:t xml:space="preserve">│                           </w:t>
+      </w:r>
+      <w:r>
+        <w:rPr>
+          <w:rFonts w:ascii="MS Gothic" w:eastAsia="MS Gothic" w:hAnsi="MS Gothic" w:cs="MS Gothic" w:hint="eastAsia"/>
+        </w:rPr>
+        <w:t>├</w:t>
+      </w:r>
+      <w:r>
+        <w:rPr>
+          <w:rFonts w:ascii="Aptos" w:hAnsi="Aptos" w:cs="Aptos"/>
+        </w:rPr>
+        <w:t>──</w:t>
+      </w:r>
+      <w:r>
+        <w:t xml:space="preserve"> pora</w:t>
+      </w:r>
+      <w:r>
+        <w:rPr>
+          <w:rFonts w:ascii="Aptos" w:hAnsi="Aptos" w:cs="Aptos"/>
+        </w:rPr>
+        <w:t>ż</w:t>
+      </w:r>
+      <w:r>
+        <w:t xml:space="preserve">ka </w:t>
+      </w:r>
+      <w:r>
+        <w:rPr>
+          <w:rFonts w:ascii="Aptos" w:hAnsi="Aptos" w:cs="Aptos"/>
+        </w:rPr>
+        <w:t>→</w:t>
+      </w:r>
+      <w:r>
+        <w:t xml:space="preserve"> Quest aktywny</w:t>
+      </w:r>
+    </w:p>
+    <w:p>
+      <w:r>
+        <w:t>│                           └── sukces</w:t>
+      </w:r>
+    </w:p>
+    <w:p>
+      <w:r>
+        <w:t xml:space="preserve">│                               </w:t>
+      </w:r>
+      <w:r>
+        <w:rPr>
+          <w:rFonts w:ascii="MS Gothic" w:eastAsia="MS Gothic" w:hAnsi="MS Gothic" w:cs="MS Gothic" w:hint="eastAsia"/>
+        </w:rPr>
+        <w:t>├</w:t>
+      </w:r>
+      <w:r>
+        <w:rPr>
+          <w:rFonts w:ascii="Aptos" w:hAnsi="Aptos" w:cs="Aptos"/>
+        </w:rPr>
+        <w:t>──</w:t>
+      </w:r>
+      <w:r>
+        <w:t xml:space="preserve"> </w:t>
+      </w:r>
+      <w:proofErr w:type="spellStart"/>
+      <w:r>
+        <w:t>Trolf</w:t>
+      </w:r>
+      <w:proofErr w:type="spellEnd"/>
+    </w:p>
+    <w:p>
+      <w:r>
+        <w:t>│                               └── dodatkowa wiedza</w:t>
+      </w:r>
+    </w:p>
+    <w:p>
+      <w:r>
+        <w:t>│</w:t>
+      </w:r>
+    </w:p>
+    <w:p>
+      <w:r>
+        <w:t>│                       DOM TROLFA</w:t>
+      </w:r>
+    </w:p>
+    <w:p>
+      <w:r>
+        <w:t>│                       │</w:t>
+      </w:r>
+    </w:p>
+    <w:p>
+      <w:r>
+        <w:lastRenderedPageBreak/>
+        <w:t xml:space="preserve">│                       </w:t>
+      </w:r>
+      <w:r>
+        <w:rPr>
+          <w:rFonts w:ascii="MS Gothic" w:eastAsia="MS Gothic" w:hAnsi="MS Gothic" w:cs="MS Gothic" w:hint="eastAsia"/>
+        </w:rPr>
+        <w:t>├</w:t>
+      </w:r>
+      <w:r>
+        <w:rPr>
+          <w:rFonts w:ascii="Aptos" w:hAnsi="Aptos" w:cs="Aptos"/>
+        </w:rPr>
+        <w:t>──</w:t>
+      </w:r>
+      <w:r>
+        <w:t xml:space="preserve"> Oddaj dzwon</w:t>
+      </w:r>
+    </w:p>
+    <w:p>
+      <w:r>
+        <w:t>│                       │   └── FINAŁ 2 — DZWON TROLFA</w:t>
+      </w:r>
+    </w:p>
+    <w:p>
+      <w:r>
+        <w:t>│                       │</w:t>
+      </w:r>
+    </w:p>
+    <w:p>
+      <w:r>
+        <w:t>│                       └── Odmów</w:t>
+      </w:r>
+    </w:p>
+    <w:p>
+      <w:r>
+        <w:t>│                           └── zapłać 3 złota</w:t>
+      </w:r>
+    </w:p>
+    <w:p>
+      <w:r>
+        <w:t xml:space="preserve">│                               └── wróć do </w:t>
+      </w:r>
+      <w:proofErr w:type="spellStart"/>
+      <w:r>
+        <w:t>Elarin</w:t>
+      </w:r>
+      <w:proofErr w:type="spellEnd"/>
+    </w:p>
+    <w:p>
+      <w:r>
+        <w:t>│                                   └── FINAŁ 1</w:t>
+      </w:r>
+    </w:p>
+    <w:p>
+      <w:r>
+        <w:t>│</w:t>
+      </w:r>
+    </w:p>
+    <w:p>
+      <w:r>
+        <w:t>└── NAUKA 10 — Zbadaj cmentarz</w:t>
+      </w:r>
+    </w:p>
+    <w:p>
+      <w:r>
+        <w:t xml:space="preserve">    │</w:t>
+      </w:r>
+    </w:p>
+    <w:p>
+      <w:r>
+        <w:t xml:space="preserve">    </w:t>
+      </w:r>
+      <w:r>
+        <w:rPr>
+          <w:rFonts w:ascii="MS Gothic" w:eastAsia="MS Gothic" w:hAnsi="MS Gothic" w:cs="MS Gothic" w:hint="eastAsia"/>
+        </w:rPr>
+        <w:t>├</w:t>
+      </w:r>
+      <w:r>
+        <w:rPr>
+          <w:rFonts w:ascii="Aptos" w:hAnsi="Aptos" w:cs="Aptos"/>
+        </w:rPr>
+        <w:t>──</w:t>
+      </w:r>
+      <w:r>
+        <w:t xml:space="preserve"> PORA</w:t>
+      </w:r>
+      <w:r>
+        <w:rPr>
+          <w:rFonts w:ascii="Aptos" w:hAnsi="Aptos" w:cs="Aptos"/>
+        </w:rPr>
+        <w:t>Ż</w:t>
+      </w:r>
+      <w:r>
+        <w:t>KA</w:t>
+      </w:r>
+    </w:p>
+    <w:p>
+      <w:r>
+        <w:t xml:space="preserve">    │   └── Quest pozostaje aktywny</w:t>
+      </w:r>
+    </w:p>
+    <w:p>
+      <w:r>
+        <w:t xml:space="preserve">    │</w:t>
+      </w:r>
+    </w:p>
+    <w:p>
+      <w:r>
+        <w:t xml:space="preserve">    └── SUKCES</w:t>
+      </w:r>
+    </w:p>
+    <w:p>
+      <w:r>
+        <w:t xml:space="preserve">        └── ETAP 2B — GRÓB OPIEKUNA</w:t>
+      </w:r>
+    </w:p>
+    <w:p>
+      <w:r>
+        <w:t xml:space="preserve">            │</w:t>
+      </w:r>
+    </w:p>
+    <w:p>
+      <w:r>
+        <w:t xml:space="preserve">            └── Odkryj </w:t>
+      </w:r>
+      <w:proofErr w:type="spellStart"/>
+      <w:r>
+        <w:t>Eldana</w:t>
+      </w:r>
+      <w:proofErr w:type="spellEnd"/>
+    </w:p>
+    <w:p>
+      <w:r>
+        <w:t xml:space="preserve">                │</w:t>
+      </w:r>
+    </w:p>
+    <w:p>
+      <w:r>
+        <w:t xml:space="preserve">                </w:t>
+      </w:r>
+      <w:r>
+        <w:rPr>
+          <w:rFonts w:ascii="MS Gothic" w:eastAsia="MS Gothic" w:hAnsi="MS Gothic" w:cs="MS Gothic" w:hint="eastAsia"/>
+        </w:rPr>
+        <w:t>├</w:t>
+      </w:r>
+      <w:r>
+        <w:rPr>
+          <w:rFonts w:ascii="Aptos" w:hAnsi="Aptos" w:cs="Aptos"/>
+        </w:rPr>
+        <w:t>──</w:t>
+      </w:r>
+      <w:r>
+        <w:t xml:space="preserve"> Zachowaj tajemnic</w:t>
+      </w:r>
+      <w:r>
+        <w:rPr>
+          <w:rFonts w:ascii="Aptos" w:hAnsi="Aptos" w:cs="Aptos"/>
+        </w:rPr>
+        <w:t>ę</w:t>
+      </w:r>
+    </w:p>
+    <w:p>
+      <w:r>
+        <w:t xml:space="preserve">                │   └── FINAŁ 3 — TAJEMNICA ELDANA</w:t>
+      </w:r>
+    </w:p>
+    <w:p>
+      <w:r>
+        <w:t xml:space="preserve">                │</w:t>
+      </w:r>
+    </w:p>
+    <w:p>
+      <w:r>
+        <w:t xml:space="preserve">                └── Wydaj </w:t>
+      </w:r>
+      <w:proofErr w:type="spellStart"/>
+      <w:r>
+        <w:t>Eldana</w:t>
+      </w:r>
+      <w:proofErr w:type="spellEnd"/>
+    </w:p>
+    <w:p>
+      <w:r>
+        <w:t xml:space="preserve">                    └── FINAŁ 4 — WYGNANIE ELDANA</w:t>
+      </w:r>
+    </w:p>
+    <w:p>
+      <w:pPr>
+        <w:rPr>
+          <w:b/>
+          <w:bCs/>
+        </w:rPr>
+      </w:pPr>
+      <w:r>
+        <w:rPr>
+          <w:b/>
+          <w:bCs/>
+        </w:rPr>
+        <w:t>Podsumowanie techniczne</w:t>
+      </w:r>
+    </w:p>
+    <w:p>
+      <w:r>
+        <w:t>Quest ma obecnie:</w:t>
+      </w:r>
+    </w:p>
+    <w:p>
+      <w:pPr>
+        <w:numPr>
+          <w:ilvl w:val="0"/>
+          <w:numId w:val="12"/>
+        </w:numPr>
+      </w:pPr>
+      <w:r>
+        <w:rPr>
+          <w:b/>
+          <w:bCs/>
+        </w:rPr>
+        <w:t>2 główne drogi startowe</w:t>
+      </w:r>
+      <w:r>
+        <w:t xml:space="preserve"> </w:t>
+      </w:r>
+    </w:p>
+    <w:p>
+      <w:pPr>
+        <w:numPr>
+          <w:ilvl w:val="0"/>
+          <w:numId w:val="12"/>
+        </w:numPr>
+      </w:pPr>
+      <w:r>
+        <w:rPr>
+          <w:b/>
+          <w:bCs/>
+        </w:rPr>
+        <w:t>3 testy różnych statystyk</w:t>
+      </w:r>
+      <w:r>
+        <w:t xml:space="preserve"> na głównych ścieżkach </w:t>
+      </w:r>
+    </w:p>
+    <w:p>
+      <w:pPr>
+        <w:numPr>
+          <w:ilvl w:val="0"/>
+          <w:numId w:val="12"/>
+        </w:numPr>
+      </w:pPr>
+      <w:r>
+        <w:rPr>
+          <w:b/>
+          <w:bCs/>
+        </w:rPr>
+        <w:t>Dyplomację 12</w:t>
+      </w:r>
+      <w:r>
+        <w:t xml:space="preserve"> </w:t>
+      </w:r>
+    </w:p>
+    <w:p>
+      <w:pPr>
+        <w:numPr>
+          <w:ilvl w:val="0"/>
+          <w:numId w:val="12"/>
+        </w:numPr>
+      </w:pPr>
+      <w:r>
+        <w:rPr>
+          <w:b/>
+          <w:bCs/>
+        </w:rPr>
+        <w:lastRenderedPageBreak/>
+        <w:t>Naukę 10</w:t>
+      </w:r>
+      <w:r>
+        <w:t xml:space="preserve"> </w:t>
+      </w:r>
+    </w:p>
+    <w:p>
+      <w:pPr>
+        <w:numPr>
+          <w:ilvl w:val="0"/>
+          <w:numId w:val="12"/>
+        </w:numPr>
+      </w:pPr>
+      <w:r>
+        <w:rPr>
+          <w:b/>
+          <w:bCs/>
+        </w:rPr>
+        <w:t>Dyplomację 11</w:t>
+      </w:r>
+      <w:r>
+        <w:t xml:space="preserve"> </w:t>
+      </w:r>
+    </w:p>
+    <w:p>
+      <w:pPr>
+        <w:numPr>
+          <w:ilvl w:val="0"/>
+          <w:numId w:val="12"/>
+        </w:numPr>
+      </w:pPr>
+      <w:r>
+        <w:rPr>
+          <w:b/>
+          <w:bCs/>
+        </w:rPr>
+        <w:t>Intrygę 13</w:t>
+      </w:r>
+      <w:r>
+        <w:t xml:space="preserve"> </w:t>
+      </w:r>
+    </w:p>
+    <w:p>
+      <w:pPr>
+        <w:numPr>
+          <w:ilvl w:val="0"/>
+          <w:numId w:val="12"/>
+        </w:numPr>
+      </w:pPr>
+      <w:r>
+        <w:t xml:space="preserve">wymagania przedmiotowe i materiałowe </w:t>
+      </w:r>
+    </w:p>
+    <w:p>
+      <w:pPr>
+        <w:numPr>
+          <w:ilvl w:val="0"/>
+          <w:numId w:val="12"/>
+        </w:numPr>
+      </w:pPr>
+      <w:r>
+        <w:t xml:space="preserve">koszt złota </w:t>
+      </w:r>
+    </w:p>
+    <w:p>
+      <w:pPr>
+        <w:numPr>
+          <w:ilvl w:val="0"/>
+          <w:numId w:val="12"/>
+        </w:numPr>
+      </w:pPr>
+      <w:r>
+        <w:t xml:space="preserve">jednorazowy </w:t>
+      </w:r>
+      <w:proofErr w:type="spellStart"/>
+      <w:r>
+        <w:t>loot</w:t>
+      </w:r>
+      <w:proofErr w:type="spellEnd"/>
+      <w:r>
+        <w:t xml:space="preserve"> </w:t>
+      </w:r>
+    </w:p>
+    <w:p>
+      <w:pPr>
+        <w:numPr>
+          <w:ilvl w:val="0"/>
+          <w:numId w:val="12"/>
+        </w:numPr>
+      </w:pPr>
+      <w:r>
+        <w:t xml:space="preserve">otrzymanie Rany </w:t>
+      </w:r>
+    </w:p>
+    <w:p>
+      <w:pPr>
+        <w:numPr>
+          <w:ilvl w:val="0"/>
+          <w:numId w:val="12"/>
+        </w:numPr>
+      </w:pPr>
+      <w:r>
+        <w:t xml:space="preserve">przejście pomiędzy </w:t>
+      </w:r>
+      <w:proofErr w:type="spellStart"/>
+      <w:r>
+        <w:rPr>
+          <w:b/>
+          <w:bCs/>
+        </w:rPr>
+        <w:t>Elarin</w:t>
+      </w:r>
+      <w:proofErr w:type="spellEnd"/>
+      <w:r>
+        <w:rPr>
+          <w:b/>
+          <w:bCs/>
+        </w:rPr>
+        <w:t xml:space="preserve"> i </w:t>
+      </w:r>
+      <w:proofErr w:type="spellStart"/>
+      <w:r>
+        <w:rPr>
+          <w:b/>
+          <w:bCs/>
+        </w:rPr>
+        <w:t>Valdren</w:t>
+      </w:r>
+      <w:proofErr w:type="spellEnd"/>
+      <w:r>
+        <w:t xml:space="preserve"> </w:t>
+      </w:r>
+    </w:p>
+    <w:p>
+      <w:pPr>
+        <w:numPr>
+          <w:ilvl w:val="0"/>
+          <w:numId w:val="12"/>
+        </w:numPr>
+      </w:pPr>
+      <w:r>
+        <w:t xml:space="preserve">NPC: </w:t>
+      </w:r>
+      <w:proofErr w:type="spellStart"/>
+      <w:r>
+        <w:rPr>
+          <w:b/>
+          <w:bCs/>
+        </w:rPr>
+        <w:t>Eldan</w:t>
+      </w:r>
+      <w:proofErr w:type="spellEnd"/>
+      <w:r>
+        <w:rPr>
+          <w:b/>
+          <w:bCs/>
+        </w:rPr>
+        <w:t xml:space="preserve">, </w:t>
+      </w:r>
+      <w:proofErr w:type="spellStart"/>
+      <w:r>
+        <w:rPr>
+          <w:b/>
+          <w:bCs/>
+        </w:rPr>
+        <w:t>Bran</w:t>
+      </w:r>
+      <w:proofErr w:type="spellEnd"/>
+      <w:r>
+        <w:rPr>
+          <w:b/>
+          <w:bCs/>
+        </w:rPr>
+        <w:t xml:space="preserve">, </w:t>
+      </w:r>
+      <w:proofErr w:type="spellStart"/>
+      <w:r>
+        <w:rPr>
+          <w:b/>
+          <w:bCs/>
+        </w:rPr>
+        <w:t>Trolf</w:t>
+      </w:r>
+      <w:proofErr w:type="spellEnd"/>
+      <w:r>
+        <w:rPr>
+          <w:b/>
+          <w:bCs/>
+        </w:rPr>
+        <w:t>, wójt</w:t>
+      </w:r>
+      <w:r>
+        <w:t xml:space="preserve"> </w:t>
+      </w:r>
+    </w:p>
+    <w:p>
+      <w:pPr>
+        <w:numPr>
+          <w:ilvl w:val="0"/>
+          <w:numId w:val="12"/>
+        </w:numPr>
+      </w:pPr>
+      <w:r>
+        <w:t xml:space="preserve">unikalnego Towarzysza </w:t>
+      </w:r>
+    </w:p>
+    <w:p>
+      <w:pPr>
+        <w:numPr>
+          <w:ilvl w:val="0"/>
+          <w:numId w:val="12"/>
+        </w:numPr>
+      </w:pPr>
+      <w:r>
+        <w:t xml:space="preserve">trwałą konsekwencję fabularną </w:t>
+      </w:r>
+    </w:p>
+    <w:p>
+      <w:pPr>
+        <w:numPr>
+          <w:ilvl w:val="0"/>
+          <w:numId w:val="12"/>
+        </w:numPr>
+      </w:pPr>
+      <w:r>
+        <w:rPr>
+          <w:b/>
+          <w:bCs/>
+        </w:rPr>
+        <w:t>4 różne zakończenia</w:t>
+      </w:r>
+      <w:r>
+        <w:t xml:space="preserve"> </w:t>
+      </w:r>
+    </w:p>
+    <w:p>
+      <w:pPr>
+        <w:numPr>
+          <w:ilvl w:val="0"/>
+          <w:numId w:val="12"/>
+        </w:numPr>
+      </w:pPr>
+      <w:r>
+        <w:t xml:space="preserve">różne nagrody w zależności od sposobu rozwiązania problemu </w:t>
+      </w:r>
+    </w:p>
+    <w:p>
+      <w:pPr>
+        <w:numPr>
+          <w:ilvl w:val="0"/>
+          <w:numId w:val="12"/>
+        </w:numPr>
+      </w:pPr>
+      <w:r>
+        <w:t xml:space="preserve">różne Punkty Legendy zależnie od finału </w:t>
+      </w:r>
+    </w:p>
+    <w:p>
+      <w:pPr>
+        <w:rPr>
+          <w:b/>
+          <w:bCs/>
+        </w:rPr>
+      </w:pPr>
+      <w:r>
+        <w:rPr>
+          <w:b/>
+          <w:bCs/>
+        </w:rPr>
+        <w:t>Finały w skrócie</w:t>
+      </w:r>
+    </w:p>
+    <w:tbl>
+      <w:tblPr>
+        <w:tblW w:w="0" w:type="auto"/>
+        <w:tblCellSpacing w:w="15" w:type="dxa"/>
+        <w:tblCellMar>
+          <w:top w:w="15" w:type="dxa"/>
+          <w:left w:w="15" w:type="dxa"/>
+          <w:bottom w:w="15" w:type="dxa"/>
+          <w:right w:w="15" w:type="dxa"/>
+        </w:tblCellMar>
+        <w:tblLook w:val="04A0" w:firstRow="1" w:lastRow="0" w:firstColumn="1" w:lastColumn="0" w:noHBand="0" w:noVBand="1"/>
+      </w:tblPr>
+      <w:tblGrid>
+        <w:gridCol w:w="1990"/>
+        <w:gridCol w:w="4348"/>
+        <w:gridCol w:w="998"/>
+      </w:tblGrid>
+      <w:tr>
+        <w:trPr>
+          <w:tblHeader/>
+          <w:tblCellSpacing w:w="15" w:type="dxa"/>
+        </w:trPr>
+        <w:tc>
+          <w:tcPr>
+            <w:tcW w:w="0" w:type="auto"/>
+            <w:vAlign w:val="center"/>
+            <w:hideMark/>
+          </w:tcPr>
+          <w:p>
+            <w:pPr>
+              <w:rPr>
+                <w:b/>
+                <w:bCs/>
+              </w:rPr>
+            </w:pPr>
+            <w:r>
+              <w:rPr>
+                <w:b/>
+                <w:bCs/>
+              </w:rPr>
+              <w:t>Finał</w:t>
+            </w:r>
+          </w:p>
+        </w:tc>
+        <w:tc>
+          <w:tcPr>
+            <w:tcW w:w="0" w:type="auto"/>
+            <w:vAlign w:val="center"/>
+            <w:hideMark/>
+          </w:tcPr>
+          <w:p>
+            <w:pPr>
+              <w:rPr>
+                <w:b/>
+                <w:bCs/>
+              </w:rPr>
+            </w:pPr>
+            <w:r>
+              <w:rPr>
+                <w:b/>
+                <w:bCs/>
+              </w:rPr>
+              <w:t>Nagroda</w:t>
+            </w:r>
+          </w:p>
+        </w:tc>
+        <w:tc>
+          <w:tcPr>
+            <w:tcW w:w="0" w:type="auto"/>
+            <w:vAlign w:val="center"/>
+            <w:hideMark/>
+          </w:tcPr>
+          <w:p>
+            <w:pPr>
+              <w:rPr>
+                <w:b/>
+                <w:bCs/>
+              </w:rPr>
+            </w:pPr>
+            <w:r>
+              <w:rPr>
+                <w:b/>
+                <w:bCs/>
+              </w:rPr>
+              <w:t>Legenda</w:t>
+            </w:r>
+          </w:p>
+        </w:tc>
+      </w:tr>
+      <w:tr>
+        <w:trPr>
+          <w:tblCellSpacing w:w="15" w:type="dxa"/>
+        </w:trPr>
+        <w:tc>
+          <w:tcPr>
+            <w:tcW w:w="0" w:type="auto"/>
+            <w:vAlign w:val="center"/>
+            <w:hideMark/>
+          </w:tcPr>
+          <w:p>
+            <w:r>
+              <w:rPr>
+                <w:b/>
+                <w:bCs/>
+              </w:rPr>
+              <w:t>Uciszony dzwon</w:t>
+            </w:r>
+          </w:p>
+        </w:tc>
+        <w:tc>
+          <w:tcPr>
+            <w:tcW w:w="0" w:type="auto"/>
+            <w:vAlign w:val="center"/>
+            <w:hideMark/>
+          </w:tcPr>
+          <w:p>
+            <w:r>
+              <w:t>7 złota + losowy hełm</w:t>
+            </w:r>
+          </w:p>
+        </w:tc>
+        <w:tc>
+          <w:tcPr>
+            <w:tcW w:w="0" w:type="auto"/>
+            <w:vAlign w:val="center"/>
+            <w:hideMark/>
+          </w:tcPr>
+          <w:p>
+            <w:r>
+              <w:rPr>
+                <w:b/>
+                <w:bCs/>
+              </w:rPr>
+              <w:t>+2</w:t>
+            </w:r>
+          </w:p>
+        </w:tc>
+      </w:tr>
+      <w:tr>
+        <w:trPr>
+          <w:tblCellSpacing w:w="15" w:type="dxa"/>
+        </w:trPr>
+        <w:tc>
+          <w:tcPr>
+            <w:tcW w:w="0" w:type="auto"/>
+            <w:vAlign w:val="center"/>
+            <w:hideMark/>
+          </w:tcPr>
+          <w:p>
+            <w:r>
+              <w:rPr>
+                <w:b/>
+                <w:bCs/>
+              </w:rPr>
+              <w:t xml:space="preserve">Dzwon </w:t>
+            </w:r>
+            <w:proofErr w:type="spellStart"/>
+            <w:r>
+              <w:rPr>
+                <w:b/>
+                <w:bCs/>
+              </w:rPr>
+              <w:t>Trolfa</w:t>
+            </w:r>
+            <w:proofErr w:type="spellEnd"/>
+          </w:p>
+        </w:tc>
+        <w:tc>
+          <w:tcPr>
+            <w:tcW w:w="0" w:type="auto"/>
+            <w:vAlign w:val="center"/>
+            <w:hideMark/>
+          </w:tcPr>
+          <w:p>
+            <w:r>
+              <w:t>9 złota + 4 wytrychy + krótki miecz</w:t>
+            </w:r>
+          </w:p>
+        </w:tc>
+        <w:tc>
+          <w:tcPr>
+            <w:tcW w:w="0" w:type="auto"/>
+            <w:vAlign w:val="center"/>
+            <w:hideMark/>
+          </w:tcPr>
+          <w:p>
+            <w:r>
+              <w:rPr>
+                <w:b/>
+                <w:bCs/>
+              </w:rPr>
+              <w:t>+1</w:t>
+            </w:r>
+          </w:p>
+        </w:tc>
+      </w:tr>
+      <w:tr>
+        <w:trPr>
+          <w:tblCellSpacing w:w="15" w:type="dxa"/>
+        </w:trPr>
+        <w:tc>
+          <w:tcPr>
+            <w:tcW w:w="0" w:type="auto"/>
+            <w:vAlign w:val="center"/>
+            <w:hideMark/>
+          </w:tcPr>
+          <w:p>
+            <w:r>
+              <w:rPr>
+                <w:b/>
+                <w:bCs/>
+              </w:rPr>
+              <w:t xml:space="preserve">Tajemnica </w:t>
+            </w:r>
+            <w:proofErr w:type="spellStart"/>
+            <w:r>
+              <w:rPr>
+                <w:b/>
+                <w:bCs/>
+              </w:rPr>
+              <w:t>Eldana</w:t>
+            </w:r>
+            <w:proofErr w:type="spellEnd"/>
+          </w:p>
+        </w:tc>
+        <w:tc>
+          <w:tcPr>
+            <w:tcW w:w="0" w:type="auto"/>
+            <w:vAlign w:val="center"/>
+            <w:hideMark/>
+          </w:tcPr>
+          <w:p>
+            <w:r>
+              <w:t xml:space="preserve">11 złota + </w:t>
+            </w:r>
+            <w:proofErr w:type="spellStart"/>
+            <w:r>
+              <w:t>Bran</w:t>
+            </w:r>
+            <w:proofErr w:type="spellEnd"/>
+          </w:p>
+        </w:tc>
+        <w:tc>
+          <w:tcPr>
+            <w:tcW w:w="0" w:type="auto"/>
+            <w:vAlign w:val="center"/>
+            <w:hideMark/>
+          </w:tcPr>
+          <w:p>
+            <w:r>
+              <w:rPr>
+                <w:b/>
+                <w:bCs/>
+              </w:rPr>
+              <w:t>+1</w:t>
+            </w:r>
+          </w:p>
+        </w:tc>
+      </w:tr>
+      <w:tr>
+        <w:trPr>
+          <w:tblCellSpacing w:w="15" w:type="dxa"/>
+        </w:trPr>
+        <w:tc>
+          <w:tcPr>
+            <w:tcW w:w="0" w:type="auto"/>
+            <w:vAlign w:val="center"/>
+            <w:hideMark/>
+          </w:tcPr>
+          <w:p>
+            <w:r>
+              <w:rPr>
+                <w:b/>
+                <w:bCs/>
+              </w:rPr>
+              <w:t xml:space="preserve">Wygnanie </w:t>
+            </w:r>
+            <w:proofErr w:type="spellStart"/>
+            <w:r>
+              <w:rPr>
+                <w:b/>
+                <w:bCs/>
+              </w:rPr>
+              <w:t>Eldana</w:t>
+            </w:r>
+            <w:proofErr w:type="spellEnd"/>
+          </w:p>
+        </w:tc>
+        <w:tc>
+          <w:tcPr>
+            <w:tcW w:w="0" w:type="auto"/>
+            <w:vAlign w:val="center"/>
+            <w:hideMark/>
+          </w:tcPr>
+          <w:p>
+            <w:r>
+              <w:t>14 złota + losowy hełm + losowy pierścień</w:t>
+            </w:r>
+          </w:p>
+        </w:tc>
+        <w:tc>
+          <w:tcPr>
+            <w:tcW w:w="0" w:type="auto"/>
+            <w:vAlign w:val="center"/>
+            <w:hideMark/>
+          </w:tcPr>
+          <w:p>
+            <w:r>
+              <w:rPr>
+                <w:b/>
+                <w:bCs/>
+              </w:rPr>
+              <w:t>+2</w:t>
+            </w:r>
+          </w:p>
+        </w:tc>
+      </w:tr>
+    </w:tbl>
     <w:p/>
-    <w:p>
-      <w:r>
-        <w:t>OPIS:</w:t>
-      </w:r>
-    </w:p>
-    <w:p>
-      <w:r>
-        <w:t>N</w:t>
-      </w:r>
-      <w:r>
-        <w:t xml:space="preserve">ocami spod starego cmentarza słychać dzwonienie; </w:t>
-      </w:r>
-      <w:r>
-        <w:t>wieś opłaci trud śmiałka, który zamilknie dzwony na wieki…</w:t>
-      </w:r>
-    </w:p>
-    <w:p>
-      <w:r>
-        <w:t>MIEJSCE:</w:t>
-      </w:r>
-    </w:p>
-    <w:p>
-      <w:r>
-        <w:t>Wieś</w:t>
-      </w:r>
-      <w:r>
-        <w:t xml:space="preserve"> </w:t>
-      </w:r>
-      <w:proofErr w:type="spellStart"/>
-      <w:r>
-        <w:t>Elarin</w:t>
-      </w:r>
-      <w:proofErr w:type="spellEnd"/>
-    </w:p>
-    <w:p/>
-    <w:p>
-      <w:r>
-        <w:t>ETAP 1:</w:t>
-      </w:r>
-    </w:p>
-    <w:p>
-      <w:r>
-        <w:t>Mówią,</w:t>
-      </w:r>
-      <w:r>
-        <w:t xml:space="preserve"> że coś niedobrego się dzieje w tak spokojnym i </w:t>
-      </w:r>
-      <w:r>
-        <w:t>melancholijny</w:t>
-      </w:r>
-      <w:r>
-        <w:t xml:space="preserve"> miejscu w </w:t>
-      </w:r>
-      <w:proofErr w:type="spellStart"/>
-      <w:r>
-        <w:t>Elarin</w:t>
-      </w:r>
-      <w:proofErr w:type="spellEnd"/>
-      <w:r>
-        <w:t>.</w:t>
-      </w:r>
-      <w:r>
-        <w:br/>
-        <w:t xml:space="preserve">Ludzie zlewają </w:t>
-      </w:r>
-      <w:proofErr w:type="gramStart"/>
-      <w:r>
-        <w:t>temat</w:t>
-      </w:r>
-      <w:proofErr w:type="gramEnd"/>
-      <w:r>
-        <w:t xml:space="preserve"> ale kilka </w:t>
-      </w:r>
-      <w:proofErr w:type="gramStart"/>
-      <w:r>
-        <w:t>rodzin</w:t>
-      </w:r>
-      <w:proofErr w:type="gramEnd"/>
-      <w:r>
-        <w:t xml:space="preserve"> które korzystało z usług tamtejszego opiekuna miejsca, </w:t>
-      </w:r>
-      <w:r>
-        <w:t>wspominają,</w:t>
-      </w:r>
-      <w:r>
-        <w:t xml:space="preserve"> że może ktoś inny powrócił i chce kontynuować dziedzictwo.</w:t>
-      </w:r>
-    </w:p>
-    <w:p/>
-    <w:p>
-      <w:r>
-        <w:t>OPCJA 1:</w:t>
-      </w:r>
-    </w:p>
-    <w:p>
-      <w:r>
-        <w:t>Wypytaj ludzi</w:t>
-      </w:r>
-    </w:p>
-    <w:p>
-      <w:r>
-        <w:t>Test: Dyplomacja 12</w:t>
-      </w:r>
-    </w:p>
-    <w:p/>
-    <w:p>
-      <w:r>
-        <w:t>Sukces:</w:t>
-      </w:r>
-    </w:p>
-    <w:p>
-      <w:r>
-        <w:t>Dowiadujesz się o starej kaplicy</w:t>
-      </w:r>
-      <w:r>
-        <w:t>, niegdyś w niej dbał o innych stary kapłan nawet gdy nic nie miał, to wieśniacy za jego pomoc dostarczali mu jedzenia i dbali o niego w zimie.</w:t>
-      </w:r>
-    </w:p>
-    <w:p>
-      <w:r>
-        <w:t>Idź do ETAPU 2A.</w:t>
-      </w:r>
-    </w:p>
-    <w:p/>
-    <w:p>
-      <w:r>
-        <w:t>Porażka:</w:t>
-      </w:r>
-    </w:p>
-    <w:p>
-      <w:r>
-        <w:t>Nikt nie chce rozmawiać.</w:t>
-      </w:r>
-      <w:r>
-        <w:t xml:space="preserve"> Ludzie </w:t>
-      </w:r>
-      <w:proofErr w:type="gramStart"/>
-      <w:r>
-        <w:t>udają</w:t>
-      </w:r>
-      <w:proofErr w:type="gramEnd"/>
-      <w:r>
-        <w:t xml:space="preserve"> że cię nie słuchają i </w:t>
-      </w:r>
-      <w:proofErr w:type="gramStart"/>
-      <w:r>
-        <w:t>myślą</w:t>
-      </w:r>
-      <w:proofErr w:type="gramEnd"/>
-      <w:r>
-        <w:t xml:space="preserve"> że jesteś </w:t>
-      </w:r>
-      <w:r>
-        <w:t xml:space="preserve">opętany. Ludzie odtrącają </w:t>
-      </w:r>
-      <w:proofErr w:type="gramStart"/>
-      <w:r>
-        <w:t>cię</w:t>
-      </w:r>
-      <w:proofErr w:type="gramEnd"/>
-      <w:r>
-        <w:t xml:space="preserve"> bo </w:t>
-      </w:r>
-      <w:proofErr w:type="gramStart"/>
-      <w:r>
-        <w:t>myślą</w:t>
-      </w:r>
-      <w:proofErr w:type="gramEnd"/>
-      <w:r>
-        <w:t xml:space="preserve"> że jesteś z tamtych rodzin co chcą rozwiązać nierozwiązywalny problem.</w:t>
-      </w:r>
-    </w:p>
-    <w:p>
-      <w:r>
-        <w:t>Quest trwa dalej.</w:t>
-      </w:r>
-    </w:p>
-    <w:p/>
-    <w:p>
-      <w:r>
-        <w:t>OPCJA 2:</w:t>
-      </w:r>
-    </w:p>
-    <w:p>
-      <w:r>
-        <w:t>Zbadaj ślady</w:t>
-      </w:r>
-      <w:r>
-        <w:t xml:space="preserve"> na cmentarzu</w:t>
-      </w:r>
-    </w:p>
-    <w:p>
-      <w:r>
-        <w:t>Test: Nauka 10</w:t>
-      </w:r>
-    </w:p>
-    <w:p/>
-    <w:p>
-      <w:r>
-        <w:t>Sukces:</w:t>
-      </w:r>
-    </w:p>
-    <w:p>
-      <w:r>
-        <w:t>Znajdujesz wejście do kaplicy, choć to miejsce wygląda jakby miało zaraz upaść pod własnym ciężarem zęba czasu.</w:t>
-      </w:r>
-    </w:p>
-    <w:p>
-      <w:r>
-        <w:t>Idź do ETAPU 2B.</w:t>
-      </w:r>
-    </w:p>
-    <w:p/>
-    <w:p>
-      <w:r>
-        <w:t>Porażka:</w:t>
-      </w:r>
-    </w:p>
-    <w:p>
-      <w:r>
-        <w:t xml:space="preserve">Długie poszukiwania i niełączące się fakty zbijają cię z tropu, marnujesz godziny </w:t>
-      </w:r>
-      <w:r>
-        <w:t xml:space="preserve">i </w:t>
-      </w:r>
-      <w:r>
-        <w:t>powątpiewasz,</w:t>
-      </w:r>
-      <w:r>
-        <w:t xml:space="preserve"> że pod tymi nagrobkami znajdziesz „żywą </w:t>
-      </w:r>
-      <w:r>
-        <w:t>wskazówkę</w:t>
-      </w:r>
-      <w:r>
-        <w:t>”</w:t>
-      </w:r>
-    </w:p>
-    <w:p>
-      <w:r>
-        <w:t>Quest trwa dalej.</w:t>
-      </w:r>
-    </w:p>
-    <w:p/>
-    <w:p/>
-    <w:p>
-      <w:r>
-        <w:t>ETAP 2A:</w:t>
-      </w:r>
-    </w:p>
-    <w:p>
-      <w:r>
-        <w:t xml:space="preserve">Gdy rozmawiasz z ludźmi, ludzie wspominając przypominają </w:t>
-      </w:r>
-      <w:proofErr w:type="gramStart"/>
-      <w:r>
-        <w:t>sobie</w:t>
-      </w:r>
-      <w:proofErr w:type="gramEnd"/>
-      <w:r>
-        <w:t xml:space="preserve"> że opiekun bardzo lubił przebywać na wieży dzwonniczej w kapliczce na cmentarzu. Parę osób podaje bardzo dokładnie </w:t>
-      </w:r>
-      <w:proofErr w:type="gramStart"/>
-      <w:r>
-        <w:t>informację</w:t>
-      </w:r>
-      <w:proofErr w:type="gramEnd"/>
-      <w:r>
-        <w:t xml:space="preserve"> gdzie przejść by dojść do tamtej Sali z dzwonem. </w:t>
-      </w:r>
-      <w:r>
-        <w:br/>
-      </w:r>
-      <w:r>
-        <w:br/>
-        <w:t xml:space="preserve">„Ten stary człowiek, cudowny opiekun i bojaźliwy starzec nawet gdy miał przemoczone lniane koszule </w:t>
-      </w:r>
-      <w:proofErr w:type="spellStart"/>
-      <w:r>
-        <w:t>lubiał</w:t>
-      </w:r>
-      <w:proofErr w:type="spellEnd"/>
-      <w:r>
-        <w:t xml:space="preserve"> zwisać nogami nawet w najstraszliwsze burze!”</w:t>
-      </w:r>
-    </w:p>
-    <w:p>
-      <w:r>
-        <w:t>Trafiasz na komnaty z dzwonem i wielki ulubionym oknem staruszka.</w:t>
-      </w:r>
-      <w:r>
-        <w:br/>
-      </w:r>
-      <w:r>
-        <w:br/>
-        <w:t>Opcje:</w:t>
-      </w:r>
-      <w:r>
-        <w:br/>
-        <w:t>Przeszukaj</w:t>
-      </w:r>
-      <w:r>
-        <w:t xml:space="preserve"> okno   -&gt; znalazłeś lniane koszule i trochę złota uciułane w rogu okna. Gdy po nie sięgnąłeś, jakaś niewidzialna siła popchnęła cię z </w:t>
-      </w:r>
-      <w:proofErr w:type="gramStart"/>
-      <w:r>
-        <w:t>dwu piętrowej</w:t>
-      </w:r>
-      <w:proofErr w:type="gramEnd"/>
-      <w:r>
-        <w:t xml:space="preserve"> wieży. </w:t>
-      </w:r>
-      <w:r>
-        <w:t>*</w:t>
-      </w:r>
-      <w:r>
-        <w:t>Otrzymaj 1 ranę. Otrzymaj losową zbroję i 14 złota.</w:t>
-      </w:r>
-      <w:r>
-        <w:t xml:space="preserve"> </w:t>
-      </w:r>
-      <w:r>
-        <w:t>*</w:t>
-      </w:r>
-      <w:r>
-        <w:br/>
-        <w:t xml:space="preserve">Sprawdź stan dzwonu -&gt; Mechanizm odpowiedzialny za dzwonienie dalej był aktywny, ponieważ nikt nie potrafił go unieruchomić. By unieruchomić go potrzeba </w:t>
-      </w:r>
-      <w:r>
-        <w:t>*Zużyj 4 drewna i wytrych*</w:t>
-      </w:r>
-      <w:r>
-        <w:br/>
-        <w:t xml:space="preserve">Rozejrzyj się za zapasami lub drogocennymi rzeczami starca -&gt; Odnajdujesz trochę drewna, żelaza i 3 zestawy leczniczych ziół, którymi starzec leczył zwierzęta i ludzi z wioski. </w:t>
-      </w:r>
-      <w:r>
-        <w:t xml:space="preserve"> Wśród nich odnajdujesz </w:t>
-      </w:r>
-      <w:proofErr w:type="gramStart"/>
-      <w:r>
-        <w:t>zapiski</w:t>
-      </w:r>
-      <w:proofErr w:type="gramEnd"/>
-      <w:r>
-        <w:t xml:space="preserve"> że autorem mechanizmu jest członek gildii mieszkający w </w:t>
-      </w:r>
-      <w:proofErr w:type="spellStart"/>
-      <w:r>
-        <w:rPr>
-          <w:b/>
-          <w:bCs/>
-          <w:color w:val="0F9ED5" w:themeColor="accent4"/>
-        </w:rPr>
-        <w:t>Valdren</w:t>
-      </w:r>
-      <w:proofErr w:type="spellEnd"/>
-      <w:r>
-        <w:br/>
-      </w:r>
-    </w:p>
-    <w:p/>
-    <w:p>
-      <w:r>
-        <w:t>ETAP 2B:</w:t>
-      </w:r>
-    </w:p>
-    <w:p>
-      <w:r>
-        <w:t>Odnajdujesz nietypowy grób, który zawsze ma przynoszone nowe kwiaty i palące się naczynia z woskiem a czasem jedzenie</w:t>
-      </w:r>
-    </w:p>
-    <w:p/>
-    <w:p>
-      <w:r>
-        <w:t>Opcje...</w:t>
-      </w:r>
-    </w:p>
-    <w:p/>
-    <w:p/>
-    <w:p>
-      <w:r>
-        <w:t>FINAŁ 1:</w:t>
-      </w:r>
-    </w:p>
-    <w:p>
-      <w:r>
-        <w:t>Pokonujesz sektę.</w:t>
-      </w:r>
-    </w:p>
-    <w:p/>
-    <w:p>
-      <w:r>
-        <w:t>Nagroda:</w:t>
-      </w:r>
-    </w:p>
-    <w:p>
-      <w:r>
-        <w:t>100 złota</w:t>
-      </w:r>
-    </w:p>
-    <w:p>
-      <w:r>
-        <w:t>2 Punkty Legendy</w:t>
-      </w:r>
-    </w:p>
-    <w:p/>
-    <w:p>
-      <w:r>
-        <w:t>Konsekwencja:</w:t>
-      </w:r>
-    </w:p>
-    <w:p>
-      <w:r>
-        <w:t>Wieś jest bezpieczna.</w:t>
-      </w:r>
-    </w:p>
-    <w:p/>
-    <w:p/>
-    <w:p>
-      <w:r>
-        <w:t>FINAŁ 2:</w:t>
-      </w:r>
-    </w:p>
-    <w:p>
-      <w:r>
-        <w:t>Pozwalasz sekcie uciec.</w:t>
-      </w:r>
-    </w:p>
-    <w:p/>
-    <w:p>
-      <w:r>
-        <w:t>Nagroda:</w:t>
-      </w:r>
-    </w:p>
-    <w:p>
-      <w:r>
-        <w:t>50 złota</w:t>
-      </w:r>
-    </w:p>
-    <w:p/>
-    <w:p>
-      <w:r>
-        <w:t>Konsekwencja:</w:t>
-      </w:r>
-    </w:p>
-    <w:p>
-      <w:r>
-        <w:t>Sekta może wrócić później.</w:t>
-      </w:r>
-    </w:p>
     <w:sectPr>
       <w:pgSz w:w="11906" w:h="16838"/>
       <w:pgMar w:top="1417" w:right="1417" w:bottom="1417" w:left="1417" w:header="708" w:footer="708" w:gutter="0"/>
@@ -471,6 +4546,1835 @@
     </w:sectPr>
   </w:body>
 </w:document>
+</file>
+
+<file path=word/numbering.xml><?xml version="1.0" encoding="utf-8"?>
+<w:numbering xmlns:wpc="http://schemas.microsoft.com/office/word/2010/wordprocessingCanvas" xmlns:cx="http://schemas.microsoft.com/office/drawing/2014/chartex" xmlns:cx1="http://schemas.microsoft.com/office/drawing/2015/9/8/chartex" xmlns:cx2="http://schemas.microsoft.com/office/drawing/2015/10/21/chartex" xmlns:cx3="http://schemas.microsoft.com/office/drawing/2016/5/9/chartex" xmlns:cx4="http://schemas.microsoft.com/office/drawing/2016/5/10/chartex" xmlns:cx5="http://schemas.microsoft.com/office/drawing/2016/5/11/chartex" xmlns:cx6="http://schemas.microsoft.com/office/drawing/2016/5/12/chartex" xmlns:cx7="http://schemas.microsoft.com/office/drawing/2016/5/13/chartex" xmlns:cx8="http://schemas.microsoft.com/office/drawing/2016/5/14/chartex" xmlns:mc="http://schemas.openxmlformats.org/markup-compatibility/2006" xmlns:aink="http://schemas.microsoft.com/office/drawing/2016/ink" xmlns:am3d="http://schemas.microsoft.com/office/drawing/2017/model3d" xmlns:o="urn:schemas-microsoft-com:office:office" xmlns:oel="http://schemas.microsoft.com/office/2019/extlst" xmlns:r="http://schemas.openxmlformats.org/officeDocument/2006/relationships" xmlns:m="http://schemas.openxmlformats.org/officeDocument/2006/math" xmlns:v="urn:schemas-microsoft-com:vml" xmlns:wp14="http://schemas.microsoft.com/office/word/2010/wordprocessingDrawing" xmlns:wp="http://schemas.openxmlformats.org/drawingml/2006/wordprocessingDrawing" xmlns:w10="urn:schemas-microsoft-com:office:word" xmlns:w="http://schemas.openxmlformats.org/wordprocessingml/2006/main" xmlns:w14="http://schemas.microsoft.com/office/word/2010/wordml" xmlns:w15="http://schemas.microsoft.com/office/word/2012/wordml" xmlns:w16cex="http://schemas.microsoft.com/office/word/2018/wordml/cex" xmlns:w16cid="http://schemas.microsoft.com/office/word/2016/wordml/cid" xmlns:w16="http://schemas.microsoft.com/office/word/2018/wordml" xmlns:w16du="http://schemas.microsoft.com/office/word/2023/wordml/word16du" xmlns:w16sdtdh="http://schemas.microsoft.com/office/word/2020/wordml/sdtdatahash" xmlns:w16sdtfl="http://schemas.microsoft.com/office/word/2024/wordml/sdtformatlock" xmlns:w16se="http://schemas.microsoft.com/office/word/2015/wordml/symex" xmlns:wpg="http://schemas.microsoft.com/office/word/2010/wordprocessingGroup" xmlns:wpi="http://schemas.microsoft.com/office/word/2010/wordprocessingInk" xmlns:wne="http://schemas.microsoft.com/office/word/2006/wordml" xmlns:wps="http://schemas.microsoft.com/office/word/2010/wordprocessingShape" mc:Ignorable="w14 w15 w16se w16cid w16 w16cex w16sdtdh w16sdtfl w16du wp14">
+  <w:abstractNum w:abstractNumId="0" w15:restartNumberingAfterBreak="0">
+    <w:nsid w:val="0F171A9D"/>
+    <w:multiLevelType w:val="multilevel"/>
+    <w:tmpl w:val="4B44D56C"/>
+    <w:lvl w:ilvl="0">
+      <w:start w:val="1"/>
+      <w:numFmt w:val="bullet"/>
+      <w:lvlText w:val=""/>
+      <w:lvlJc w:val="left"/>
+      <w:pPr>
+        <w:tabs>
+          <w:tab w:val="num" w:pos="720"/>
+        </w:tabs>
+        <w:ind w:left="720" w:hanging="360"/>
+      </w:pPr>
+      <w:rPr>
+        <w:rFonts w:ascii="Symbol" w:hAnsi="Symbol" w:hint="default"/>
+        <w:sz w:val="20"/>
+      </w:rPr>
+    </w:lvl>
+    <w:lvl w:ilvl="1" w:tentative="1">
+      <w:start w:val="1"/>
+      <w:numFmt w:val="bullet"/>
+      <w:lvlText w:val="o"/>
+      <w:lvlJc w:val="left"/>
+      <w:pPr>
+        <w:tabs>
+          <w:tab w:val="num" w:pos="1440"/>
+        </w:tabs>
+        <w:ind w:left="1440" w:hanging="360"/>
+      </w:pPr>
+      <w:rPr>
+        <w:rFonts w:ascii="Courier New" w:hAnsi="Courier New" w:hint="default"/>
+        <w:sz w:val="20"/>
+      </w:rPr>
+    </w:lvl>
+    <w:lvl w:ilvl="2" w:tentative="1">
+      <w:start w:val="1"/>
+      <w:numFmt w:val="bullet"/>
+      <w:lvlText w:val=""/>
+      <w:lvlJc w:val="left"/>
+      <w:pPr>
+        <w:tabs>
+          <w:tab w:val="num" w:pos="2160"/>
+        </w:tabs>
+        <w:ind w:left="2160" w:hanging="360"/>
+      </w:pPr>
+      <w:rPr>
+        <w:rFonts w:ascii="Wingdings" w:hAnsi="Wingdings" w:hint="default"/>
+        <w:sz w:val="20"/>
+      </w:rPr>
+    </w:lvl>
+    <w:lvl w:ilvl="3" w:tentative="1">
+      <w:start w:val="1"/>
+      <w:numFmt w:val="bullet"/>
+      <w:lvlText w:val=""/>
+      <w:lvlJc w:val="left"/>
+      <w:pPr>
+        <w:tabs>
+          <w:tab w:val="num" w:pos="2880"/>
+        </w:tabs>
+        <w:ind w:left="2880" w:hanging="360"/>
+      </w:pPr>
+      <w:rPr>
+        <w:rFonts w:ascii="Wingdings" w:hAnsi="Wingdings" w:hint="default"/>
+        <w:sz w:val="20"/>
+      </w:rPr>
+    </w:lvl>
+    <w:lvl w:ilvl="4" w:tentative="1">
+      <w:start w:val="1"/>
+      <w:numFmt w:val="bullet"/>
+      <w:lvlText w:val=""/>
+      <w:lvlJc w:val="left"/>
+      <w:pPr>
+        <w:tabs>
+          <w:tab w:val="num" w:pos="3600"/>
+        </w:tabs>
+        <w:ind w:left="3600" w:hanging="360"/>
+      </w:pPr>
+      <w:rPr>
+        <w:rFonts w:ascii="Wingdings" w:hAnsi="Wingdings" w:hint="default"/>
+        <w:sz w:val="20"/>
+      </w:rPr>
+    </w:lvl>
+    <w:lvl w:ilvl="5" w:tentative="1">
+      <w:start w:val="1"/>
+      <w:numFmt w:val="bullet"/>
+      <w:lvlText w:val=""/>
+      <w:lvlJc w:val="left"/>
+      <w:pPr>
+        <w:tabs>
+          <w:tab w:val="num" w:pos="4320"/>
+        </w:tabs>
+        <w:ind w:left="4320" w:hanging="360"/>
+      </w:pPr>
+      <w:rPr>
+        <w:rFonts w:ascii="Wingdings" w:hAnsi="Wingdings" w:hint="default"/>
+        <w:sz w:val="20"/>
+      </w:rPr>
+    </w:lvl>
+    <w:lvl w:ilvl="6" w:tentative="1">
+      <w:start w:val="1"/>
+      <w:numFmt w:val="bullet"/>
+      <w:lvlText w:val=""/>
+      <w:lvlJc w:val="left"/>
+      <w:pPr>
+        <w:tabs>
+          <w:tab w:val="num" w:pos="5040"/>
+        </w:tabs>
+        <w:ind w:left="5040" w:hanging="360"/>
+      </w:pPr>
+      <w:rPr>
+        <w:rFonts w:ascii="Wingdings" w:hAnsi="Wingdings" w:hint="default"/>
+        <w:sz w:val="20"/>
+      </w:rPr>
+    </w:lvl>
+    <w:lvl w:ilvl="7" w:tentative="1">
+      <w:start w:val="1"/>
+      <w:numFmt w:val="bullet"/>
+      <w:lvlText w:val=""/>
+      <w:lvlJc w:val="left"/>
+      <w:pPr>
+        <w:tabs>
+          <w:tab w:val="num" w:pos="5760"/>
+        </w:tabs>
+        <w:ind w:left="5760" w:hanging="360"/>
+      </w:pPr>
+      <w:rPr>
+        <w:rFonts w:ascii="Wingdings" w:hAnsi="Wingdings" w:hint="default"/>
+        <w:sz w:val="20"/>
+      </w:rPr>
+    </w:lvl>
+    <w:lvl w:ilvl="8" w:tentative="1">
+      <w:start w:val="1"/>
+      <w:numFmt w:val="bullet"/>
+      <w:lvlText w:val=""/>
+      <w:lvlJc w:val="left"/>
+      <w:pPr>
+        <w:tabs>
+          <w:tab w:val="num" w:pos="6480"/>
+        </w:tabs>
+        <w:ind w:left="6480" w:hanging="360"/>
+      </w:pPr>
+      <w:rPr>
+        <w:rFonts w:ascii="Wingdings" w:hAnsi="Wingdings" w:hint="default"/>
+        <w:sz w:val="20"/>
+      </w:rPr>
+    </w:lvl>
+  </w:abstractNum>
+  <w:abstractNum w:abstractNumId="1" w15:restartNumberingAfterBreak="0">
+    <w:nsid w:val="13F4322A"/>
+    <w:multiLevelType w:val="multilevel"/>
+    <w:tmpl w:val="611A841E"/>
+    <w:lvl w:ilvl="0">
+      <w:start w:val="1"/>
+      <w:numFmt w:val="bullet"/>
+      <w:lvlText w:val=""/>
+      <w:lvlJc w:val="left"/>
+      <w:pPr>
+        <w:tabs>
+          <w:tab w:val="num" w:pos="720"/>
+        </w:tabs>
+        <w:ind w:left="720" w:hanging="360"/>
+      </w:pPr>
+      <w:rPr>
+        <w:rFonts w:ascii="Symbol" w:hAnsi="Symbol" w:hint="default"/>
+        <w:sz w:val="20"/>
+      </w:rPr>
+    </w:lvl>
+    <w:lvl w:ilvl="1" w:tentative="1">
+      <w:start w:val="1"/>
+      <w:numFmt w:val="bullet"/>
+      <w:lvlText w:val="o"/>
+      <w:lvlJc w:val="left"/>
+      <w:pPr>
+        <w:tabs>
+          <w:tab w:val="num" w:pos="1440"/>
+        </w:tabs>
+        <w:ind w:left="1440" w:hanging="360"/>
+      </w:pPr>
+      <w:rPr>
+        <w:rFonts w:ascii="Courier New" w:hAnsi="Courier New" w:hint="default"/>
+        <w:sz w:val="20"/>
+      </w:rPr>
+    </w:lvl>
+    <w:lvl w:ilvl="2" w:tentative="1">
+      <w:start w:val="1"/>
+      <w:numFmt w:val="bullet"/>
+      <w:lvlText w:val=""/>
+      <w:lvlJc w:val="left"/>
+      <w:pPr>
+        <w:tabs>
+          <w:tab w:val="num" w:pos="2160"/>
+        </w:tabs>
+        <w:ind w:left="2160" w:hanging="360"/>
+      </w:pPr>
+      <w:rPr>
+        <w:rFonts w:ascii="Wingdings" w:hAnsi="Wingdings" w:hint="default"/>
+        <w:sz w:val="20"/>
+      </w:rPr>
+    </w:lvl>
+    <w:lvl w:ilvl="3" w:tentative="1">
+      <w:start w:val="1"/>
+      <w:numFmt w:val="bullet"/>
+      <w:lvlText w:val=""/>
+      <w:lvlJc w:val="left"/>
+      <w:pPr>
+        <w:tabs>
+          <w:tab w:val="num" w:pos="2880"/>
+        </w:tabs>
+        <w:ind w:left="2880" w:hanging="360"/>
+      </w:pPr>
+      <w:rPr>
+        <w:rFonts w:ascii="Wingdings" w:hAnsi="Wingdings" w:hint="default"/>
+        <w:sz w:val="20"/>
+      </w:rPr>
+    </w:lvl>
+    <w:lvl w:ilvl="4" w:tentative="1">
+      <w:start w:val="1"/>
+      <w:numFmt w:val="bullet"/>
+      <w:lvlText w:val=""/>
+      <w:lvlJc w:val="left"/>
+      <w:pPr>
+        <w:tabs>
+          <w:tab w:val="num" w:pos="3600"/>
+        </w:tabs>
+        <w:ind w:left="3600" w:hanging="360"/>
+      </w:pPr>
+      <w:rPr>
+        <w:rFonts w:ascii="Wingdings" w:hAnsi="Wingdings" w:hint="default"/>
+        <w:sz w:val="20"/>
+      </w:rPr>
+    </w:lvl>
+    <w:lvl w:ilvl="5" w:tentative="1">
+      <w:start w:val="1"/>
+      <w:numFmt w:val="bullet"/>
+      <w:lvlText w:val=""/>
+      <w:lvlJc w:val="left"/>
+      <w:pPr>
+        <w:tabs>
+          <w:tab w:val="num" w:pos="4320"/>
+        </w:tabs>
+        <w:ind w:left="4320" w:hanging="360"/>
+      </w:pPr>
+      <w:rPr>
+        <w:rFonts w:ascii="Wingdings" w:hAnsi="Wingdings" w:hint="default"/>
+        <w:sz w:val="20"/>
+      </w:rPr>
+    </w:lvl>
+    <w:lvl w:ilvl="6" w:tentative="1">
+      <w:start w:val="1"/>
+      <w:numFmt w:val="bullet"/>
+      <w:lvlText w:val=""/>
+      <w:lvlJc w:val="left"/>
+      <w:pPr>
+        <w:tabs>
+          <w:tab w:val="num" w:pos="5040"/>
+        </w:tabs>
+        <w:ind w:left="5040" w:hanging="360"/>
+      </w:pPr>
+      <w:rPr>
+        <w:rFonts w:ascii="Wingdings" w:hAnsi="Wingdings" w:hint="default"/>
+        <w:sz w:val="20"/>
+      </w:rPr>
+    </w:lvl>
+    <w:lvl w:ilvl="7" w:tentative="1">
+      <w:start w:val="1"/>
+      <w:numFmt w:val="bullet"/>
+      <w:lvlText w:val=""/>
+      <w:lvlJc w:val="left"/>
+      <w:pPr>
+        <w:tabs>
+          <w:tab w:val="num" w:pos="5760"/>
+        </w:tabs>
+        <w:ind w:left="5760" w:hanging="360"/>
+      </w:pPr>
+      <w:rPr>
+        <w:rFonts w:ascii="Wingdings" w:hAnsi="Wingdings" w:hint="default"/>
+        <w:sz w:val="20"/>
+      </w:rPr>
+    </w:lvl>
+    <w:lvl w:ilvl="8" w:tentative="1">
+      <w:start w:val="1"/>
+      <w:numFmt w:val="bullet"/>
+      <w:lvlText w:val=""/>
+      <w:lvlJc w:val="left"/>
+      <w:pPr>
+        <w:tabs>
+          <w:tab w:val="num" w:pos="6480"/>
+        </w:tabs>
+        <w:ind w:left="6480" w:hanging="360"/>
+      </w:pPr>
+      <w:rPr>
+        <w:rFonts w:ascii="Wingdings" w:hAnsi="Wingdings" w:hint="default"/>
+        <w:sz w:val="20"/>
+      </w:rPr>
+    </w:lvl>
+  </w:abstractNum>
+  <w:abstractNum w:abstractNumId="2" w15:restartNumberingAfterBreak="0">
+    <w:nsid w:val="17C04E9C"/>
+    <w:multiLevelType w:val="multilevel"/>
+    <w:tmpl w:val="F7CE3D14"/>
+    <w:lvl w:ilvl="0">
+      <w:start w:val="1"/>
+      <w:numFmt w:val="bullet"/>
+      <w:lvlText w:val=""/>
+      <w:lvlJc w:val="left"/>
+      <w:pPr>
+        <w:tabs>
+          <w:tab w:val="num" w:pos="720"/>
+        </w:tabs>
+        <w:ind w:left="720" w:hanging="360"/>
+      </w:pPr>
+      <w:rPr>
+        <w:rFonts w:ascii="Symbol" w:hAnsi="Symbol" w:hint="default"/>
+        <w:sz w:val="20"/>
+      </w:rPr>
+    </w:lvl>
+    <w:lvl w:ilvl="1" w:tentative="1">
+      <w:start w:val="1"/>
+      <w:numFmt w:val="bullet"/>
+      <w:lvlText w:val="o"/>
+      <w:lvlJc w:val="left"/>
+      <w:pPr>
+        <w:tabs>
+          <w:tab w:val="num" w:pos="1440"/>
+        </w:tabs>
+        <w:ind w:left="1440" w:hanging="360"/>
+      </w:pPr>
+      <w:rPr>
+        <w:rFonts w:ascii="Courier New" w:hAnsi="Courier New" w:hint="default"/>
+        <w:sz w:val="20"/>
+      </w:rPr>
+    </w:lvl>
+    <w:lvl w:ilvl="2" w:tentative="1">
+      <w:start w:val="1"/>
+      <w:numFmt w:val="bullet"/>
+      <w:lvlText w:val=""/>
+      <w:lvlJc w:val="left"/>
+      <w:pPr>
+        <w:tabs>
+          <w:tab w:val="num" w:pos="2160"/>
+        </w:tabs>
+        <w:ind w:left="2160" w:hanging="360"/>
+      </w:pPr>
+      <w:rPr>
+        <w:rFonts w:ascii="Wingdings" w:hAnsi="Wingdings" w:hint="default"/>
+        <w:sz w:val="20"/>
+      </w:rPr>
+    </w:lvl>
+    <w:lvl w:ilvl="3" w:tentative="1">
+      <w:start w:val="1"/>
+      <w:numFmt w:val="bullet"/>
+      <w:lvlText w:val=""/>
+      <w:lvlJc w:val="left"/>
+      <w:pPr>
+        <w:tabs>
+          <w:tab w:val="num" w:pos="2880"/>
+        </w:tabs>
+        <w:ind w:left="2880" w:hanging="360"/>
+      </w:pPr>
+      <w:rPr>
+        <w:rFonts w:ascii="Wingdings" w:hAnsi="Wingdings" w:hint="default"/>
+        <w:sz w:val="20"/>
+      </w:rPr>
+    </w:lvl>
+    <w:lvl w:ilvl="4" w:tentative="1">
+      <w:start w:val="1"/>
+      <w:numFmt w:val="bullet"/>
+      <w:lvlText w:val=""/>
+      <w:lvlJc w:val="left"/>
+      <w:pPr>
+        <w:tabs>
+          <w:tab w:val="num" w:pos="3600"/>
+        </w:tabs>
+        <w:ind w:left="3600" w:hanging="360"/>
+      </w:pPr>
+      <w:rPr>
+        <w:rFonts w:ascii="Wingdings" w:hAnsi="Wingdings" w:hint="default"/>
+        <w:sz w:val="20"/>
+      </w:rPr>
+    </w:lvl>
+    <w:lvl w:ilvl="5" w:tentative="1">
+      <w:start w:val="1"/>
+      <w:numFmt w:val="bullet"/>
+      <w:lvlText w:val=""/>
+      <w:lvlJc w:val="left"/>
+      <w:pPr>
+        <w:tabs>
+          <w:tab w:val="num" w:pos="4320"/>
+        </w:tabs>
+        <w:ind w:left="4320" w:hanging="360"/>
+      </w:pPr>
+      <w:rPr>
+        <w:rFonts w:ascii="Wingdings" w:hAnsi="Wingdings" w:hint="default"/>
+        <w:sz w:val="20"/>
+      </w:rPr>
+    </w:lvl>
+    <w:lvl w:ilvl="6" w:tentative="1">
+      <w:start w:val="1"/>
+      <w:numFmt w:val="bullet"/>
+      <w:lvlText w:val=""/>
+      <w:lvlJc w:val="left"/>
+      <w:pPr>
+        <w:tabs>
+          <w:tab w:val="num" w:pos="5040"/>
+        </w:tabs>
+        <w:ind w:left="5040" w:hanging="360"/>
+      </w:pPr>
+      <w:rPr>
+        <w:rFonts w:ascii="Wingdings" w:hAnsi="Wingdings" w:hint="default"/>
+        <w:sz w:val="20"/>
+      </w:rPr>
+    </w:lvl>
+    <w:lvl w:ilvl="7" w:tentative="1">
+      <w:start w:val="1"/>
+      <w:numFmt w:val="bullet"/>
+      <w:lvlText w:val=""/>
+      <w:lvlJc w:val="left"/>
+      <w:pPr>
+        <w:tabs>
+          <w:tab w:val="num" w:pos="5760"/>
+        </w:tabs>
+        <w:ind w:left="5760" w:hanging="360"/>
+      </w:pPr>
+      <w:rPr>
+        <w:rFonts w:ascii="Wingdings" w:hAnsi="Wingdings" w:hint="default"/>
+        <w:sz w:val="20"/>
+      </w:rPr>
+    </w:lvl>
+    <w:lvl w:ilvl="8" w:tentative="1">
+      <w:start w:val="1"/>
+      <w:numFmt w:val="bullet"/>
+      <w:lvlText w:val=""/>
+      <w:lvlJc w:val="left"/>
+      <w:pPr>
+        <w:tabs>
+          <w:tab w:val="num" w:pos="6480"/>
+        </w:tabs>
+        <w:ind w:left="6480" w:hanging="360"/>
+      </w:pPr>
+      <w:rPr>
+        <w:rFonts w:ascii="Wingdings" w:hAnsi="Wingdings" w:hint="default"/>
+        <w:sz w:val="20"/>
+      </w:rPr>
+    </w:lvl>
+  </w:abstractNum>
+  <w:abstractNum w:abstractNumId="3" w15:restartNumberingAfterBreak="0">
+    <w:nsid w:val="1B8C0587"/>
+    <w:multiLevelType w:val="multilevel"/>
+    <w:tmpl w:val="84E2340C"/>
+    <w:lvl w:ilvl="0">
+      <w:start w:val="1"/>
+      <w:numFmt w:val="bullet"/>
+      <w:lvlText w:val=""/>
+      <w:lvlJc w:val="left"/>
+      <w:pPr>
+        <w:tabs>
+          <w:tab w:val="num" w:pos="720"/>
+        </w:tabs>
+        <w:ind w:left="720" w:hanging="360"/>
+      </w:pPr>
+      <w:rPr>
+        <w:rFonts w:ascii="Symbol" w:hAnsi="Symbol" w:hint="default"/>
+        <w:sz w:val="20"/>
+      </w:rPr>
+    </w:lvl>
+    <w:lvl w:ilvl="1" w:tentative="1">
+      <w:start w:val="1"/>
+      <w:numFmt w:val="bullet"/>
+      <w:lvlText w:val="o"/>
+      <w:lvlJc w:val="left"/>
+      <w:pPr>
+        <w:tabs>
+          <w:tab w:val="num" w:pos="1440"/>
+        </w:tabs>
+        <w:ind w:left="1440" w:hanging="360"/>
+      </w:pPr>
+      <w:rPr>
+        <w:rFonts w:ascii="Courier New" w:hAnsi="Courier New" w:hint="default"/>
+        <w:sz w:val="20"/>
+      </w:rPr>
+    </w:lvl>
+    <w:lvl w:ilvl="2" w:tentative="1">
+      <w:start w:val="1"/>
+      <w:numFmt w:val="bullet"/>
+      <w:lvlText w:val=""/>
+      <w:lvlJc w:val="left"/>
+      <w:pPr>
+        <w:tabs>
+          <w:tab w:val="num" w:pos="2160"/>
+        </w:tabs>
+        <w:ind w:left="2160" w:hanging="360"/>
+      </w:pPr>
+      <w:rPr>
+        <w:rFonts w:ascii="Wingdings" w:hAnsi="Wingdings" w:hint="default"/>
+        <w:sz w:val="20"/>
+      </w:rPr>
+    </w:lvl>
+    <w:lvl w:ilvl="3" w:tentative="1">
+      <w:start w:val="1"/>
+      <w:numFmt w:val="bullet"/>
+      <w:lvlText w:val=""/>
+      <w:lvlJc w:val="left"/>
+      <w:pPr>
+        <w:tabs>
+          <w:tab w:val="num" w:pos="2880"/>
+        </w:tabs>
+        <w:ind w:left="2880" w:hanging="360"/>
+      </w:pPr>
+      <w:rPr>
+        <w:rFonts w:ascii="Wingdings" w:hAnsi="Wingdings" w:hint="default"/>
+        <w:sz w:val="20"/>
+      </w:rPr>
+    </w:lvl>
+    <w:lvl w:ilvl="4" w:tentative="1">
+      <w:start w:val="1"/>
+      <w:numFmt w:val="bullet"/>
+      <w:lvlText w:val=""/>
+      <w:lvlJc w:val="left"/>
+      <w:pPr>
+        <w:tabs>
+          <w:tab w:val="num" w:pos="3600"/>
+        </w:tabs>
+        <w:ind w:left="3600" w:hanging="360"/>
+      </w:pPr>
+      <w:rPr>
+        <w:rFonts w:ascii="Wingdings" w:hAnsi="Wingdings" w:hint="default"/>
+        <w:sz w:val="20"/>
+      </w:rPr>
+    </w:lvl>
+    <w:lvl w:ilvl="5" w:tentative="1">
+      <w:start w:val="1"/>
+      <w:numFmt w:val="bullet"/>
+      <w:lvlText w:val=""/>
+      <w:lvlJc w:val="left"/>
+      <w:pPr>
+        <w:tabs>
+          <w:tab w:val="num" w:pos="4320"/>
+        </w:tabs>
+        <w:ind w:left="4320" w:hanging="360"/>
+      </w:pPr>
+      <w:rPr>
+        <w:rFonts w:ascii="Wingdings" w:hAnsi="Wingdings" w:hint="default"/>
+        <w:sz w:val="20"/>
+      </w:rPr>
+    </w:lvl>
+    <w:lvl w:ilvl="6" w:tentative="1">
+      <w:start w:val="1"/>
+      <w:numFmt w:val="bullet"/>
+      <w:lvlText w:val=""/>
+      <w:lvlJc w:val="left"/>
+      <w:pPr>
+        <w:tabs>
+          <w:tab w:val="num" w:pos="5040"/>
+        </w:tabs>
+        <w:ind w:left="5040" w:hanging="360"/>
+      </w:pPr>
+      <w:rPr>
+        <w:rFonts w:ascii="Wingdings" w:hAnsi="Wingdings" w:hint="default"/>
+        <w:sz w:val="20"/>
+      </w:rPr>
+    </w:lvl>
+    <w:lvl w:ilvl="7" w:tentative="1">
+      <w:start w:val="1"/>
+      <w:numFmt w:val="bullet"/>
+      <w:lvlText w:val=""/>
+      <w:lvlJc w:val="left"/>
+      <w:pPr>
+        <w:tabs>
+          <w:tab w:val="num" w:pos="5760"/>
+        </w:tabs>
+        <w:ind w:left="5760" w:hanging="360"/>
+      </w:pPr>
+      <w:rPr>
+        <w:rFonts w:ascii="Wingdings" w:hAnsi="Wingdings" w:hint="default"/>
+        <w:sz w:val="20"/>
+      </w:rPr>
+    </w:lvl>
+    <w:lvl w:ilvl="8" w:tentative="1">
+      <w:start w:val="1"/>
+      <w:numFmt w:val="bullet"/>
+      <w:lvlText w:val=""/>
+      <w:lvlJc w:val="left"/>
+      <w:pPr>
+        <w:tabs>
+          <w:tab w:val="num" w:pos="6480"/>
+        </w:tabs>
+        <w:ind w:left="6480" w:hanging="360"/>
+      </w:pPr>
+      <w:rPr>
+        <w:rFonts w:ascii="Wingdings" w:hAnsi="Wingdings" w:hint="default"/>
+        <w:sz w:val="20"/>
+      </w:rPr>
+    </w:lvl>
+  </w:abstractNum>
+  <w:abstractNum w:abstractNumId="4" w15:restartNumberingAfterBreak="0">
+    <w:nsid w:val="21207AF4"/>
+    <w:multiLevelType w:val="multilevel"/>
+    <w:tmpl w:val="640ECD8A"/>
+    <w:lvl w:ilvl="0">
+      <w:start w:val="1"/>
+      <w:numFmt w:val="bullet"/>
+      <w:lvlText w:val=""/>
+      <w:lvlJc w:val="left"/>
+      <w:pPr>
+        <w:tabs>
+          <w:tab w:val="num" w:pos="720"/>
+        </w:tabs>
+        <w:ind w:left="720" w:hanging="360"/>
+      </w:pPr>
+      <w:rPr>
+        <w:rFonts w:ascii="Symbol" w:hAnsi="Symbol" w:hint="default"/>
+        <w:sz w:val="20"/>
+      </w:rPr>
+    </w:lvl>
+    <w:lvl w:ilvl="1" w:tentative="1">
+      <w:start w:val="1"/>
+      <w:numFmt w:val="bullet"/>
+      <w:lvlText w:val="o"/>
+      <w:lvlJc w:val="left"/>
+      <w:pPr>
+        <w:tabs>
+          <w:tab w:val="num" w:pos="1440"/>
+        </w:tabs>
+        <w:ind w:left="1440" w:hanging="360"/>
+      </w:pPr>
+      <w:rPr>
+        <w:rFonts w:ascii="Courier New" w:hAnsi="Courier New" w:hint="default"/>
+        <w:sz w:val="20"/>
+      </w:rPr>
+    </w:lvl>
+    <w:lvl w:ilvl="2" w:tentative="1">
+      <w:start w:val="1"/>
+      <w:numFmt w:val="bullet"/>
+      <w:lvlText w:val=""/>
+      <w:lvlJc w:val="left"/>
+      <w:pPr>
+        <w:tabs>
+          <w:tab w:val="num" w:pos="2160"/>
+        </w:tabs>
+        <w:ind w:left="2160" w:hanging="360"/>
+      </w:pPr>
+      <w:rPr>
+        <w:rFonts w:ascii="Wingdings" w:hAnsi="Wingdings" w:hint="default"/>
+        <w:sz w:val="20"/>
+      </w:rPr>
+    </w:lvl>
+    <w:lvl w:ilvl="3" w:tentative="1">
+      <w:start w:val="1"/>
+      <w:numFmt w:val="bullet"/>
+      <w:lvlText w:val=""/>
+      <w:lvlJc w:val="left"/>
+      <w:pPr>
+        <w:tabs>
+          <w:tab w:val="num" w:pos="2880"/>
+        </w:tabs>
+        <w:ind w:left="2880" w:hanging="360"/>
+      </w:pPr>
+      <w:rPr>
+        <w:rFonts w:ascii="Wingdings" w:hAnsi="Wingdings" w:hint="default"/>
+        <w:sz w:val="20"/>
+      </w:rPr>
+    </w:lvl>
+    <w:lvl w:ilvl="4" w:tentative="1">
+      <w:start w:val="1"/>
+      <w:numFmt w:val="bullet"/>
+      <w:lvlText w:val=""/>
+      <w:lvlJc w:val="left"/>
+      <w:pPr>
+        <w:tabs>
+          <w:tab w:val="num" w:pos="3600"/>
+        </w:tabs>
+        <w:ind w:left="3600" w:hanging="360"/>
+      </w:pPr>
+      <w:rPr>
+        <w:rFonts w:ascii="Wingdings" w:hAnsi="Wingdings" w:hint="default"/>
+        <w:sz w:val="20"/>
+      </w:rPr>
+    </w:lvl>
+    <w:lvl w:ilvl="5" w:tentative="1">
+      <w:start w:val="1"/>
+      <w:numFmt w:val="bullet"/>
+      <w:lvlText w:val=""/>
+      <w:lvlJc w:val="left"/>
+      <w:pPr>
+        <w:tabs>
+          <w:tab w:val="num" w:pos="4320"/>
+        </w:tabs>
+        <w:ind w:left="4320" w:hanging="360"/>
+      </w:pPr>
+      <w:rPr>
+        <w:rFonts w:ascii="Wingdings" w:hAnsi="Wingdings" w:hint="default"/>
+        <w:sz w:val="20"/>
+      </w:rPr>
+    </w:lvl>
+    <w:lvl w:ilvl="6" w:tentative="1">
+      <w:start w:val="1"/>
+      <w:numFmt w:val="bullet"/>
+      <w:lvlText w:val=""/>
+      <w:lvlJc w:val="left"/>
+      <w:pPr>
+        <w:tabs>
+          <w:tab w:val="num" w:pos="5040"/>
+        </w:tabs>
+        <w:ind w:left="5040" w:hanging="360"/>
+      </w:pPr>
+      <w:rPr>
+        <w:rFonts w:ascii="Wingdings" w:hAnsi="Wingdings" w:hint="default"/>
+        <w:sz w:val="20"/>
+      </w:rPr>
+    </w:lvl>
+    <w:lvl w:ilvl="7" w:tentative="1">
+      <w:start w:val="1"/>
+      <w:numFmt w:val="bullet"/>
+      <w:lvlText w:val=""/>
+      <w:lvlJc w:val="left"/>
+      <w:pPr>
+        <w:tabs>
+          <w:tab w:val="num" w:pos="5760"/>
+        </w:tabs>
+        <w:ind w:left="5760" w:hanging="360"/>
+      </w:pPr>
+      <w:rPr>
+        <w:rFonts w:ascii="Wingdings" w:hAnsi="Wingdings" w:hint="default"/>
+        <w:sz w:val="20"/>
+      </w:rPr>
+    </w:lvl>
+    <w:lvl w:ilvl="8" w:tentative="1">
+      <w:start w:val="1"/>
+      <w:numFmt w:val="bullet"/>
+      <w:lvlText w:val=""/>
+      <w:lvlJc w:val="left"/>
+      <w:pPr>
+        <w:tabs>
+          <w:tab w:val="num" w:pos="6480"/>
+        </w:tabs>
+        <w:ind w:left="6480" w:hanging="360"/>
+      </w:pPr>
+      <w:rPr>
+        <w:rFonts w:ascii="Wingdings" w:hAnsi="Wingdings" w:hint="default"/>
+        <w:sz w:val="20"/>
+      </w:rPr>
+    </w:lvl>
+  </w:abstractNum>
+  <w:abstractNum w:abstractNumId="5" w15:restartNumberingAfterBreak="0">
+    <w:nsid w:val="21991065"/>
+    <w:multiLevelType w:val="multilevel"/>
+    <w:tmpl w:val="4F0E424A"/>
+    <w:lvl w:ilvl="0">
+      <w:start w:val="1"/>
+      <w:numFmt w:val="bullet"/>
+      <w:lvlText w:val=""/>
+      <w:lvlJc w:val="left"/>
+      <w:pPr>
+        <w:tabs>
+          <w:tab w:val="num" w:pos="720"/>
+        </w:tabs>
+        <w:ind w:left="720" w:hanging="360"/>
+      </w:pPr>
+      <w:rPr>
+        <w:rFonts w:ascii="Symbol" w:hAnsi="Symbol" w:hint="default"/>
+        <w:sz w:val="20"/>
+      </w:rPr>
+    </w:lvl>
+    <w:lvl w:ilvl="1" w:tentative="1">
+      <w:start w:val="1"/>
+      <w:numFmt w:val="bullet"/>
+      <w:lvlText w:val="o"/>
+      <w:lvlJc w:val="left"/>
+      <w:pPr>
+        <w:tabs>
+          <w:tab w:val="num" w:pos="1440"/>
+        </w:tabs>
+        <w:ind w:left="1440" w:hanging="360"/>
+      </w:pPr>
+      <w:rPr>
+        <w:rFonts w:ascii="Courier New" w:hAnsi="Courier New" w:hint="default"/>
+        <w:sz w:val="20"/>
+      </w:rPr>
+    </w:lvl>
+    <w:lvl w:ilvl="2" w:tentative="1">
+      <w:start w:val="1"/>
+      <w:numFmt w:val="bullet"/>
+      <w:lvlText w:val=""/>
+      <w:lvlJc w:val="left"/>
+      <w:pPr>
+        <w:tabs>
+          <w:tab w:val="num" w:pos="2160"/>
+        </w:tabs>
+        <w:ind w:left="2160" w:hanging="360"/>
+      </w:pPr>
+      <w:rPr>
+        <w:rFonts w:ascii="Wingdings" w:hAnsi="Wingdings" w:hint="default"/>
+        <w:sz w:val="20"/>
+      </w:rPr>
+    </w:lvl>
+    <w:lvl w:ilvl="3" w:tentative="1">
+      <w:start w:val="1"/>
+      <w:numFmt w:val="bullet"/>
+      <w:lvlText w:val=""/>
+      <w:lvlJc w:val="left"/>
+      <w:pPr>
+        <w:tabs>
+          <w:tab w:val="num" w:pos="2880"/>
+        </w:tabs>
+        <w:ind w:left="2880" w:hanging="360"/>
+      </w:pPr>
+      <w:rPr>
+        <w:rFonts w:ascii="Wingdings" w:hAnsi="Wingdings" w:hint="default"/>
+        <w:sz w:val="20"/>
+      </w:rPr>
+    </w:lvl>
+    <w:lvl w:ilvl="4" w:tentative="1">
+      <w:start w:val="1"/>
+      <w:numFmt w:val="bullet"/>
+      <w:lvlText w:val=""/>
+      <w:lvlJc w:val="left"/>
+      <w:pPr>
+        <w:tabs>
+          <w:tab w:val="num" w:pos="3600"/>
+        </w:tabs>
+        <w:ind w:left="3600" w:hanging="360"/>
+      </w:pPr>
+      <w:rPr>
+        <w:rFonts w:ascii="Wingdings" w:hAnsi="Wingdings" w:hint="default"/>
+        <w:sz w:val="20"/>
+      </w:rPr>
+    </w:lvl>
+    <w:lvl w:ilvl="5" w:tentative="1">
+      <w:start w:val="1"/>
+      <w:numFmt w:val="bullet"/>
+      <w:lvlText w:val=""/>
+      <w:lvlJc w:val="left"/>
+      <w:pPr>
+        <w:tabs>
+          <w:tab w:val="num" w:pos="4320"/>
+        </w:tabs>
+        <w:ind w:left="4320" w:hanging="360"/>
+      </w:pPr>
+      <w:rPr>
+        <w:rFonts w:ascii="Wingdings" w:hAnsi="Wingdings" w:hint="default"/>
+        <w:sz w:val="20"/>
+      </w:rPr>
+    </w:lvl>
+    <w:lvl w:ilvl="6" w:tentative="1">
+      <w:start w:val="1"/>
+      <w:numFmt w:val="bullet"/>
+      <w:lvlText w:val=""/>
+      <w:lvlJc w:val="left"/>
+      <w:pPr>
+        <w:tabs>
+          <w:tab w:val="num" w:pos="5040"/>
+        </w:tabs>
+        <w:ind w:left="5040" w:hanging="360"/>
+      </w:pPr>
+      <w:rPr>
+        <w:rFonts w:ascii="Wingdings" w:hAnsi="Wingdings" w:hint="default"/>
+        <w:sz w:val="20"/>
+      </w:rPr>
+    </w:lvl>
+    <w:lvl w:ilvl="7" w:tentative="1">
+      <w:start w:val="1"/>
+      <w:numFmt w:val="bullet"/>
+      <w:lvlText w:val=""/>
+      <w:lvlJc w:val="left"/>
+      <w:pPr>
+        <w:tabs>
+          <w:tab w:val="num" w:pos="5760"/>
+        </w:tabs>
+        <w:ind w:left="5760" w:hanging="360"/>
+      </w:pPr>
+      <w:rPr>
+        <w:rFonts w:ascii="Wingdings" w:hAnsi="Wingdings" w:hint="default"/>
+        <w:sz w:val="20"/>
+      </w:rPr>
+    </w:lvl>
+    <w:lvl w:ilvl="8" w:tentative="1">
+      <w:start w:val="1"/>
+      <w:numFmt w:val="bullet"/>
+      <w:lvlText w:val=""/>
+      <w:lvlJc w:val="left"/>
+      <w:pPr>
+        <w:tabs>
+          <w:tab w:val="num" w:pos="6480"/>
+        </w:tabs>
+        <w:ind w:left="6480" w:hanging="360"/>
+      </w:pPr>
+      <w:rPr>
+        <w:rFonts w:ascii="Wingdings" w:hAnsi="Wingdings" w:hint="default"/>
+        <w:sz w:val="20"/>
+      </w:rPr>
+    </w:lvl>
+  </w:abstractNum>
+  <w:abstractNum w:abstractNumId="6" w15:restartNumberingAfterBreak="0">
+    <w:nsid w:val="32F04D53"/>
+    <w:multiLevelType w:val="multilevel"/>
+    <w:tmpl w:val="72989E98"/>
+    <w:lvl w:ilvl="0">
+      <w:start w:val="1"/>
+      <w:numFmt w:val="bullet"/>
+      <w:lvlText w:val=""/>
+      <w:lvlJc w:val="left"/>
+      <w:pPr>
+        <w:tabs>
+          <w:tab w:val="num" w:pos="720"/>
+        </w:tabs>
+        <w:ind w:left="720" w:hanging="360"/>
+      </w:pPr>
+      <w:rPr>
+        <w:rFonts w:ascii="Symbol" w:hAnsi="Symbol" w:hint="default"/>
+        <w:sz w:val="20"/>
+      </w:rPr>
+    </w:lvl>
+    <w:lvl w:ilvl="1" w:tentative="1">
+      <w:start w:val="1"/>
+      <w:numFmt w:val="bullet"/>
+      <w:lvlText w:val="o"/>
+      <w:lvlJc w:val="left"/>
+      <w:pPr>
+        <w:tabs>
+          <w:tab w:val="num" w:pos="1440"/>
+        </w:tabs>
+        <w:ind w:left="1440" w:hanging="360"/>
+      </w:pPr>
+      <w:rPr>
+        <w:rFonts w:ascii="Courier New" w:hAnsi="Courier New" w:hint="default"/>
+        <w:sz w:val="20"/>
+      </w:rPr>
+    </w:lvl>
+    <w:lvl w:ilvl="2" w:tentative="1">
+      <w:start w:val="1"/>
+      <w:numFmt w:val="bullet"/>
+      <w:lvlText w:val=""/>
+      <w:lvlJc w:val="left"/>
+      <w:pPr>
+        <w:tabs>
+          <w:tab w:val="num" w:pos="2160"/>
+        </w:tabs>
+        <w:ind w:left="2160" w:hanging="360"/>
+      </w:pPr>
+      <w:rPr>
+        <w:rFonts w:ascii="Wingdings" w:hAnsi="Wingdings" w:hint="default"/>
+        <w:sz w:val="20"/>
+      </w:rPr>
+    </w:lvl>
+    <w:lvl w:ilvl="3" w:tentative="1">
+      <w:start w:val="1"/>
+      <w:numFmt w:val="bullet"/>
+      <w:lvlText w:val=""/>
+      <w:lvlJc w:val="left"/>
+      <w:pPr>
+        <w:tabs>
+          <w:tab w:val="num" w:pos="2880"/>
+        </w:tabs>
+        <w:ind w:left="2880" w:hanging="360"/>
+      </w:pPr>
+      <w:rPr>
+        <w:rFonts w:ascii="Wingdings" w:hAnsi="Wingdings" w:hint="default"/>
+        <w:sz w:val="20"/>
+      </w:rPr>
+    </w:lvl>
+    <w:lvl w:ilvl="4" w:tentative="1">
+      <w:start w:val="1"/>
+      <w:numFmt w:val="bullet"/>
+      <w:lvlText w:val=""/>
+      <w:lvlJc w:val="left"/>
+      <w:pPr>
+        <w:tabs>
+          <w:tab w:val="num" w:pos="3600"/>
+        </w:tabs>
+        <w:ind w:left="3600" w:hanging="360"/>
+      </w:pPr>
+      <w:rPr>
+        <w:rFonts w:ascii="Wingdings" w:hAnsi="Wingdings" w:hint="default"/>
+        <w:sz w:val="20"/>
+      </w:rPr>
+    </w:lvl>
+    <w:lvl w:ilvl="5" w:tentative="1">
+      <w:start w:val="1"/>
+      <w:numFmt w:val="bullet"/>
+      <w:lvlText w:val=""/>
+      <w:lvlJc w:val="left"/>
+      <w:pPr>
+        <w:tabs>
+          <w:tab w:val="num" w:pos="4320"/>
+        </w:tabs>
+        <w:ind w:left="4320" w:hanging="360"/>
+      </w:pPr>
+      <w:rPr>
+        <w:rFonts w:ascii="Wingdings" w:hAnsi="Wingdings" w:hint="default"/>
+        <w:sz w:val="20"/>
+      </w:rPr>
+    </w:lvl>
+    <w:lvl w:ilvl="6" w:tentative="1">
+      <w:start w:val="1"/>
+      <w:numFmt w:val="bullet"/>
+      <w:lvlText w:val=""/>
+      <w:lvlJc w:val="left"/>
+      <w:pPr>
+        <w:tabs>
+          <w:tab w:val="num" w:pos="5040"/>
+        </w:tabs>
+        <w:ind w:left="5040" w:hanging="360"/>
+      </w:pPr>
+      <w:rPr>
+        <w:rFonts w:ascii="Wingdings" w:hAnsi="Wingdings" w:hint="default"/>
+        <w:sz w:val="20"/>
+      </w:rPr>
+    </w:lvl>
+    <w:lvl w:ilvl="7" w:tentative="1">
+      <w:start w:val="1"/>
+      <w:numFmt w:val="bullet"/>
+      <w:lvlText w:val=""/>
+      <w:lvlJc w:val="left"/>
+      <w:pPr>
+        <w:tabs>
+          <w:tab w:val="num" w:pos="5760"/>
+        </w:tabs>
+        <w:ind w:left="5760" w:hanging="360"/>
+      </w:pPr>
+      <w:rPr>
+        <w:rFonts w:ascii="Wingdings" w:hAnsi="Wingdings" w:hint="default"/>
+        <w:sz w:val="20"/>
+      </w:rPr>
+    </w:lvl>
+    <w:lvl w:ilvl="8" w:tentative="1">
+      <w:start w:val="1"/>
+      <w:numFmt w:val="bullet"/>
+      <w:lvlText w:val=""/>
+      <w:lvlJc w:val="left"/>
+      <w:pPr>
+        <w:tabs>
+          <w:tab w:val="num" w:pos="6480"/>
+        </w:tabs>
+        <w:ind w:left="6480" w:hanging="360"/>
+      </w:pPr>
+      <w:rPr>
+        <w:rFonts w:ascii="Wingdings" w:hAnsi="Wingdings" w:hint="default"/>
+        <w:sz w:val="20"/>
+      </w:rPr>
+    </w:lvl>
+  </w:abstractNum>
+  <w:abstractNum w:abstractNumId="7" w15:restartNumberingAfterBreak="0">
+    <w:nsid w:val="41052C3E"/>
+    <w:multiLevelType w:val="multilevel"/>
+    <w:tmpl w:val="00143CCE"/>
+    <w:lvl w:ilvl="0">
+      <w:start w:val="1"/>
+      <w:numFmt w:val="bullet"/>
+      <w:lvlText w:val=""/>
+      <w:lvlJc w:val="left"/>
+      <w:pPr>
+        <w:tabs>
+          <w:tab w:val="num" w:pos="720"/>
+        </w:tabs>
+        <w:ind w:left="720" w:hanging="360"/>
+      </w:pPr>
+      <w:rPr>
+        <w:rFonts w:ascii="Symbol" w:hAnsi="Symbol" w:hint="default"/>
+        <w:sz w:val="20"/>
+      </w:rPr>
+    </w:lvl>
+    <w:lvl w:ilvl="1" w:tentative="1">
+      <w:start w:val="1"/>
+      <w:numFmt w:val="bullet"/>
+      <w:lvlText w:val="o"/>
+      <w:lvlJc w:val="left"/>
+      <w:pPr>
+        <w:tabs>
+          <w:tab w:val="num" w:pos="1440"/>
+        </w:tabs>
+        <w:ind w:left="1440" w:hanging="360"/>
+      </w:pPr>
+      <w:rPr>
+        <w:rFonts w:ascii="Courier New" w:hAnsi="Courier New" w:hint="default"/>
+        <w:sz w:val="20"/>
+      </w:rPr>
+    </w:lvl>
+    <w:lvl w:ilvl="2" w:tentative="1">
+      <w:start w:val="1"/>
+      <w:numFmt w:val="bullet"/>
+      <w:lvlText w:val=""/>
+      <w:lvlJc w:val="left"/>
+      <w:pPr>
+        <w:tabs>
+          <w:tab w:val="num" w:pos="2160"/>
+        </w:tabs>
+        <w:ind w:left="2160" w:hanging="360"/>
+      </w:pPr>
+      <w:rPr>
+        <w:rFonts w:ascii="Wingdings" w:hAnsi="Wingdings" w:hint="default"/>
+        <w:sz w:val="20"/>
+      </w:rPr>
+    </w:lvl>
+    <w:lvl w:ilvl="3" w:tentative="1">
+      <w:start w:val="1"/>
+      <w:numFmt w:val="bullet"/>
+      <w:lvlText w:val=""/>
+      <w:lvlJc w:val="left"/>
+      <w:pPr>
+        <w:tabs>
+          <w:tab w:val="num" w:pos="2880"/>
+        </w:tabs>
+        <w:ind w:left="2880" w:hanging="360"/>
+      </w:pPr>
+      <w:rPr>
+        <w:rFonts w:ascii="Wingdings" w:hAnsi="Wingdings" w:hint="default"/>
+        <w:sz w:val="20"/>
+      </w:rPr>
+    </w:lvl>
+    <w:lvl w:ilvl="4" w:tentative="1">
+      <w:start w:val="1"/>
+      <w:numFmt w:val="bullet"/>
+      <w:lvlText w:val=""/>
+      <w:lvlJc w:val="left"/>
+      <w:pPr>
+        <w:tabs>
+          <w:tab w:val="num" w:pos="3600"/>
+        </w:tabs>
+        <w:ind w:left="3600" w:hanging="360"/>
+      </w:pPr>
+      <w:rPr>
+        <w:rFonts w:ascii="Wingdings" w:hAnsi="Wingdings" w:hint="default"/>
+        <w:sz w:val="20"/>
+      </w:rPr>
+    </w:lvl>
+    <w:lvl w:ilvl="5" w:tentative="1">
+      <w:start w:val="1"/>
+      <w:numFmt w:val="bullet"/>
+      <w:lvlText w:val=""/>
+      <w:lvlJc w:val="left"/>
+      <w:pPr>
+        <w:tabs>
+          <w:tab w:val="num" w:pos="4320"/>
+        </w:tabs>
+        <w:ind w:left="4320" w:hanging="360"/>
+      </w:pPr>
+      <w:rPr>
+        <w:rFonts w:ascii="Wingdings" w:hAnsi="Wingdings" w:hint="default"/>
+        <w:sz w:val="20"/>
+      </w:rPr>
+    </w:lvl>
+    <w:lvl w:ilvl="6" w:tentative="1">
+      <w:start w:val="1"/>
+      <w:numFmt w:val="bullet"/>
+      <w:lvlText w:val=""/>
+      <w:lvlJc w:val="left"/>
+      <w:pPr>
+        <w:tabs>
+          <w:tab w:val="num" w:pos="5040"/>
+        </w:tabs>
+        <w:ind w:left="5040" w:hanging="360"/>
+      </w:pPr>
+      <w:rPr>
+        <w:rFonts w:ascii="Wingdings" w:hAnsi="Wingdings" w:hint="default"/>
+        <w:sz w:val="20"/>
+      </w:rPr>
+    </w:lvl>
+    <w:lvl w:ilvl="7" w:tentative="1">
+      <w:start w:val="1"/>
+      <w:numFmt w:val="bullet"/>
+      <w:lvlText w:val=""/>
+      <w:lvlJc w:val="left"/>
+      <w:pPr>
+        <w:tabs>
+          <w:tab w:val="num" w:pos="5760"/>
+        </w:tabs>
+        <w:ind w:left="5760" w:hanging="360"/>
+      </w:pPr>
+      <w:rPr>
+        <w:rFonts w:ascii="Wingdings" w:hAnsi="Wingdings" w:hint="default"/>
+        <w:sz w:val="20"/>
+      </w:rPr>
+    </w:lvl>
+    <w:lvl w:ilvl="8" w:tentative="1">
+      <w:start w:val="1"/>
+      <w:numFmt w:val="bullet"/>
+      <w:lvlText w:val=""/>
+      <w:lvlJc w:val="left"/>
+      <w:pPr>
+        <w:tabs>
+          <w:tab w:val="num" w:pos="6480"/>
+        </w:tabs>
+        <w:ind w:left="6480" w:hanging="360"/>
+      </w:pPr>
+      <w:rPr>
+        <w:rFonts w:ascii="Wingdings" w:hAnsi="Wingdings" w:hint="default"/>
+        <w:sz w:val="20"/>
+      </w:rPr>
+    </w:lvl>
+  </w:abstractNum>
+  <w:abstractNum w:abstractNumId="8" w15:restartNumberingAfterBreak="0">
+    <w:nsid w:val="52DD2604"/>
+    <w:multiLevelType w:val="multilevel"/>
+    <w:tmpl w:val="4E0CAB90"/>
+    <w:lvl w:ilvl="0">
+      <w:start w:val="1"/>
+      <w:numFmt w:val="bullet"/>
+      <w:lvlText w:val=""/>
+      <w:lvlJc w:val="left"/>
+      <w:pPr>
+        <w:tabs>
+          <w:tab w:val="num" w:pos="720"/>
+        </w:tabs>
+        <w:ind w:left="720" w:hanging="360"/>
+      </w:pPr>
+      <w:rPr>
+        <w:rFonts w:ascii="Symbol" w:hAnsi="Symbol" w:hint="default"/>
+        <w:sz w:val="20"/>
+      </w:rPr>
+    </w:lvl>
+    <w:lvl w:ilvl="1" w:tentative="1">
+      <w:start w:val="1"/>
+      <w:numFmt w:val="bullet"/>
+      <w:lvlText w:val="o"/>
+      <w:lvlJc w:val="left"/>
+      <w:pPr>
+        <w:tabs>
+          <w:tab w:val="num" w:pos="1440"/>
+        </w:tabs>
+        <w:ind w:left="1440" w:hanging="360"/>
+      </w:pPr>
+      <w:rPr>
+        <w:rFonts w:ascii="Courier New" w:hAnsi="Courier New" w:hint="default"/>
+        <w:sz w:val="20"/>
+      </w:rPr>
+    </w:lvl>
+    <w:lvl w:ilvl="2" w:tentative="1">
+      <w:start w:val="1"/>
+      <w:numFmt w:val="bullet"/>
+      <w:lvlText w:val=""/>
+      <w:lvlJc w:val="left"/>
+      <w:pPr>
+        <w:tabs>
+          <w:tab w:val="num" w:pos="2160"/>
+        </w:tabs>
+        <w:ind w:left="2160" w:hanging="360"/>
+      </w:pPr>
+      <w:rPr>
+        <w:rFonts w:ascii="Wingdings" w:hAnsi="Wingdings" w:hint="default"/>
+        <w:sz w:val="20"/>
+      </w:rPr>
+    </w:lvl>
+    <w:lvl w:ilvl="3" w:tentative="1">
+      <w:start w:val="1"/>
+      <w:numFmt w:val="bullet"/>
+      <w:lvlText w:val=""/>
+      <w:lvlJc w:val="left"/>
+      <w:pPr>
+        <w:tabs>
+          <w:tab w:val="num" w:pos="2880"/>
+        </w:tabs>
+        <w:ind w:left="2880" w:hanging="360"/>
+      </w:pPr>
+      <w:rPr>
+        <w:rFonts w:ascii="Wingdings" w:hAnsi="Wingdings" w:hint="default"/>
+        <w:sz w:val="20"/>
+      </w:rPr>
+    </w:lvl>
+    <w:lvl w:ilvl="4" w:tentative="1">
+      <w:start w:val="1"/>
+      <w:numFmt w:val="bullet"/>
+      <w:lvlText w:val=""/>
+      <w:lvlJc w:val="left"/>
+      <w:pPr>
+        <w:tabs>
+          <w:tab w:val="num" w:pos="3600"/>
+        </w:tabs>
+        <w:ind w:left="3600" w:hanging="360"/>
+      </w:pPr>
+      <w:rPr>
+        <w:rFonts w:ascii="Wingdings" w:hAnsi="Wingdings" w:hint="default"/>
+        <w:sz w:val="20"/>
+      </w:rPr>
+    </w:lvl>
+    <w:lvl w:ilvl="5" w:tentative="1">
+      <w:start w:val="1"/>
+      <w:numFmt w:val="bullet"/>
+      <w:lvlText w:val=""/>
+      <w:lvlJc w:val="left"/>
+      <w:pPr>
+        <w:tabs>
+          <w:tab w:val="num" w:pos="4320"/>
+        </w:tabs>
+        <w:ind w:left="4320" w:hanging="360"/>
+      </w:pPr>
+      <w:rPr>
+        <w:rFonts w:ascii="Wingdings" w:hAnsi="Wingdings" w:hint="default"/>
+        <w:sz w:val="20"/>
+      </w:rPr>
+    </w:lvl>
+    <w:lvl w:ilvl="6" w:tentative="1">
+      <w:start w:val="1"/>
+      <w:numFmt w:val="bullet"/>
+      <w:lvlText w:val=""/>
+      <w:lvlJc w:val="left"/>
+      <w:pPr>
+        <w:tabs>
+          <w:tab w:val="num" w:pos="5040"/>
+        </w:tabs>
+        <w:ind w:left="5040" w:hanging="360"/>
+      </w:pPr>
+      <w:rPr>
+        <w:rFonts w:ascii="Wingdings" w:hAnsi="Wingdings" w:hint="default"/>
+        <w:sz w:val="20"/>
+      </w:rPr>
+    </w:lvl>
+    <w:lvl w:ilvl="7" w:tentative="1">
+      <w:start w:val="1"/>
+      <w:numFmt w:val="bullet"/>
+      <w:lvlText w:val=""/>
+      <w:lvlJc w:val="left"/>
+      <w:pPr>
+        <w:tabs>
+          <w:tab w:val="num" w:pos="5760"/>
+        </w:tabs>
+        <w:ind w:left="5760" w:hanging="360"/>
+      </w:pPr>
+      <w:rPr>
+        <w:rFonts w:ascii="Wingdings" w:hAnsi="Wingdings" w:hint="default"/>
+        <w:sz w:val="20"/>
+      </w:rPr>
+    </w:lvl>
+    <w:lvl w:ilvl="8" w:tentative="1">
+      <w:start w:val="1"/>
+      <w:numFmt w:val="bullet"/>
+      <w:lvlText w:val=""/>
+      <w:lvlJc w:val="left"/>
+      <w:pPr>
+        <w:tabs>
+          <w:tab w:val="num" w:pos="6480"/>
+        </w:tabs>
+        <w:ind w:left="6480" w:hanging="360"/>
+      </w:pPr>
+      <w:rPr>
+        <w:rFonts w:ascii="Wingdings" w:hAnsi="Wingdings" w:hint="default"/>
+        <w:sz w:val="20"/>
+      </w:rPr>
+    </w:lvl>
+  </w:abstractNum>
+  <w:abstractNum w:abstractNumId="9" w15:restartNumberingAfterBreak="0">
+    <w:nsid w:val="5ACD46E8"/>
+    <w:multiLevelType w:val="multilevel"/>
+    <w:tmpl w:val="F4645ABC"/>
+    <w:lvl w:ilvl="0">
+      <w:start w:val="1"/>
+      <w:numFmt w:val="bullet"/>
+      <w:lvlText w:val=""/>
+      <w:lvlJc w:val="left"/>
+      <w:pPr>
+        <w:tabs>
+          <w:tab w:val="num" w:pos="720"/>
+        </w:tabs>
+        <w:ind w:left="720" w:hanging="360"/>
+      </w:pPr>
+      <w:rPr>
+        <w:rFonts w:ascii="Symbol" w:hAnsi="Symbol" w:hint="default"/>
+        <w:sz w:val="20"/>
+      </w:rPr>
+    </w:lvl>
+    <w:lvl w:ilvl="1" w:tentative="1">
+      <w:start w:val="1"/>
+      <w:numFmt w:val="bullet"/>
+      <w:lvlText w:val="o"/>
+      <w:lvlJc w:val="left"/>
+      <w:pPr>
+        <w:tabs>
+          <w:tab w:val="num" w:pos="1440"/>
+        </w:tabs>
+        <w:ind w:left="1440" w:hanging="360"/>
+      </w:pPr>
+      <w:rPr>
+        <w:rFonts w:ascii="Courier New" w:hAnsi="Courier New" w:hint="default"/>
+        <w:sz w:val="20"/>
+      </w:rPr>
+    </w:lvl>
+    <w:lvl w:ilvl="2" w:tentative="1">
+      <w:start w:val="1"/>
+      <w:numFmt w:val="bullet"/>
+      <w:lvlText w:val=""/>
+      <w:lvlJc w:val="left"/>
+      <w:pPr>
+        <w:tabs>
+          <w:tab w:val="num" w:pos="2160"/>
+        </w:tabs>
+        <w:ind w:left="2160" w:hanging="360"/>
+      </w:pPr>
+      <w:rPr>
+        <w:rFonts w:ascii="Wingdings" w:hAnsi="Wingdings" w:hint="default"/>
+        <w:sz w:val="20"/>
+      </w:rPr>
+    </w:lvl>
+    <w:lvl w:ilvl="3" w:tentative="1">
+      <w:start w:val="1"/>
+      <w:numFmt w:val="bullet"/>
+      <w:lvlText w:val=""/>
+      <w:lvlJc w:val="left"/>
+      <w:pPr>
+        <w:tabs>
+          <w:tab w:val="num" w:pos="2880"/>
+        </w:tabs>
+        <w:ind w:left="2880" w:hanging="360"/>
+      </w:pPr>
+      <w:rPr>
+        <w:rFonts w:ascii="Wingdings" w:hAnsi="Wingdings" w:hint="default"/>
+        <w:sz w:val="20"/>
+      </w:rPr>
+    </w:lvl>
+    <w:lvl w:ilvl="4" w:tentative="1">
+      <w:start w:val="1"/>
+      <w:numFmt w:val="bullet"/>
+      <w:lvlText w:val=""/>
+      <w:lvlJc w:val="left"/>
+      <w:pPr>
+        <w:tabs>
+          <w:tab w:val="num" w:pos="3600"/>
+        </w:tabs>
+        <w:ind w:left="3600" w:hanging="360"/>
+      </w:pPr>
+      <w:rPr>
+        <w:rFonts w:ascii="Wingdings" w:hAnsi="Wingdings" w:hint="default"/>
+        <w:sz w:val="20"/>
+      </w:rPr>
+    </w:lvl>
+    <w:lvl w:ilvl="5" w:tentative="1">
+      <w:start w:val="1"/>
+      <w:numFmt w:val="bullet"/>
+      <w:lvlText w:val=""/>
+      <w:lvlJc w:val="left"/>
+      <w:pPr>
+        <w:tabs>
+          <w:tab w:val="num" w:pos="4320"/>
+        </w:tabs>
+        <w:ind w:left="4320" w:hanging="360"/>
+      </w:pPr>
+      <w:rPr>
+        <w:rFonts w:ascii="Wingdings" w:hAnsi="Wingdings" w:hint="default"/>
+        <w:sz w:val="20"/>
+      </w:rPr>
+    </w:lvl>
+    <w:lvl w:ilvl="6" w:tentative="1">
+      <w:start w:val="1"/>
+      <w:numFmt w:val="bullet"/>
+      <w:lvlText w:val=""/>
+      <w:lvlJc w:val="left"/>
+      <w:pPr>
+        <w:tabs>
+          <w:tab w:val="num" w:pos="5040"/>
+        </w:tabs>
+        <w:ind w:left="5040" w:hanging="360"/>
+      </w:pPr>
+      <w:rPr>
+        <w:rFonts w:ascii="Wingdings" w:hAnsi="Wingdings" w:hint="default"/>
+        <w:sz w:val="20"/>
+      </w:rPr>
+    </w:lvl>
+    <w:lvl w:ilvl="7" w:tentative="1">
+      <w:start w:val="1"/>
+      <w:numFmt w:val="bullet"/>
+      <w:lvlText w:val=""/>
+      <w:lvlJc w:val="left"/>
+      <w:pPr>
+        <w:tabs>
+          <w:tab w:val="num" w:pos="5760"/>
+        </w:tabs>
+        <w:ind w:left="5760" w:hanging="360"/>
+      </w:pPr>
+      <w:rPr>
+        <w:rFonts w:ascii="Wingdings" w:hAnsi="Wingdings" w:hint="default"/>
+        <w:sz w:val="20"/>
+      </w:rPr>
+    </w:lvl>
+    <w:lvl w:ilvl="8" w:tentative="1">
+      <w:start w:val="1"/>
+      <w:numFmt w:val="bullet"/>
+      <w:lvlText w:val=""/>
+      <w:lvlJc w:val="left"/>
+      <w:pPr>
+        <w:tabs>
+          <w:tab w:val="num" w:pos="6480"/>
+        </w:tabs>
+        <w:ind w:left="6480" w:hanging="360"/>
+      </w:pPr>
+      <w:rPr>
+        <w:rFonts w:ascii="Wingdings" w:hAnsi="Wingdings" w:hint="default"/>
+        <w:sz w:val="20"/>
+      </w:rPr>
+    </w:lvl>
+  </w:abstractNum>
+  <w:abstractNum w:abstractNumId="10" w15:restartNumberingAfterBreak="0">
+    <w:nsid w:val="5F4F21CB"/>
+    <w:multiLevelType w:val="multilevel"/>
+    <w:tmpl w:val="42BED5A2"/>
+    <w:lvl w:ilvl="0">
+      <w:start w:val="1"/>
+      <w:numFmt w:val="bullet"/>
+      <w:lvlText w:val=""/>
+      <w:lvlJc w:val="left"/>
+      <w:pPr>
+        <w:tabs>
+          <w:tab w:val="num" w:pos="720"/>
+        </w:tabs>
+        <w:ind w:left="720" w:hanging="360"/>
+      </w:pPr>
+      <w:rPr>
+        <w:rFonts w:ascii="Symbol" w:hAnsi="Symbol" w:hint="default"/>
+        <w:sz w:val="20"/>
+      </w:rPr>
+    </w:lvl>
+    <w:lvl w:ilvl="1" w:tentative="1">
+      <w:start w:val="1"/>
+      <w:numFmt w:val="bullet"/>
+      <w:lvlText w:val="o"/>
+      <w:lvlJc w:val="left"/>
+      <w:pPr>
+        <w:tabs>
+          <w:tab w:val="num" w:pos="1440"/>
+        </w:tabs>
+        <w:ind w:left="1440" w:hanging="360"/>
+      </w:pPr>
+      <w:rPr>
+        <w:rFonts w:ascii="Courier New" w:hAnsi="Courier New" w:hint="default"/>
+        <w:sz w:val="20"/>
+      </w:rPr>
+    </w:lvl>
+    <w:lvl w:ilvl="2" w:tentative="1">
+      <w:start w:val="1"/>
+      <w:numFmt w:val="bullet"/>
+      <w:lvlText w:val=""/>
+      <w:lvlJc w:val="left"/>
+      <w:pPr>
+        <w:tabs>
+          <w:tab w:val="num" w:pos="2160"/>
+        </w:tabs>
+        <w:ind w:left="2160" w:hanging="360"/>
+      </w:pPr>
+      <w:rPr>
+        <w:rFonts w:ascii="Wingdings" w:hAnsi="Wingdings" w:hint="default"/>
+        <w:sz w:val="20"/>
+      </w:rPr>
+    </w:lvl>
+    <w:lvl w:ilvl="3" w:tentative="1">
+      <w:start w:val="1"/>
+      <w:numFmt w:val="bullet"/>
+      <w:lvlText w:val=""/>
+      <w:lvlJc w:val="left"/>
+      <w:pPr>
+        <w:tabs>
+          <w:tab w:val="num" w:pos="2880"/>
+        </w:tabs>
+        <w:ind w:left="2880" w:hanging="360"/>
+      </w:pPr>
+      <w:rPr>
+        <w:rFonts w:ascii="Wingdings" w:hAnsi="Wingdings" w:hint="default"/>
+        <w:sz w:val="20"/>
+      </w:rPr>
+    </w:lvl>
+    <w:lvl w:ilvl="4" w:tentative="1">
+      <w:start w:val="1"/>
+      <w:numFmt w:val="bullet"/>
+      <w:lvlText w:val=""/>
+      <w:lvlJc w:val="left"/>
+      <w:pPr>
+        <w:tabs>
+          <w:tab w:val="num" w:pos="3600"/>
+        </w:tabs>
+        <w:ind w:left="3600" w:hanging="360"/>
+      </w:pPr>
+      <w:rPr>
+        <w:rFonts w:ascii="Wingdings" w:hAnsi="Wingdings" w:hint="default"/>
+        <w:sz w:val="20"/>
+      </w:rPr>
+    </w:lvl>
+    <w:lvl w:ilvl="5" w:tentative="1">
+      <w:start w:val="1"/>
+      <w:numFmt w:val="bullet"/>
+      <w:lvlText w:val=""/>
+      <w:lvlJc w:val="left"/>
+      <w:pPr>
+        <w:tabs>
+          <w:tab w:val="num" w:pos="4320"/>
+        </w:tabs>
+        <w:ind w:left="4320" w:hanging="360"/>
+      </w:pPr>
+      <w:rPr>
+        <w:rFonts w:ascii="Wingdings" w:hAnsi="Wingdings" w:hint="default"/>
+        <w:sz w:val="20"/>
+      </w:rPr>
+    </w:lvl>
+    <w:lvl w:ilvl="6" w:tentative="1">
+      <w:start w:val="1"/>
+      <w:numFmt w:val="bullet"/>
+      <w:lvlText w:val=""/>
+      <w:lvlJc w:val="left"/>
+      <w:pPr>
+        <w:tabs>
+          <w:tab w:val="num" w:pos="5040"/>
+        </w:tabs>
+        <w:ind w:left="5040" w:hanging="360"/>
+      </w:pPr>
+      <w:rPr>
+        <w:rFonts w:ascii="Wingdings" w:hAnsi="Wingdings" w:hint="default"/>
+        <w:sz w:val="20"/>
+      </w:rPr>
+    </w:lvl>
+    <w:lvl w:ilvl="7" w:tentative="1">
+      <w:start w:val="1"/>
+      <w:numFmt w:val="bullet"/>
+      <w:lvlText w:val=""/>
+      <w:lvlJc w:val="left"/>
+      <w:pPr>
+        <w:tabs>
+          <w:tab w:val="num" w:pos="5760"/>
+        </w:tabs>
+        <w:ind w:left="5760" w:hanging="360"/>
+      </w:pPr>
+      <w:rPr>
+        <w:rFonts w:ascii="Wingdings" w:hAnsi="Wingdings" w:hint="default"/>
+        <w:sz w:val="20"/>
+      </w:rPr>
+    </w:lvl>
+    <w:lvl w:ilvl="8" w:tentative="1">
+      <w:start w:val="1"/>
+      <w:numFmt w:val="bullet"/>
+      <w:lvlText w:val=""/>
+      <w:lvlJc w:val="left"/>
+      <w:pPr>
+        <w:tabs>
+          <w:tab w:val="num" w:pos="6480"/>
+        </w:tabs>
+        <w:ind w:left="6480" w:hanging="360"/>
+      </w:pPr>
+      <w:rPr>
+        <w:rFonts w:ascii="Wingdings" w:hAnsi="Wingdings" w:hint="default"/>
+        <w:sz w:val="20"/>
+      </w:rPr>
+    </w:lvl>
+  </w:abstractNum>
+  <w:abstractNum w:abstractNumId="11" w15:restartNumberingAfterBreak="0">
+    <w:nsid w:val="64527B44"/>
+    <w:multiLevelType w:val="multilevel"/>
+    <w:tmpl w:val="524A4EA0"/>
+    <w:lvl w:ilvl="0">
+      <w:start w:val="1"/>
+      <w:numFmt w:val="bullet"/>
+      <w:lvlText w:val=""/>
+      <w:lvlJc w:val="left"/>
+      <w:pPr>
+        <w:tabs>
+          <w:tab w:val="num" w:pos="720"/>
+        </w:tabs>
+        <w:ind w:left="720" w:hanging="360"/>
+      </w:pPr>
+      <w:rPr>
+        <w:rFonts w:ascii="Symbol" w:hAnsi="Symbol" w:hint="default"/>
+        <w:sz w:val="20"/>
+      </w:rPr>
+    </w:lvl>
+    <w:lvl w:ilvl="1" w:tentative="1">
+      <w:start w:val="1"/>
+      <w:numFmt w:val="bullet"/>
+      <w:lvlText w:val="o"/>
+      <w:lvlJc w:val="left"/>
+      <w:pPr>
+        <w:tabs>
+          <w:tab w:val="num" w:pos="1440"/>
+        </w:tabs>
+        <w:ind w:left="1440" w:hanging="360"/>
+      </w:pPr>
+      <w:rPr>
+        <w:rFonts w:ascii="Courier New" w:hAnsi="Courier New" w:hint="default"/>
+        <w:sz w:val="20"/>
+      </w:rPr>
+    </w:lvl>
+    <w:lvl w:ilvl="2" w:tentative="1">
+      <w:start w:val="1"/>
+      <w:numFmt w:val="bullet"/>
+      <w:lvlText w:val=""/>
+      <w:lvlJc w:val="left"/>
+      <w:pPr>
+        <w:tabs>
+          <w:tab w:val="num" w:pos="2160"/>
+        </w:tabs>
+        <w:ind w:left="2160" w:hanging="360"/>
+      </w:pPr>
+      <w:rPr>
+        <w:rFonts w:ascii="Wingdings" w:hAnsi="Wingdings" w:hint="default"/>
+        <w:sz w:val="20"/>
+      </w:rPr>
+    </w:lvl>
+    <w:lvl w:ilvl="3" w:tentative="1">
+      <w:start w:val="1"/>
+      <w:numFmt w:val="bullet"/>
+      <w:lvlText w:val=""/>
+      <w:lvlJc w:val="left"/>
+      <w:pPr>
+        <w:tabs>
+          <w:tab w:val="num" w:pos="2880"/>
+        </w:tabs>
+        <w:ind w:left="2880" w:hanging="360"/>
+      </w:pPr>
+      <w:rPr>
+        <w:rFonts w:ascii="Wingdings" w:hAnsi="Wingdings" w:hint="default"/>
+        <w:sz w:val="20"/>
+      </w:rPr>
+    </w:lvl>
+    <w:lvl w:ilvl="4" w:tentative="1">
+      <w:start w:val="1"/>
+      <w:numFmt w:val="bullet"/>
+      <w:lvlText w:val=""/>
+      <w:lvlJc w:val="left"/>
+      <w:pPr>
+        <w:tabs>
+          <w:tab w:val="num" w:pos="3600"/>
+        </w:tabs>
+        <w:ind w:left="3600" w:hanging="360"/>
+      </w:pPr>
+      <w:rPr>
+        <w:rFonts w:ascii="Wingdings" w:hAnsi="Wingdings" w:hint="default"/>
+        <w:sz w:val="20"/>
+      </w:rPr>
+    </w:lvl>
+    <w:lvl w:ilvl="5" w:tentative="1">
+      <w:start w:val="1"/>
+      <w:numFmt w:val="bullet"/>
+      <w:lvlText w:val=""/>
+      <w:lvlJc w:val="left"/>
+      <w:pPr>
+        <w:tabs>
+          <w:tab w:val="num" w:pos="4320"/>
+        </w:tabs>
+        <w:ind w:left="4320" w:hanging="360"/>
+      </w:pPr>
+      <w:rPr>
+        <w:rFonts w:ascii="Wingdings" w:hAnsi="Wingdings" w:hint="default"/>
+        <w:sz w:val="20"/>
+      </w:rPr>
+    </w:lvl>
+    <w:lvl w:ilvl="6" w:tentative="1">
+      <w:start w:val="1"/>
+      <w:numFmt w:val="bullet"/>
+      <w:lvlText w:val=""/>
+      <w:lvlJc w:val="left"/>
+      <w:pPr>
+        <w:tabs>
+          <w:tab w:val="num" w:pos="5040"/>
+        </w:tabs>
+        <w:ind w:left="5040" w:hanging="360"/>
+      </w:pPr>
+      <w:rPr>
+        <w:rFonts w:ascii="Wingdings" w:hAnsi="Wingdings" w:hint="default"/>
+        <w:sz w:val="20"/>
+      </w:rPr>
+    </w:lvl>
+    <w:lvl w:ilvl="7" w:tentative="1">
+      <w:start w:val="1"/>
+      <w:numFmt w:val="bullet"/>
+      <w:lvlText w:val=""/>
+      <w:lvlJc w:val="left"/>
+      <w:pPr>
+        <w:tabs>
+          <w:tab w:val="num" w:pos="5760"/>
+        </w:tabs>
+        <w:ind w:left="5760" w:hanging="360"/>
+      </w:pPr>
+      <w:rPr>
+        <w:rFonts w:ascii="Wingdings" w:hAnsi="Wingdings" w:hint="default"/>
+        <w:sz w:val="20"/>
+      </w:rPr>
+    </w:lvl>
+    <w:lvl w:ilvl="8" w:tentative="1">
+      <w:start w:val="1"/>
+      <w:numFmt w:val="bullet"/>
+      <w:lvlText w:val=""/>
+      <w:lvlJc w:val="left"/>
+      <w:pPr>
+        <w:tabs>
+          <w:tab w:val="num" w:pos="6480"/>
+        </w:tabs>
+        <w:ind w:left="6480" w:hanging="360"/>
+      </w:pPr>
+      <w:rPr>
+        <w:rFonts w:ascii="Wingdings" w:hAnsi="Wingdings" w:hint="default"/>
+        <w:sz w:val="20"/>
+      </w:rPr>
+    </w:lvl>
+  </w:abstractNum>
+  <w:num w:numId="1" w16cid:durableId="404257883">
+    <w:abstractNumId w:val="7"/>
+  </w:num>
+  <w:num w:numId="2" w16cid:durableId="478806588">
+    <w:abstractNumId w:val="0"/>
+  </w:num>
+  <w:num w:numId="3" w16cid:durableId="544636244">
+    <w:abstractNumId w:val="9"/>
+  </w:num>
+  <w:num w:numId="4" w16cid:durableId="664281892">
+    <w:abstractNumId w:val="10"/>
+  </w:num>
+  <w:num w:numId="5" w16cid:durableId="1650938165">
+    <w:abstractNumId w:val="11"/>
+  </w:num>
+  <w:num w:numId="6" w16cid:durableId="1647860979">
+    <w:abstractNumId w:val="6"/>
+  </w:num>
+  <w:num w:numId="7" w16cid:durableId="305940122">
+    <w:abstractNumId w:val="3"/>
+  </w:num>
+  <w:num w:numId="8" w16cid:durableId="800418903">
+    <w:abstractNumId w:val="8"/>
+  </w:num>
+  <w:num w:numId="9" w16cid:durableId="1361516389">
+    <w:abstractNumId w:val="4"/>
+  </w:num>
+  <w:num w:numId="10" w16cid:durableId="1239442685">
+    <w:abstractNumId w:val="5"/>
+  </w:num>
+  <w:num w:numId="11" w16cid:durableId="1831017997">
+    <w:abstractNumId w:val="1"/>
+  </w:num>
+  <w:num w:numId="12" w16cid:durableId="1023437045">
+    <w:abstractNumId w:val="2"/>
+  </w:num>
+</w:numbering>
 </file>
 
 <file path=word/styles.xml><?xml version="1.0" encoding="utf-8"?>
